--- a/private/documentacao/TI-Documentacao-InvTracker-Grupo1.docx
+++ b/private/documentacao/TI-Documentacao-InvTracker-Grupo1.docx
@@ -775,7 +775,13 @@
           </w:pPr>
           <w:hyperlink w:anchor="_bookmark8">
             <w:r>
-              <w:t>Limites</w:t>
+              <w:t>Lim</w:t>
+            </w:r>
+            <w:r>
+              <w:t>i</w:t>
+            </w:r>
+            <w:r>
+              <w:t>tes</w:t>
             </w:r>
             <w:r>
               <w:rPr>
@@ -1089,7 +1095,7 @@
             </w:tabs>
             <w:ind w:left="970" w:firstLine="0"/>
             <w:sectPr>
-              <w:headerReference w:type="default" r:id="rId7"/>
+              <w:headerReference w:type="default" r:id="rId8"/>
               <w:pgSz w:w="12240" w:h="15840"/>
               <w:pgMar w:top="1320" w:right="720" w:bottom="280" w:left="1440" w:header="751" w:footer="0" w:gutter="0"/>
               <w:pgNumType w:start="2"/>
@@ -1647,7 +1653,7 @@
                         </pic:cNvPicPr>
                       </pic:nvPicPr>
                       <pic:blipFill>
-                        <a:blip r:embed="rId8"/>
+                        <a:blip r:embed="rId9"/>
                         <a:stretch>
                           <a:fillRect/>
                         </a:stretch>
@@ -1715,7 +1721,7 @@
               <w:szCs w:val="24"/>
             </w:rPr>
             <w:sectPr>
-              <w:headerReference w:type="default" r:id="rId9"/>
+              <w:headerReference w:type="default" r:id="rId10"/>
               <w:pgSz w:w="12240" w:h="15840"/>
               <w:pgMar w:top="1320" w:right="720" w:bottom="280" w:left="1440" w:header="535" w:footer="0" w:gutter="0"/>
               <w:cols w:space="720"/>
@@ -1996,7 +2002,7 @@
               <w:sz w:val="9"/>
             </w:rPr>
             <w:sectPr>
-              <w:headerReference w:type="default" r:id="rId10"/>
+              <w:headerReference w:type="default" r:id="rId11"/>
               <w:pgSz w:w="12240" w:h="15840"/>
               <w:pgMar w:top="1320" w:right="720" w:bottom="280" w:left="1440" w:header="535" w:footer="0" w:gutter="0"/>
               <w:cols w:space="720"/>
@@ -2527,7 +2533,7 @@
               <w:sz w:val="9"/>
             </w:rPr>
             <w:sectPr>
-              <w:headerReference w:type="default" r:id="rId11"/>
+              <w:headerReference w:type="default" r:id="rId12"/>
               <w:pgSz w:w="12240" w:h="15840"/>
               <w:pgMar w:top="1320" w:right="720" w:bottom="280" w:left="1440" w:header="535" w:footer="0" w:gutter="0"/>
               <w:cols w:space="720"/>
@@ -3498,7 +3504,7 @@
               <w:rFonts w:ascii="Symbol" w:hAnsi="Symbol"/>
             </w:rPr>
             <w:sectPr>
-              <w:headerReference w:type="default" r:id="rId12"/>
+              <w:headerReference w:type="default" r:id="rId13"/>
               <w:pgSz w:w="12240" w:h="15840"/>
               <w:pgMar w:top="1320" w:right="720" w:bottom="280" w:left="1440" w:header="535" w:footer="0" w:gutter="0"/>
               <w:cols w:space="720"/>
@@ -3751,7 +3757,13 @@
             <w:t xml:space="preserve"> </w:t>
           </w:r>
           <w:r>
-            <w:t xml:space="preserve">durante o projeto até sua entrega final. Dessa forma, os requisitos do presente projeto a serem atendidos estão descritos na Figura </w:t>
+            <w:t xml:space="preserve">durante o projeto até sua entrega final. Dessa forma, os requisitos do presente projeto a serem atendidos estão descritos </w:t>
+          </w:r>
+          <w:r>
+            <w:t>na</w:t>
+          </w:r>
+          <w:r>
+            <w:t xml:space="preserve"> Figura </w:t>
           </w:r>
           <w:r>
             <w:t>2</w:t>
@@ -4041,12 +4053,13 @@
             <w:rPr>
               <w:rFonts w:ascii="Arial" w:hAnsi="Arial"/>
               <w:b/>
+              <w:noProof/>
               <w:sz w:val="24"/>
             </w:rPr>
             <w:drawing>
-              <wp:inline distT="0" distB="0" distL="0" distR="0" wp14:anchorId="30BA2E5E" wp14:editId="6B6FB9AE">
+              <wp:inline distT="0" distB="0" distL="0" distR="0" wp14:anchorId="30BA2E5E" wp14:editId="6B88BAE5">
                 <wp:extent cx="6271241" cy="2735580"/>
-                <wp:effectExtent l="0" t="0" r="0" b="0"/>
+                <wp:effectExtent l="76200" t="76200" r="130175" b="140970"/>
                 <wp:docPr id="544747354" name="Imagem 1" descr="Tabela&#10;&#10;O conteúdo gerado por IA pode estar incorreto."/>
                 <wp:cNvGraphicFramePr>
                   <a:graphicFrameLocks xmlns:a="http://schemas.openxmlformats.org/drawingml/2006/main" noChangeAspect="1"/>
@@ -4059,7 +4072,7 @@
                         <pic:cNvPicPr/>
                       </pic:nvPicPr>
                       <pic:blipFill>
-                        <a:blip r:embed="rId13"/>
+                        <a:blip r:embed="rId14"/>
                         <a:stretch>
                           <a:fillRect/>
                         </a:stretch>
@@ -4072,6 +4085,20 @@
                         <a:prstGeom prst="rect">
                           <a:avLst/>
                         </a:prstGeom>
+                        <a:ln w="38100" cap="sq">
+                          <a:solidFill>
+                            <a:srgbClr val="000000"/>
+                          </a:solidFill>
+                          <a:prstDash val="solid"/>
+                          <a:miter lim="800000"/>
+                        </a:ln>
+                        <a:effectLst>
+                          <a:outerShdw blurRad="50800" dist="38100" dir="2700000" algn="tl" rotWithShape="0">
+                            <a:srgbClr val="000000">
+                              <a:alpha val="43000"/>
+                            </a:srgbClr>
+                          </a:outerShdw>
+                        </a:effectLst>
                       </pic:spPr>
                     </pic:pic>
                   </a:graphicData>
@@ -4089,14 +4116,6 @@
               <w:rFonts w:ascii="Arial" w:hAnsi="Arial"/>
               <w:sz w:val="24"/>
             </w:rPr>
-            <w:sectPr>
-              <w:headerReference w:type="default" r:id="rId14"/>
-              <w:pgSz w:w="12240" w:h="15840"/>
-              <w:pgMar w:top="1320" w:right="720" w:bottom="280" w:left="1440" w:header="535" w:footer="0" w:gutter="0"/>
-              <w:cols w:space="720"/>
-              <w:formProt w:val="0"/>
-              <w:docGrid w:linePitch="100" w:charSpace="4096"/>
-            </w:sectPr>
           </w:pPr>
           <w:r>
             <w:rPr>
@@ -4108,334 +4127,24 @@
         </w:p>
         <w:p>
           <w:pPr>
-            <w:pStyle w:val="Corpodetexto"/>
-            <w:spacing w:before="209"/>
-            <w:rPr>
-              <w:rFonts w:ascii="Arial" w:hAnsi="Arial"/>
-              <w:b/>
-            </w:rPr>
-          </w:pPr>
-        </w:p>
-        <w:p>
-          <w:pPr>
-            <w:pStyle w:val="Corpodetexto"/>
-            <w:spacing w:line="360" w:lineRule="auto"/>
-            <w:ind w:left="262" w:right="417" w:firstLine="707"/>
-            <w:jc w:val="both"/>
-            <w:rPr>
-              <w:rFonts w:ascii="Arial" w:hAnsi="Arial"/>
-              <w:sz w:val="20"/>
-            </w:rPr>
-          </w:pPr>
-          <w:r>
-            <w:t xml:space="preserve">Além disso, para apoiar a organização e o acompanhamento das atividades relacionadas aos requisitos, será utilizado o Trello como ferramenta de gestão da equipe, conforme a Figura </w:t>
-          </w:r>
-          <w:r>
-            <w:t>3</w:t>
-          </w:r>
-          <w:r>
-            <w:t>.</w:t>
-          </w:r>
-        </w:p>
-        <w:p>
-          <w:pPr>
-            <w:pStyle w:val="Corpodetexto"/>
-            <w:spacing w:before="138"/>
-            <w:rPr>
-              <w:rFonts w:ascii="Arial" w:hAnsi="Arial"/>
-              <w:sz w:val="20"/>
-            </w:rPr>
-          </w:pPr>
-        </w:p>
-        <w:p>
-          <w:pPr>
-            <w:spacing w:line="360" w:lineRule="auto"/>
-            <w:ind w:left="2657" w:right="164" w:hanging="1527"/>
-            <w:rPr>
-              <w:rFonts w:ascii="Arial" w:hAnsi="Arial"/>
-              <w:b/>
-              <w:sz w:val="24"/>
-            </w:rPr>
-          </w:pPr>
-          <w:r>
-            <w:rPr>
-              <w:rFonts w:ascii="Arial" w:hAnsi="Arial"/>
-              <w:b/>
-              <w:sz w:val="24"/>
-            </w:rPr>
-            <w:t>Figura</w:t>
-          </w:r>
-          <w:r>
-            <w:rPr>
-              <w:rFonts w:ascii="Arial" w:hAnsi="Arial"/>
-              <w:b/>
-              <w:spacing w:val="-2"/>
-              <w:sz w:val="24"/>
-            </w:rPr>
-            <w:t xml:space="preserve"> </w:t>
-          </w:r>
-          <w:r>
-            <w:rPr>
-              <w:rFonts w:ascii="Arial" w:hAnsi="Arial"/>
-              <w:b/>
-              <w:sz w:val="24"/>
-            </w:rPr>
-            <w:t>3</w:t>
-          </w:r>
-          <w:r>
-            <w:rPr>
-              <w:rFonts w:ascii="Arial" w:hAnsi="Arial"/>
-              <w:b/>
-              <w:spacing w:val="-2"/>
-              <w:sz w:val="24"/>
-            </w:rPr>
-            <w:t xml:space="preserve"> </w:t>
-          </w:r>
-          <w:r>
-            <w:rPr>
-              <w:rFonts w:ascii="Arial" w:hAnsi="Arial"/>
-              <w:b/>
-              <w:sz w:val="24"/>
-            </w:rPr>
-            <w:t>–</w:t>
-          </w:r>
-          <w:r>
-            <w:rPr>
-              <w:rFonts w:ascii="Arial" w:hAnsi="Arial"/>
-              <w:b/>
-              <w:spacing w:val="-1"/>
-              <w:sz w:val="24"/>
-            </w:rPr>
-            <w:t xml:space="preserve"> </w:t>
-          </w:r>
-          <w:r>
-            <w:rPr>
-              <w:rFonts w:ascii="Arial" w:hAnsi="Arial"/>
-              <w:b/>
-              <w:sz w:val="24"/>
-            </w:rPr>
-            <w:t>Ferramenta</w:t>
-          </w:r>
-          <w:r>
-            <w:rPr>
-              <w:rFonts w:ascii="Arial" w:hAnsi="Arial"/>
-              <w:b/>
-              <w:spacing w:val="-4"/>
-              <w:sz w:val="24"/>
-            </w:rPr>
-            <w:t xml:space="preserve"> </w:t>
-          </w:r>
-          <w:r>
-            <w:rPr>
-              <w:rFonts w:ascii="Arial" w:hAnsi="Arial"/>
-              <w:b/>
-              <w:sz w:val="24"/>
-            </w:rPr>
-            <w:t>Trello</w:t>
-          </w:r>
-          <w:r>
-            <w:rPr>
-              <w:rFonts w:ascii="Arial" w:hAnsi="Arial"/>
-              <w:b/>
-              <w:spacing w:val="-5"/>
-              <w:sz w:val="24"/>
-            </w:rPr>
-            <w:t xml:space="preserve"> </w:t>
-          </w:r>
-          <w:r>
-            <w:rPr>
-              <w:rFonts w:ascii="Arial" w:hAnsi="Arial"/>
-              <w:b/>
-              <w:sz w:val="24"/>
-            </w:rPr>
-            <w:t>organizado</w:t>
-          </w:r>
-          <w:r>
-            <w:rPr>
-              <w:rFonts w:ascii="Arial" w:hAnsi="Arial"/>
-              <w:b/>
-              <w:spacing w:val="-5"/>
-              <w:sz w:val="24"/>
-            </w:rPr>
-            <w:t xml:space="preserve"> </w:t>
-          </w:r>
-          <w:r>
-            <w:rPr>
-              <w:rFonts w:ascii="Arial" w:hAnsi="Arial"/>
-              <w:b/>
-              <w:sz w:val="24"/>
-            </w:rPr>
-            <w:t>com</w:t>
-          </w:r>
-          <w:r>
-            <w:rPr>
-              <w:rFonts w:ascii="Arial" w:hAnsi="Arial"/>
-              <w:b/>
-              <w:spacing w:val="-2"/>
-              <w:sz w:val="24"/>
-            </w:rPr>
-            <w:t xml:space="preserve"> </w:t>
-          </w:r>
-          <w:r>
-            <w:rPr>
-              <w:rFonts w:ascii="Arial" w:hAnsi="Arial"/>
-              <w:b/>
-              <w:sz w:val="24"/>
-            </w:rPr>
-            <w:t>os</w:t>
-          </w:r>
-          <w:r>
-            <w:rPr>
-              <w:rFonts w:ascii="Arial" w:hAnsi="Arial"/>
-              <w:b/>
-              <w:spacing w:val="-2"/>
-              <w:sz w:val="24"/>
-            </w:rPr>
-            <w:t xml:space="preserve"> </w:t>
-          </w:r>
-          <w:r>
-            <w:rPr>
-              <w:rFonts w:ascii="Arial" w:hAnsi="Arial"/>
-              <w:b/>
-              <w:sz w:val="24"/>
-            </w:rPr>
-            <w:t>requisitos</w:t>
-          </w:r>
-          <w:r>
-            <w:rPr>
-              <w:rFonts w:ascii="Arial" w:hAnsi="Arial"/>
-              <w:b/>
-              <w:spacing w:val="-2"/>
-              <w:sz w:val="24"/>
-            </w:rPr>
-            <w:t xml:space="preserve"> </w:t>
-          </w:r>
-          <w:r>
-            <w:rPr>
-              <w:rFonts w:ascii="Arial" w:hAnsi="Arial"/>
-              <w:b/>
-              <w:sz w:val="24"/>
-            </w:rPr>
-            <w:t>em</w:t>
-          </w:r>
-          <w:r>
-            <w:rPr>
-              <w:rFonts w:ascii="Arial" w:hAnsi="Arial"/>
-              <w:b/>
-              <w:spacing w:val="-7"/>
-              <w:sz w:val="24"/>
-            </w:rPr>
-            <w:t xml:space="preserve"> Atas de daily, </w:t>
-          </w:r>
-          <w:r>
-            <w:rPr>
-              <w:rFonts w:ascii="Arial" w:hAnsi="Arial"/>
-              <w:b/>
-              <w:sz w:val="24"/>
-            </w:rPr>
-            <w:t>a</w:t>
-          </w:r>
-          <w:r>
-            <w:rPr>
-              <w:rFonts w:ascii="Arial" w:hAnsi="Arial"/>
-              <w:b/>
-              <w:spacing w:val="-2"/>
-              <w:sz w:val="24"/>
-            </w:rPr>
-            <w:t xml:space="preserve"> </w:t>
-          </w:r>
-          <w:r>
-            <w:rPr>
-              <w:rFonts w:ascii="Arial" w:hAnsi="Arial"/>
-              <w:b/>
-              <w:sz w:val="24"/>
-            </w:rPr>
-            <w:t>fazer</w:t>
-          </w:r>
-          <w:r>
-            <w:rPr>
-              <w:rFonts w:ascii="Arial" w:hAnsi="Arial"/>
-              <w:b/>
-              <w:spacing w:val="-2"/>
-              <w:sz w:val="24"/>
-            </w:rPr>
-            <w:t xml:space="preserve"> </w:t>
-          </w:r>
-          <w:r>
-            <w:rPr>
-              <w:rFonts w:ascii="Arial" w:hAnsi="Arial"/>
-              <w:b/>
-              <w:sz w:val="24"/>
-            </w:rPr>
-            <w:t>(</w:t>
-          </w:r>
-          <w:r>
-            <w:rPr>
-              <w:rFonts w:ascii="Arial" w:hAnsi="Arial"/>
-              <w:b/>
-              <w:i/>
-              <w:sz w:val="24"/>
-            </w:rPr>
-            <w:t>To Do</w:t>
-          </w:r>
-          <w:r>
-            <w:rPr>
-              <w:rFonts w:ascii="Arial" w:hAnsi="Arial"/>
-              <w:b/>
-              <w:sz w:val="24"/>
-            </w:rPr>
-            <w:t>), fazendo (</w:t>
-          </w:r>
-          <w:r>
-            <w:rPr>
-              <w:rFonts w:ascii="Arial" w:hAnsi="Arial"/>
-              <w:b/>
-              <w:i/>
-              <w:sz w:val="24"/>
-            </w:rPr>
-            <w:t>Doing</w:t>
-          </w:r>
-          <w:r>
-            <w:rPr>
-              <w:rFonts w:ascii="Arial" w:hAnsi="Arial"/>
-              <w:b/>
-              <w:sz w:val="24"/>
-            </w:rPr>
-            <w:t>) e finalizado (</w:t>
-          </w:r>
-          <w:r>
-            <w:rPr>
-              <w:rFonts w:ascii="Arial" w:hAnsi="Arial"/>
-              <w:b/>
-              <w:i/>
-              <w:sz w:val="24"/>
-            </w:rPr>
-            <w:t>Done</w:t>
-          </w:r>
-          <w:r>
-            <w:rPr>
-              <w:rFonts w:ascii="Arial" w:hAnsi="Arial"/>
-              <w:b/>
-              <w:sz w:val="24"/>
-            </w:rPr>
-            <w:t>).</w:t>
-          </w:r>
-        </w:p>
-        <w:p>
-          <w:pPr>
-            <w:spacing w:line="360" w:lineRule="auto"/>
-            <w:ind w:left="2657" w:right="164" w:hanging="1527"/>
-            <w:rPr>
-              <w:rFonts w:ascii="Arial" w:hAnsi="Arial"/>
-              <w:b/>
-              <w:sz w:val="24"/>
-            </w:rPr>
-          </w:pPr>
-        </w:p>
-        <w:p>
-          <w:pPr>
-            <w:spacing w:line="360" w:lineRule="auto"/>
-            <w:ind w:left="2657" w:right="164" w:hanging="1527"/>
+            <w:tabs>
+              <w:tab w:val="left" w:pos="1416"/>
+            </w:tabs>
+            <w:rPr>
+              <w:rFonts w:ascii="Arial" w:hAnsi="Arial"/>
+              <w:sz w:val="24"/>
+            </w:rPr>
+          </w:pPr>
+        </w:p>
+        <w:p>
+          <w:pPr>
+            <w:tabs>
+              <w:tab w:val="left" w:pos="1416"/>
+            </w:tabs>
+            <w:rPr>
+              <w:rFonts w:ascii="Arial" w:hAnsi="Arial"/>
+              <w:sz w:val="24"/>
+            </w:rPr>
             <w:sectPr>
               <w:headerReference w:type="default" r:id="rId15"/>
               <w:pgSz w:w="12240" w:h="15840"/>
@@ -4445,11 +4154,348 @@
               <w:docGrid w:linePitch="100" w:charSpace="4096"/>
             </w:sectPr>
           </w:pPr>
-          <w:r>
+        </w:p>
+        <w:p>
+          <w:pPr>
+            <w:pStyle w:val="Corpodetexto"/>
+            <w:spacing w:before="209"/>
+            <w:rPr>
+              <w:rFonts w:ascii="Arial" w:hAnsi="Arial"/>
+              <w:b/>
+            </w:rPr>
+          </w:pPr>
+        </w:p>
+        <w:p>
+          <w:pPr>
+            <w:pStyle w:val="Corpodetexto"/>
+            <w:spacing w:line="360" w:lineRule="auto"/>
+            <w:ind w:left="262" w:right="417" w:firstLine="707"/>
+            <w:jc w:val="both"/>
+            <w:rPr>
+              <w:rFonts w:ascii="Arial" w:hAnsi="Arial"/>
+              <w:sz w:val="20"/>
+            </w:rPr>
+          </w:pPr>
+          <w:r>
+            <w:t xml:space="preserve">Além disso, para apoiar a organização e o acompanhamento das atividades relacionadas aos requisitos, será utilizado o Trello como ferramenta de gestão da equipe, conforme a Figura </w:t>
+          </w:r>
+          <w:r>
+            <w:t>3</w:t>
+          </w:r>
+          <w:r>
+            <w:t>.</w:t>
+          </w:r>
+        </w:p>
+        <w:p>
+          <w:pPr>
+            <w:pStyle w:val="Corpodetexto"/>
+            <w:spacing w:before="138"/>
+            <w:rPr>
+              <w:rFonts w:ascii="Arial" w:hAnsi="Arial"/>
+              <w:sz w:val="20"/>
+            </w:rPr>
+          </w:pPr>
+        </w:p>
+        <w:p>
+          <w:pPr>
+            <w:spacing w:line="360" w:lineRule="auto"/>
+            <w:ind w:left="2657" w:right="164" w:hanging="1527"/>
+            <w:rPr>
+              <w:rFonts w:ascii="Arial" w:hAnsi="Arial"/>
+              <w:b/>
+              <w:sz w:val="24"/>
+            </w:rPr>
+          </w:pPr>
+          <w:r>
+            <w:rPr>
+              <w:rFonts w:ascii="Arial" w:hAnsi="Arial"/>
+              <w:b/>
+              <w:sz w:val="24"/>
+            </w:rPr>
+            <w:t>Figura</w:t>
+          </w:r>
+          <w:r>
+            <w:rPr>
+              <w:rFonts w:ascii="Arial" w:hAnsi="Arial"/>
+              <w:b/>
+              <w:spacing w:val="-2"/>
+              <w:sz w:val="24"/>
+            </w:rPr>
+            <w:t xml:space="preserve"> </w:t>
+          </w:r>
+          <w:r>
+            <w:rPr>
+              <w:rFonts w:ascii="Arial" w:hAnsi="Arial"/>
+              <w:b/>
+              <w:sz w:val="24"/>
+            </w:rPr>
+            <w:t>3</w:t>
+          </w:r>
+          <w:r>
+            <w:rPr>
+              <w:rFonts w:ascii="Arial" w:hAnsi="Arial"/>
+              <w:b/>
+              <w:spacing w:val="-2"/>
+              <w:sz w:val="24"/>
+            </w:rPr>
+            <w:t xml:space="preserve"> </w:t>
+          </w:r>
+          <w:r>
+            <w:rPr>
+              <w:rFonts w:ascii="Arial" w:hAnsi="Arial"/>
+              <w:b/>
+              <w:sz w:val="24"/>
+            </w:rPr>
+            <w:t>–</w:t>
+          </w:r>
+          <w:r>
+            <w:rPr>
+              <w:rFonts w:ascii="Arial" w:hAnsi="Arial"/>
+              <w:b/>
+              <w:spacing w:val="-1"/>
+              <w:sz w:val="24"/>
+            </w:rPr>
+            <w:t xml:space="preserve"> </w:t>
+          </w:r>
+          <w:r>
+            <w:rPr>
+              <w:rFonts w:ascii="Arial" w:hAnsi="Arial"/>
+              <w:b/>
+              <w:sz w:val="24"/>
+            </w:rPr>
+            <w:t>Ferramenta</w:t>
+          </w:r>
+          <w:r>
+            <w:rPr>
+              <w:rFonts w:ascii="Arial" w:hAnsi="Arial"/>
+              <w:b/>
+              <w:spacing w:val="-4"/>
+              <w:sz w:val="24"/>
+            </w:rPr>
+            <w:t xml:space="preserve"> </w:t>
+          </w:r>
+          <w:r>
+            <w:rPr>
+              <w:rFonts w:ascii="Arial" w:hAnsi="Arial"/>
+              <w:b/>
+              <w:sz w:val="24"/>
+            </w:rPr>
+            <w:t>Trello</w:t>
+          </w:r>
+          <w:r>
+            <w:rPr>
+              <w:rFonts w:ascii="Arial" w:hAnsi="Arial"/>
+              <w:b/>
+              <w:spacing w:val="-5"/>
+              <w:sz w:val="24"/>
+            </w:rPr>
+            <w:t xml:space="preserve"> </w:t>
+          </w:r>
+          <w:r>
+            <w:rPr>
+              <w:rFonts w:ascii="Arial" w:hAnsi="Arial"/>
+              <w:b/>
+              <w:sz w:val="24"/>
+            </w:rPr>
+            <w:t>organizado</w:t>
+          </w:r>
+          <w:r>
+            <w:rPr>
+              <w:rFonts w:ascii="Arial" w:hAnsi="Arial"/>
+              <w:b/>
+              <w:spacing w:val="-5"/>
+              <w:sz w:val="24"/>
+            </w:rPr>
+            <w:t xml:space="preserve"> </w:t>
+          </w:r>
+          <w:r>
+            <w:rPr>
+              <w:rFonts w:ascii="Arial" w:hAnsi="Arial"/>
+              <w:b/>
+              <w:sz w:val="24"/>
+            </w:rPr>
+            <w:t>com</w:t>
+          </w:r>
+          <w:r>
+            <w:rPr>
+              <w:rFonts w:ascii="Arial" w:hAnsi="Arial"/>
+              <w:b/>
+              <w:spacing w:val="-2"/>
+              <w:sz w:val="24"/>
+            </w:rPr>
+            <w:t xml:space="preserve"> </w:t>
+          </w:r>
+          <w:r>
+            <w:rPr>
+              <w:rFonts w:ascii="Arial" w:hAnsi="Arial"/>
+              <w:b/>
+              <w:sz w:val="24"/>
+            </w:rPr>
+            <w:t>os</w:t>
+          </w:r>
+          <w:r>
+            <w:rPr>
+              <w:rFonts w:ascii="Arial" w:hAnsi="Arial"/>
+              <w:b/>
+              <w:spacing w:val="-2"/>
+              <w:sz w:val="24"/>
+            </w:rPr>
+            <w:t xml:space="preserve"> </w:t>
+          </w:r>
+          <w:r>
+            <w:rPr>
+              <w:rFonts w:ascii="Arial" w:hAnsi="Arial"/>
+              <w:b/>
+              <w:sz w:val="24"/>
+            </w:rPr>
+            <w:t>requisitos</w:t>
+          </w:r>
+          <w:r>
+            <w:rPr>
+              <w:rFonts w:ascii="Arial" w:hAnsi="Arial"/>
+              <w:b/>
+              <w:spacing w:val="-2"/>
+              <w:sz w:val="24"/>
+            </w:rPr>
+            <w:t xml:space="preserve"> </w:t>
+          </w:r>
+          <w:r>
+            <w:rPr>
+              <w:rFonts w:ascii="Arial" w:hAnsi="Arial"/>
+              <w:b/>
+              <w:sz w:val="24"/>
+            </w:rPr>
+            <w:t>em</w:t>
+          </w:r>
+          <w:r>
+            <w:rPr>
+              <w:rFonts w:ascii="Arial" w:hAnsi="Arial"/>
+              <w:b/>
+              <w:spacing w:val="-7"/>
+              <w:sz w:val="24"/>
+            </w:rPr>
+            <w:t xml:space="preserve"> Atas de daily, </w:t>
+          </w:r>
+          <w:r>
+            <w:rPr>
+              <w:rFonts w:ascii="Arial" w:hAnsi="Arial"/>
+              <w:b/>
+              <w:sz w:val="24"/>
+            </w:rPr>
+            <w:t>a</w:t>
+          </w:r>
+          <w:r>
+            <w:rPr>
+              <w:rFonts w:ascii="Arial" w:hAnsi="Arial"/>
+              <w:b/>
+              <w:spacing w:val="-2"/>
+              <w:sz w:val="24"/>
+            </w:rPr>
+            <w:t xml:space="preserve"> </w:t>
+          </w:r>
+          <w:r>
+            <w:rPr>
+              <w:rFonts w:ascii="Arial" w:hAnsi="Arial"/>
+              <w:b/>
+              <w:sz w:val="24"/>
+            </w:rPr>
+            <w:t>fazer</w:t>
+          </w:r>
+          <w:r>
+            <w:rPr>
+              <w:rFonts w:ascii="Arial" w:hAnsi="Arial"/>
+              <w:b/>
+              <w:spacing w:val="-2"/>
+              <w:sz w:val="24"/>
+            </w:rPr>
+            <w:t xml:space="preserve"> </w:t>
+          </w:r>
+          <w:r>
+            <w:rPr>
+              <w:rFonts w:ascii="Arial" w:hAnsi="Arial"/>
+              <w:b/>
+              <w:sz w:val="24"/>
+            </w:rPr>
+            <w:t>(</w:t>
+          </w:r>
+          <w:r>
+            <w:rPr>
+              <w:rFonts w:ascii="Arial" w:hAnsi="Arial"/>
+              <w:b/>
+              <w:i/>
+              <w:sz w:val="24"/>
+            </w:rPr>
+            <w:t>To Do</w:t>
+          </w:r>
+          <w:r>
+            <w:rPr>
+              <w:rFonts w:ascii="Arial" w:hAnsi="Arial"/>
+              <w:b/>
+              <w:sz w:val="24"/>
+            </w:rPr>
+            <w:t>), fazendo (</w:t>
+          </w:r>
+          <w:r>
+            <w:rPr>
+              <w:rFonts w:ascii="Arial" w:hAnsi="Arial"/>
+              <w:b/>
+              <w:i/>
+              <w:sz w:val="24"/>
+            </w:rPr>
+            <w:t>Doing</w:t>
+          </w:r>
+          <w:r>
+            <w:rPr>
+              <w:rFonts w:ascii="Arial" w:hAnsi="Arial"/>
+              <w:b/>
+              <w:sz w:val="24"/>
+            </w:rPr>
+            <w:t>) e finalizado (</w:t>
+          </w:r>
+          <w:r>
+            <w:rPr>
+              <w:rFonts w:ascii="Arial" w:hAnsi="Arial"/>
+              <w:b/>
+              <w:i/>
+              <w:sz w:val="24"/>
+            </w:rPr>
+            <w:t>Done</w:t>
+          </w:r>
+          <w:r>
+            <w:rPr>
+              <w:rFonts w:ascii="Arial" w:hAnsi="Arial"/>
+              <w:b/>
+              <w:sz w:val="24"/>
+            </w:rPr>
+            <w:t>).</w:t>
+          </w:r>
+        </w:p>
+        <w:p>
+          <w:pPr>
+            <w:spacing w:line="360" w:lineRule="auto"/>
+            <w:ind w:left="2657" w:right="164" w:hanging="1527"/>
+            <w:rPr>
+              <w:rFonts w:ascii="Arial" w:hAnsi="Arial"/>
+              <w:b/>
+              <w:sz w:val="24"/>
+            </w:rPr>
+          </w:pPr>
+        </w:p>
+        <w:p>
+          <w:pPr>
+            <w:pStyle w:val="Corpodetexto"/>
+            <w:spacing w:line="360" w:lineRule="auto"/>
+            <w:ind w:left="262" w:right="417" w:firstLine="707"/>
+            <w:jc w:val="both"/>
+          </w:pPr>
+          <w:r>
+            <w:rPr>
+              <w:noProof/>
+            </w:rPr>
             <w:drawing>
-              <wp:inline distT="0" distB="0" distL="0" distR="0" wp14:anchorId="49C7BA51" wp14:editId="27140029">
+              <wp:inline distT="0" distB="0" distL="0" distR="0" wp14:anchorId="49C7BA51" wp14:editId="53898659">
                 <wp:extent cx="5208286" cy="2354580"/>
-                <wp:effectExtent l="0" t="0" r="0" b="0"/>
+                <wp:effectExtent l="76200" t="76200" r="125730" b="140970"/>
                 <wp:docPr id="2091320519" name="Imagem 1" descr="Tela de computador com jogo&#10;&#10;O conteúdo gerado por IA pode estar incorreto."/>
                 <wp:cNvGraphicFramePr>
                   <a:graphicFrameLocks xmlns:a="http://schemas.openxmlformats.org/drawingml/2006/main" noChangeAspect="1"/>
@@ -4475,6 +4521,20 @@
                         <a:prstGeom prst="rect">
                           <a:avLst/>
                         </a:prstGeom>
+                        <a:ln w="38100" cap="sq">
+                          <a:solidFill>
+                            <a:srgbClr val="000000"/>
+                          </a:solidFill>
+                          <a:prstDash val="solid"/>
+                          <a:miter lim="800000"/>
+                        </a:ln>
+                        <a:effectLst>
+                          <a:outerShdw blurRad="50800" dist="38100" dir="2700000" algn="tl" rotWithShape="0">
+                            <a:srgbClr val="000000">
+                              <a:alpha val="43000"/>
+                            </a:srgbClr>
+                          </a:outerShdw>
+                        </a:effectLst>
                       </pic:spPr>
                     </pic:pic>
                   </a:graphicData>
@@ -4482,6 +4542,2867 @@
               </wp:inline>
             </w:drawing>
           </w:r>
+          <w:r>
+            <w:t xml:space="preserve"> </w:t>
+          </w:r>
+        </w:p>
+        <w:p>
+          <w:pPr>
+            <w:pStyle w:val="Corpodetexto"/>
+            <w:spacing w:line="360" w:lineRule="auto"/>
+            <w:ind w:left="262" w:right="417" w:firstLine="707"/>
+            <w:jc w:val="both"/>
+          </w:pPr>
+        </w:p>
+        <w:p>
+          <w:pPr>
+            <w:pStyle w:val="Corpodetexto"/>
+            <w:spacing w:line="360" w:lineRule="auto"/>
+            <w:ind w:left="262" w:right="417" w:firstLine="707"/>
+            <w:jc w:val="both"/>
+          </w:pPr>
+        </w:p>
+        <w:p>
+          <w:pPr>
+            <w:pStyle w:val="Corpodetexto"/>
+            <w:spacing w:line="360" w:lineRule="auto"/>
+            <w:ind w:left="262" w:right="417" w:firstLine="707"/>
+            <w:jc w:val="both"/>
+          </w:pPr>
+        </w:p>
+        <w:p>
+          <w:pPr>
+            <w:pStyle w:val="Corpodetexto"/>
+            <w:spacing w:line="360" w:lineRule="auto"/>
+            <w:ind w:left="262" w:right="417" w:firstLine="707"/>
+            <w:jc w:val="both"/>
+          </w:pPr>
+        </w:p>
+        <w:p>
+          <w:pPr>
+            <w:pStyle w:val="Corpodetexto"/>
+            <w:spacing w:line="360" w:lineRule="auto"/>
+            <w:ind w:left="262" w:right="417" w:firstLine="707"/>
+            <w:jc w:val="both"/>
+          </w:pPr>
+        </w:p>
+        <w:p>
+          <w:pPr>
+            <w:pStyle w:val="Corpodetexto"/>
+            <w:spacing w:line="360" w:lineRule="auto"/>
+            <w:ind w:left="262" w:right="417" w:firstLine="707"/>
+            <w:jc w:val="both"/>
+          </w:pPr>
+        </w:p>
+        <w:p>
+          <w:pPr>
+            <w:pStyle w:val="Corpodetexto"/>
+            <w:spacing w:line="360" w:lineRule="auto"/>
+            <w:ind w:left="262" w:right="417" w:firstLine="707"/>
+            <w:jc w:val="both"/>
+          </w:pPr>
+        </w:p>
+        <w:p>
+          <w:pPr>
+            <w:pStyle w:val="Corpodetexto"/>
+            <w:spacing w:line="360" w:lineRule="auto"/>
+            <w:ind w:left="262" w:right="417" w:firstLine="707"/>
+            <w:jc w:val="both"/>
+          </w:pPr>
+        </w:p>
+        <w:p>
+          <w:pPr>
+            <w:pStyle w:val="Corpodetexto"/>
+            <w:spacing w:line="360" w:lineRule="auto"/>
+            <w:ind w:left="262" w:right="417" w:firstLine="707"/>
+            <w:jc w:val="both"/>
+          </w:pPr>
+        </w:p>
+        <w:p>
+          <w:pPr>
+            <w:pStyle w:val="Corpodetexto"/>
+            <w:spacing w:line="360" w:lineRule="auto"/>
+            <w:ind w:left="262" w:right="417" w:firstLine="707"/>
+            <w:jc w:val="both"/>
+          </w:pPr>
+        </w:p>
+        <w:p>
+          <w:pPr>
+            <w:pStyle w:val="Corpodetexto"/>
+            <w:spacing w:line="360" w:lineRule="auto"/>
+            <w:ind w:left="262" w:right="417" w:firstLine="707"/>
+            <w:jc w:val="both"/>
+          </w:pPr>
+        </w:p>
+        <w:p>
+          <w:pPr>
+            <w:pStyle w:val="Corpodetexto"/>
+            <w:spacing w:line="360" w:lineRule="auto"/>
+            <w:ind w:left="262" w:right="417" w:firstLine="707"/>
+            <w:jc w:val="both"/>
+          </w:pPr>
+        </w:p>
+        <w:p>
+          <w:pPr>
+            <w:pStyle w:val="Corpodetexto"/>
+            <w:spacing w:line="360" w:lineRule="auto"/>
+            <w:ind w:left="262" w:right="417" w:firstLine="707"/>
+            <w:jc w:val="both"/>
+          </w:pPr>
+        </w:p>
+        <w:p>
+          <w:pPr>
+            <w:pStyle w:val="Corpodetexto"/>
+            <w:spacing w:line="360" w:lineRule="auto"/>
+            <w:ind w:left="262" w:right="417" w:firstLine="707"/>
+            <w:jc w:val="both"/>
+          </w:pPr>
+        </w:p>
+        <w:p>
+          <w:pPr>
+            <w:pStyle w:val="Corpodetexto"/>
+            <w:spacing w:line="360" w:lineRule="auto"/>
+            <w:ind w:left="262" w:right="417" w:firstLine="707"/>
+            <w:jc w:val="both"/>
+          </w:pPr>
+        </w:p>
+        <w:p>
+          <w:pPr>
+            <w:pStyle w:val="Corpodetexto"/>
+            <w:spacing w:line="360" w:lineRule="auto"/>
+            <w:ind w:left="262" w:right="417" w:firstLine="707"/>
+            <w:jc w:val="both"/>
+          </w:pPr>
+        </w:p>
+        <w:p>
+          <w:pPr>
+            <w:pStyle w:val="Corpodetexto"/>
+            <w:spacing w:line="360" w:lineRule="auto"/>
+            <w:ind w:left="262" w:right="417" w:firstLine="707"/>
+            <w:jc w:val="both"/>
+          </w:pPr>
+        </w:p>
+        <w:p>
+          <w:pPr>
+            <w:pStyle w:val="Corpodetexto"/>
+            <w:spacing w:before="138"/>
+            <w:rPr>
+              <w:rFonts w:ascii="Arial" w:hAnsi="Arial"/>
+              <w:sz w:val="20"/>
+            </w:rPr>
+          </w:pPr>
+          <w:r>
+            <w:rPr>
+              <w:rFonts w:ascii="Arial" w:hAnsi="Arial"/>
+              <w:sz w:val="20"/>
+            </w:rPr>
+            <w:tab/>
+          </w:r>
+        </w:p>
+        <w:p>
+          <w:pPr>
+            <w:pStyle w:val="Corpodetexto"/>
+            <w:spacing w:before="138"/>
+            <w:ind w:firstLine="720"/>
+            <w:jc w:val="center"/>
+            <w:rPr>
+              <w:rFonts w:ascii="Arial" w:hAnsi="Arial"/>
+            </w:rPr>
+          </w:pPr>
+        </w:p>
+        <w:p>
+          <w:pPr>
+            <w:pStyle w:val="Corpodetexto"/>
+            <w:spacing w:before="138"/>
+            <w:ind w:firstLine="720"/>
+            <w:jc w:val="center"/>
+            <w:rPr>
+              <w:rFonts w:ascii="Arial" w:hAnsi="Arial"/>
+            </w:rPr>
+          </w:pPr>
+          <w:r>
+            <w:rPr>
+              <w:rFonts w:ascii="Arial" w:hAnsi="Arial"/>
+            </w:rPr>
+            <w:t xml:space="preserve">Diagrama de Visão de negócio, que tem como objetivo </w:t>
+          </w:r>
+          <w:r>
+            <w:rPr>
+              <w:rFonts w:ascii="Arial" w:hAnsi="Arial"/>
+            </w:rPr>
+            <w:t>otimizar processos, identificar gargalos e melhorar a eficiência,</w:t>
+          </w:r>
+          <w:r>
+            <w:rPr>
+              <w:rFonts w:ascii="Arial" w:hAnsi="Arial"/>
+            </w:rPr>
+            <w:t xml:space="preserve"> </w:t>
+          </w:r>
+          <w:r>
+            <w:rPr>
+              <w:rFonts w:ascii="Arial" w:hAnsi="Arial"/>
+            </w:rPr>
+            <w:t xml:space="preserve">servindo como uma ferramenta visual para entender </w:t>
+          </w:r>
+          <w:r>
+            <w:rPr>
+              <w:rFonts w:ascii="Arial" w:hAnsi="Arial"/>
+            </w:rPr>
+            <w:t>melhor o fluxo e</w:t>
+          </w:r>
+          <w:r>
+            <w:rPr>
+              <w:rFonts w:ascii="Arial" w:hAnsi="Arial"/>
+            </w:rPr>
+            <w:t xml:space="preserve"> </w:t>
+          </w:r>
+          <w:r>
+            <w:rPr>
+              <w:rFonts w:ascii="Arial" w:hAnsi="Arial"/>
+            </w:rPr>
+            <w:t>o processo de funcionalidade</w:t>
+          </w:r>
+          <w:r>
+            <w:rPr>
+              <w:rFonts w:ascii="Arial" w:hAnsi="Arial"/>
+            </w:rPr>
+            <w:t>, conforme a figura 4</w:t>
+          </w:r>
+          <w:r>
+            <w:rPr>
+              <w:rFonts w:ascii="Arial" w:hAnsi="Arial"/>
+            </w:rPr>
+            <w:t>.</w:t>
+          </w:r>
+        </w:p>
+        <w:p>
+          <w:pPr>
+            <w:pStyle w:val="Corpodetexto"/>
+            <w:spacing w:before="138"/>
+            <w:rPr>
+              <w:rFonts w:ascii="Arial" w:hAnsi="Arial"/>
+            </w:rPr>
+          </w:pPr>
+        </w:p>
+        <w:p>
+          <w:pPr>
+            <w:spacing w:line="360" w:lineRule="auto"/>
+            <w:ind w:left="2657" w:right="164" w:hanging="1527"/>
+            <w:rPr>
+              <w:rFonts w:ascii="Arial" w:hAnsi="Arial"/>
+              <w:b/>
+              <w:spacing w:val="-1"/>
+              <w:sz w:val="24"/>
+            </w:rPr>
+          </w:pPr>
+          <w:r>
+            <w:rPr>
+              <w:rFonts w:ascii="Arial" w:hAnsi="Arial"/>
+              <w:b/>
+              <w:sz w:val="24"/>
+            </w:rPr>
+            <w:t>Figura</w:t>
+          </w:r>
+          <w:r>
+            <w:rPr>
+              <w:rFonts w:ascii="Arial" w:hAnsi="Arial"/>
+              <w:b/>
+              <w:spacing w:val="-2"/>
+              <w:sz w:val="24"/>
+            </w:rPr>
+            <w:t xml:space="preserve"> </w:t>
+          </w:r>
+          <w:r>
+            <w:rPr>
+              <w:rFonts w:ascii="Arial" w:hAnsi="Arial"/>
+              <w:b/>
+              <w:sz w:val="24"/>
+            </w:rPr>
+            <w:t>4</w:t>
+          </w:r>
+          <w:r>
+            <w:rPr>
+              <w:rFonts w:ascii="Arial" w:hAnsi="Arial"/>
+              <w:b/>
+              <w:spacing w:val="-2"/>
+              <w:sz w:val="24"/>
+            </w:rPr>
+            <w:t xml:space="preserve"> </w:t>
+          </w:r>
+          <w:r>
+            <w:rPr>
+              <w:rFonts w:ascii="Arial" w:hAnsi="Arial"/>
+              <w:b/>
+              <w:sz w:val="24"/>
+            </w:rPr>
+            <w:t>–</w:t>
+          </w:r>
+          <w:r>
+            <w:rPr>
+              <w:rFonts w:ascii="Arial" w:hAnsi="Arial"/>
+              <w:b/>
+              <w:spacing w:val="-1"/>
+              <w:sz w:val="24"/>
+            </w:rPr>
+            <w:t xml:space="preserve"> Diagrama d</w:t>
+          </w:r>
+          <w:r>
+            <w:rPr>
+              <w:rFonts w:ascii="Arial" w:hAnsi="Arial"/>
+              <w:b/>
+              <w:spacing w:val="-1"/>
+              <w:sz w:val="24"/>
+            </w:rPr>
+            <w:t>e Visão de negócios</w:t>
+          </w:r>
+          <w:r>
+            <w:rPr>
+              <w:rFonts w:ascii="Arial" w:hAnsi="Arial"/>
+              <w:b/>
+              <w:spacing w:val="-1"/>
+              <w:sz w:val="24"/>
+            </w:rPr>
+            <w:t>, apresentando o processo de funcionamento da InvTracker.</w:t>
+          </w:r>
+        </w:p>
+        <w:p>
+          <w:pPr>
+            <w:spacing w:line="360" w:lineRule="auto"/>
+            <w:ind w:right="164"/>
+            <w:jc w:val="center"/>
+            <w:rPr>
+              <w:rFonts w:ascii="Arial" w:hAnsi="Arial"/>
+              <w:b/>
+              <w:spacing w:val="-1"/>
+              <w:sz w:val="24"/>
+            </w:rPr>
+          </w:pPr>
+          <w:r>
+            <w:rPr>
+              <w:rFonts w:ascii="Arial" w:hAnsi="Arial"/>
+              <w:b/>
+              <w:spacing w:val="-1"/>
+              <w:sz w:val="24"/>
+            </w:rPr>
+            <w:drawing>
+              <wp:inline distT="0" distB="0" distL="0" distR="0" wp14:anchorId="6EF85898" wp14:editId="32FD62EA">
+                <wp:extent cx="4953000" cy="3653118"/>
+                <wp:effectExtent l="76200" t="76200" r="133350" b="138430"/>
+                <wp:docPr id="1777941473" name="Imagem 1" descr="Linha do tempo&#10;&#10;O conteúdo gerado por IA pode estar incorreto."/>
+                <wp:cNvGraphicFramePr>
+                  <a:graphicFrameLocks xmlns:a="http://schemas.openxmlformats.org/drawingml/2006/main" noChangeAspect="1"/>
+                </wp:cNvGraphicFramePr>
+                <a:graphic xmlns:a="http://schemas.openxmlformats.org/drawingml/2006/main">
+                  <a:graphicData uri="http://schemas.openxmlformats.org/drawingml/2006/picture">
+                    <pic:pic xmlns:pic="http://schemas.openxmlformats.org/drawingml/2006/picture">
+                      <pic:nvPicPr>
+                        <pic:cNvPr id="1777941473" name="Imagem 1" descr="Linha do tempo&#10;&#10;O conteúdo gerado por IA pode estar incorreto."/>
+                        <pic:cNvPicPr/>
+                      </pic:nvPicPr>
+                      <pic:blipFill>
+                        <a:blip r:embed="rId17"/>
+                        <a:stretch>
+                          <a:fillRect/>
+                        </a:stretch>
+                      </pic:blipFill>
+                      <pic:spPr>
+                        <a:xfrm>
+                          <a:off x="0" y="0"/>
+                          <a:ext cx="4968478" cy="3664534"/>
+                        </a:xfrm>
+                        <a:prstGeom prst="rect">
+                          <a:avLst/>
+                        </a:prstGeom>
+                        <a:ln w="38100" cap="sq">
+                          <a:solidFill>
+                            <a:srgbClr val="000000"/>
+                          </a:solidFill>
+                          <a:prstDash val="solid"/>
+                          <a:miter lim="800000"/>
+                        </a:ln>
+                        <a:effectLst>
+                          <a:outerShdw blurRad="50800" dist="38100" dir="2700000" algn="tl" rotWithShape="0">
+                            <a:srgbClr val="000000">
+                              <a:alpha val="43000"/>
+                            </a:srgbClr>
+                          </a:outerShdw>
+                        </a:effectLst>
+                      </pic:spPr>
+                    </pic:pic>
+                  </a:graphicData>
+                </a:graphic>
+              </wp:inline>
+            </w:drawing>
+          </w:r>
+        </w:p>
+        <w:p>
+          <w:pPr>
+            <w:spacing w:line="360" w:lineRule="auto"/>
+            <w:ind w:right="164"/>
+            <w:rPr>
+              <w:rFonts w:ascii="Arial" w:hAnsi="Arial"/>
+              <w:b/>
+              <w:spacing w:val="-1"/>
+              <w:sz w:val="24"/>
+            </w:rPr>
+          </w:pPr>
+        </w:p>
+        <w:p>
+          <w:pPr>
+            <w:spacing w:line="360" w:lineRule="auto"/>
+            <w:ind w:right="164"/>
+            <w:rPr>
+              <w:rFonts w:ascii="Arial" w:hAnsi="Arial"/>
+              <w:b/>
+              <w:spacing w:val="-1"/>
+              <w:sz w:val="24"/>
+            </w:rPr>
+          </w:pPr>
+        </w:p>
+        <w:p>
+          <w:pPr>
+            <w:spacing w:line="360" w:lineRule="auto"/>
+            <w:ind w:right="164"/>
+            <w:rPr>
+              <w:rFonts w:ascii="Arial" w:hAnsi="Arial"/>
+              <w:b/>
+              <w:spacing w:val="-1"/>
+              <w:sz w:val="24"/>
+            </w:rPr>
+          </w:pPr>
+        </w:p>
+        <w:p>
+          <w:pPr>
+            <w:spacing w:line="360" w:lineRule="auto"/>
+            <w:ind w:right="164"/>
+            <w:rPr>
+              <w:rFonts w:ascii="Arial" w:hAnsi="Arial"/>
+              <w:b/>
+              <w:spacing w:val="-1"/>
+              <w:sz w:val="24"/>
+            </w:rPr>
+          </w:pPr>
+        </w:p>
+        <w:p>
+          <w:pPr>
+            <w:spacing w:line="360" w:lineRule="auto"/>
+            <w:ind w:right="164"/>
+            <w:rPr>
+              <w:rFonts w:ascii="Arial" w:hAnsi="Arial"/>
+              <w:b/>
+              <w:spacing w:val="-1"/>
+              <w:sz w:val="24"/>
+            </w:rPr>
+          </w:pPr>
+        </w:p>
+        <w:p>
+          <w:pPr>
+            <w:spacing w:line="360" w:lineRule="auto"/>
+            <w:ind w:right="164"/>
+            <w:rPr>
+              <w:rFonts w:ascii="Arial" w:hAnsi="Arial"/>
+              <w:b/>
+              <w:spacing w:val="-1"/>
+              <w:sz w:val="24"/>
+            </w:rPr>
+          </w:pPr>
+        </w:p>
+        <w:p>
+          <w:pPr>
+            <w:spacing w:line="360" w:lineRule="auto"/>
+            <w:ind w:right="164"/>
+            <w:rPr>
+              <w:rFonts w:ascii="Arial" w:hAnsi="Arial"/>
+              <w:b/>
+              <w:spacing w:val="-1"/>
+              <w:sz w:val="24"/>
+            </w:rPr>
+          </w:pPr>
+        </w:p>
+        <w:p>
+          <w:pPr>
+            <w:spacing w:line="360" w:lineRule="auto"/>
+            <w:ind w:right="164"/>
+            <w:rPr>
+              <w:rFonts w:ascii="Arial" w:hAnsi="Arial"/>
+              <w:b/>
+              <w:spacing w:val="-1"/>
+              <w:sz w:val="24"/>
+            </w:rPr>
+          </w:pPr>
+        </w:p>
+        <w:p>
+          <w:pPr>
+            <w:spacing w:line="360" w:lineRule="auto"/>
+            <w:ind w:right="164"/>
+            <w:rPr>
+              <w:rFonts w:ascii="Arial" w:hAnsi="Arial"/>
+              <w:b/>
+              <w:spacing w:val="-1"/>
+              <w:sz w:val="24"/>
+            </w:rPr>
+          </w:pPr>
+        </w:p>
+        <w:p>
+          <w:pPr>
+            <w:spacing w:line="360" w:lineRule="auto"/>
+            <w:ind w:right="164"/>
+            <w:rPr>
+              <w:rFonts w:ascii="Arial" w:hAnsi="Arial"/>
+              <w:b/>
+              <w:spacing w:val="-1"/>
+              <w:sz w:val="24"/>
+            </w:rPr>
+          </w:pPr>
+        </w:p>
+        <w:p>
+          <w:pPr>
+            <w:spacing w:line="360" w:lineRule="auto"/>
+            <w:ind w:right="164"/>
+            <w:rPr>
+              <w:rFonts w:ascii="Arial" w:hAnsi="Arial"/>
+              <w:b/>
+              <w:spacing w:val="-1"/>
+              <w:sz w:val="24"/>
+            </w:rPr>
+          </w:pPr>
+        </w:p>
+        <w:p>
+          <w:pPr>
+            <w:spacing w:line="360" w:lineRule="auto"/>
+            <w:ind w:right="164"/>
+            <w:rPr>
+              <w:rFonts w:ascii="Arial" w:hAnsi="Arial"/>
+              <w:b/>
+              <w:spacing w:val="-1"/>
+              <w:sz w:val="24"/>
+            </w:rPr>
+          </w:pPr>
+        </w:p>
+        <w:p>
+          <w:pPr>
+            <w:spacing w:line="360" w:lineRule="auto"/>
+            <w:ind w:right="164"/>
+            <w:rPr>
+              <w:rFonts w:ascii="Arial" w:hAnsi="Arial"/>
+              <w:b/>
+              <w:spacing w:val="-1"/>
+              <w:sz w:val="24"/>
+            </w:rPr>
+          </w:pPr>
+        </w:p>
+        <w:p>
+          <w:pPr>
+            <w:spacing w:line="360" w:lineRule="auto"/>
+            <w:ind w:right="164"/>
+            <w:rPr>
+              <w:rFonts w:ascii="Arial" w:hAnsi="Arial"/>
+              <w:b/>
+              <w:spacing w:val="-1"/>
+              <w:sz w:val="24"/>
+            </w:rPr>
+          </w:pPr>
+        </w:p>
+        <w:p>
+          <w:pPr>
+            <w:spacing w:line="360" w:lineRule="auto"/>
+            <w:ind w:right="164"/>
+            <w:jc w:val="center"/>
+            <w:rPr>
+              <w:rFonts w:ascii="Arial" w:hAnsi="Arial"/>
+              <w:bCs/>
+              <w:spacing w:val="-1"/>
+              <w:sz w:val="24"/>
+            </w:rPr>
+          </w:pPr>
+          <w:r>
+            <w:rPr>
+              <w:rFonts w:ascii="Arial" w:hAnsi="Arial"/>
+              <w:bCs/>
+              <w:spacing w:val="-1"/>
+              <w:sz w:val="24"/>
+            </w:rPr>
+            <w:t>Digrama de solução Técnica, apresentando a arquitetura proposta para o sistema, descrevendo seus principais componentes, tecnologias utilizadas e a forma como eles se relacionam</w:t>
+          </w:r>
+          <w:r>
+            <w:rPr>
+              <w:rFonts w:ascii="Arial" w:hAnsi="Arial"/>
+              <w:bCs/>
+              <w:spacing w:val="-1"/>
+              <w:sz w:val="24"/>
+            </w:rPr>
+            <w:t>, estão descritos na figura 5</w:t>
+          </w:r>
+          <w:r>
+            <w:rPr>
+              <w:rFonts w:ascii="Arial" w:hAnsi="Arial"/>
+              <w:bCs/>
+              <w:spacing w:val="-1"/>
+              <w:sz w:val="24"/>
+            </w:rPr>
+            <w:t>.</w:t>
+          </w:r>
+        </w:p>
+        <w:p>
+          <w:pPr>
+            <w:spacing w:line="360" w:lineRule="auto"/>
+            <w:ind w:right="164"/>
+            <w:rPr>
+              <w:rFonts w:ascii="Arial" w:hAnsi="Arial"/>
+              <w:b/>
+              <w:spacing w:val="-1"/>
+              <w:sz w:val="24"/>
+            </w:rPr>
+          </w:pPr>
+        </w:p>
+        <w:p>
+          <w:pPr>
+            <w:spacing w:line="360" w:lineRule="auto"/>
+            <w:ind w:left="2657" w:right="164" w:hanging="1527"/>
+            <w:jc w:val="center"/>
+            <w:rPr>
+              <w:rFonts w:ascii="Arial" w:hAnsi="Arial"/>
+              <w:b/>
+              <w:spacing w:val="-1"/>
+              <w:sz w:val="24"/>
+            </w:rPr>
+          </w:pPr>
+          <w:r>
+            <w:rPr>
+              <w:rFonts w:ascii="Arial" w:hAnsi="Arial"/>
+              <w:b/>
+              <w:sz w:val="24"/>
+            </w:rPr>
+            <w:t>Figura</w:t>
+          </w:r>
+          <w:r>
+            <w:rPr>
+              <w:rFonts w:ascii="Arial" w:hAnsi="Arial"/>
+              <w:b/>
+              <w:spacing w:val="-2"/>
+              <w:sz w:val="24"/>
+            </w:rPr>
+            <w:t xml:space="preserve"> </w:t>
+          </w:r>
+          <w:r>
+            <w:rPr>
+              <w:rFonts w:ascii="Arial" w:hAnsi="Arial"/>
+              <w:b/>
+              <w:sz w:val="24"/>
+            </w:rPr>
+            <w:t>5</w:t>
+          </w:r>
+          <w:r>
+            <w:rPr>
+              <w:rFonts w:ascii="Arial" w:hAnsi="Arial"/>
+              <w:b/>
+              <w:spacing w:val="-2"/>
+              <w:sz w:val="24"/>
+            </w:rPr>
+            <w:t xml:space="preserve"> </w:t>
+          </w:r>
+          <w:r>
+            <w:rPr>
+              <w:rFonts w:ascii="Arial" w:hAnsi="Arial"/>
+              <w:b/>
+              <w:sz w:val="24"/>
+            </w:rPr>
+            <w:t>–</w:t>
+          </w:r>
+          <w:r>
+            <w:rPr>
+              <w:rFonts w:ascii="Arial" w:hAnsi="Arial"/>
+              <w:b/>
+              <w:spacing w:val="-1"/>
+              <w:sz w:val="24"/>
+            </w:rPr>
+            <w:t xml:space="preserve"> </w:t>
+          </w:r>
+          <w:r>
+            <w:rPr>
+              <w:rFonts w:ascii="Arial" w:hAnsi="Arial"/>
+              <w:b/>
+              <w:spacing w:val="-1"/>
+              <w:sz w:val="24"/>
+            </w:rPr>
+            <w:t>Diagrama de solução Técnica</w:t>
+          </w:r>
+        </w:p>
+        <w:p>
+          <w:pPr>
+            <w:spacing w:line="360" w:lineRule="auto"/>
+            <w:ind w:left="2657" w:right="164" w:hanging="1527"/>
+            <w:rPr>
+              <w:rFonts w:ascii="Arial" w:hAnsi="Arial"/>
+              <w:b/>
+              <w:spacing w:val="-1"/>
+              <w:sz w:val="24"/>
+            </w:rPr>
+          </w:pPr>
+        </w:p>
+        <w:p>
+          <w:pPr>
+            <w:spacing w:line="360" w:lineRule="auto"/>
+            <w:ind w:right="164"/>
+            <w:jc w:val="center"/>
+            <w:rPr>
+              <w:rFonts w:ascii="Arial" w:hAnsi="Arial"/>
+              <w:b/>
+              <w:spacing w:val="-1"/>
+              <w:sz w:val="24"/>
+            </w:rPr>
+          </w:pPr>
+          <w:r>
+            <w:rPr>
+              <w:rFonts w:ascii="Arial" w:hAnsi="Arial"/>
+              <w:b/>
+              <w:noProof/>
+              <w:spacing w:val="-1"/>
+              <w:sz w:val="24"/>
+            </w:rPr>
+            <w:drawing>
+              <wp:inline distT="0" distB="0" distL="0" distR="0" wp14:anchorId="3B6CDAA1" wp14:editId="43C4DF5E">
+                <wp:extent cx="5066827" cy="3591485"/>
+                <wp:effectExtent l="76200" t="76200" r="133985" b="142875"/>
+                <wp:docPr id="1739389278" name="Imagem 20"/>
+                <wp:cNvGraphicFramePr>
+                  <a:graphicFrameLocks xmlns:a="http://schemas.openxmlformats.org/drawingml/2006/main" noChangeAspect="1"/>
+                </wp:cNvGraphicFramePr>
+                <a:graphic xmlns:a="http://schemas.openxmlformats.org/drawingml/2006/main">
+                  <a:graphicData uri="http://schemas.openxmlformats.org/drawingml/2006/picture">
+                    <pic:pic xmlns:pic="http://schemas.openxmlformats.org/drawingml/2006/picture">
+                      <pic:nvPicPr>
+                        <pic:cNvPr id="0" name="Picture 2"/>
+                        <pic:cNvPicPr>
+                          <a:picLocks noChangeAspect="1" noChangeArrowheads="1"/>
+                        </pic:cNvPicPr>
+                      </pic:nvPicPr>
+                      <pic:blipFill>
+                        <a:blip r:embed="rId18">
+                          <a:extLst>
+                            <a:ext uri="{28A0092B-C50C-407E-A947-70E740481C1C}">
+                              <a14:useLocalDpi xmlns:a14="http://schemas.microsoft.com/office/drawing/2010/main" val="0"/>
+                            </a:ext>
+                          </a:extLst>
+                        </a:blip>
+                        <a:srcRect/>
+                        <a:stretch>
+                          <a:fillRect/>
+                        </a:stretch>
+                      </pic:blipFill>
+                      <pic:spPr bwMode="auto">
+                        <a:xfrm>
+                          <a:off x="0" y="0"/>
+                          <a:ext cx="5104229" cy="3617996"/>
+                        </a:xfrm>
+                        <a:prstGeom prst="rect">
+                          <a:avLst/>
+                        </a:prstGeom>
+                        <a:ln w="38100" cap="sq">
+                          <a:solidFill>
+                            <a:srgbClr val="000000"/>
+                          </a:solidFill>
+                          <a:prstDash val="solid"/>
+                          <a:miter lim="800000"/>
+                        </a:ln>
+                        <a:effectLst>
+                          <a:outerShdw blurRad="50800" dist="38100" dir="2700000" algn="tl" rotWithShape="0">
+                            <a:srgbClr val="000000">
+                              <a:alpha val="43000"/>
+                            </a:srgbClr>
+                          </a:outerShdw>
+                        </a:effectLst>
+                      </pic:spPr>
+                    </pic:pic>
+                  </a:graphicData>
+                </a:graphic>
+              </wp:inline>
+            </w:drawing>
+          </w:r>
+        </w:p>
+        <w:p>
+          <w:pPr>
+            <w:spacing w:line="360" w:lineRule="auto"/>
+            <w:ind w:right="164"/>
+            <w:jc w:val="center"/>
+            <w:rPr>
+              <w:rFonts w:ascii="Arial" w:hAnsi="Arial"/>
+              <w:b/>
+              <w:spacing w:val="-1"/>
+              <w:sz w:val="24"/>
+            </w:rPr>
+          </w:pPr>
+        </w:p>
+        <w:p>
+          <w:pPr>
+            <w:spacing w:line="360" w:lineRule="auto"/>
+            <w:ind w:right="164"/>
+            <w:jc w:val="center"/>
+            <w:rPr>
+              <w:rFonts w:ascii="Arial" w:hAnsi="Arial"/>
+              <w:b/>
+              <w:spacing w:val="-1"/>
+              <w:sz w:val="24"/>
+            </w:rPr>
+          </w:pPr>
+        </w:p>
+        <w:p>
+          <w:pPr>
+            <w:spacing w:line="360" w:lineRule="auto"/>
+            <w:ind w:right="164"/>
+            <w:jc w:val="center"/>
+            <w:rPr>
+              <w:rFonts w:ascii="Arial" w:hAnsi="Arial"/>
+              <w:b/>
+              <w:spacing w:val="-1"/>
+              <w:sz w:val="24"/>
+            </w:rPr>
+          </w:pPr>
+        </w:p>
+        <w:p>
+          <w:pPr>
+            <w:spacing w:line="360" w:lineRule="auto"/>
+            <w:ind w:right="164"/>
+            <w:jc w:val="center"/>
+            <w:rPr>
+              <w:rFonts w:ascii="Arial" w:hAnsi="Arial"/>
+              <w:b/>
+              <w:spacing w:val="-1"/>
+              <w:sz w:val="24"/>
+            </w:rPr>
+          </w:pPr>
+        </w:p>
+        <w:p>
+          <w:pPr>
+            <w:spacing w:line="360" w:lineRule="auto"/>
+            <w:ind w:right="164"/>
+            <w:jc w:val="center"/>
+            <w:rPr>
+              <w:rFonts w:ascii="Arial" w:hAnsi="Arial"/>
+              <w:b/>
+              <w:spacing w:val="-1"/>
+              <w:sz w:val="24"/>
+            </w:rPr>
+          </w:pPr>
+        </w:p>
+        <w:p>
+          <w:pPr>
+            <w:spacing w:line="360" w:lineRule="auto"/>
+            <w:ind w:right="164"/>
+            <w:jc w:val="center"/>
+            <w:rPr>
+              <w:rFonts w:ascii="Arial" w:hAnsi="Arial"/>
+              <w:b/>
+              <w:spacing w:val="-1"/>
+              <w:sz w:val="24"/>
+            </w:rPr>
+          </w:pPr>
+        </w:p>
+        <w:p>
+          <w:pPr>
+            <w:spacing w:line="360" w:lineRule="auto"/>
+            <w:ind w:right="164"/>
+            <w:jc w:val="center"/>
+            <w:rPr>
+              <w:rFonts w:ascii="Arial" w:hAnsi="Arial"/>
+              <w:b/>
+              <w:spacing w:val="-1"/>
+              <w:sz w:val="24"/>
+            </w:rPr>
+          </w:pPr>
+        </w:p>
+        <w:p>
+          <w:pPr>
+            <w:spacing w:line="360" w:lineRule="auto"/>
+            <w:ind w:right="164"/>
+            <w:jc w:val="center"/>
+            <w:rPr>
+              <w:rFonts w:ascii="Arial" w:hAnsi="Arial"/>
+              <w:b/>
+              <w:spacing w:val="-1"/>
+              <w:sz w:val="24"/>
+            </w:rPr>
+          </w:pPr>
+        </w:p>
+        <w:p>
+          <w:pPr>
+            <w:spacing w:line="360" w:lineRule="auto"/>
+            <w:ind w:right="164"/>
+            <w:jc w:val="center"/>
+            <w:rPr>
+              <w:rFonts w:ascii="Arial" w:hAnsi="Arial"/>
+              <w:b/>
+              <w:spacing w:val="-1"/>
+              <w:sz w:val="24"/>
+            </w:rPr>
+          </w:pPr>
+        </w:p>
+        <w:p>
+          <w:pPr>
+            <w:spacing w:line="360" w:lineRule="auto"/>
+            <w:ind w:right="164"/>
+            <w:jc w:val="center"/>
+            <w:rPr>
+              <w:rFonts w:ascii="Arial" w:hAnsi="Arial"/>
+              <w:b/>
+              <w:spacing w:val="-1"/>
+              <w:sz w:val="24"/>
+            </w:rPr>
+          </w:pPr>
+        </w:p>
+        <w:p>
+          <w:pPr>
+            <w:spacing w:line="360" w:lineRule="auto"/>
+            <w:ind w:right="164"/>
+            <w:jc w:val="center"/>
+            <w:rPr>
+              <w:rFonts w:ascii="Arial" w:hAnsi="Arial"/>
+              <w:b/>
+              <w:spacing w:val="-1"/>
+              <w:sz w:val="24"/>
+            </w:rPr>
+          </w:pPr>
+        </w:p>
+        <w:p>
+          <w:pPr>
+            <w:spacing w:line="360" w:lineRule="auto"/>
+            <w:ind w:right="164"/>
+            <w:rPr>
+              <w:rFonts w:ascii="Arial" w:hAnsi="Arial"/>
+              <w:bCs/>
+              <w:spacing w:val="-1"/>
+              <w:sz w:val="24"/>
+            </w:rPr>
+          </w:pPr>
+        </w:p>
+        <w:p>
+          <w:pPr>
+            <w:spacing w:line="360" w:lineRule="auto"/>
+            <w:ind w:right="164" w:firstLine="720"/>
+            <w:jc w:val="center"/>
+            <w:rPr>
+              <w:rFonts w:ascii="Arial" w:hAnsi="Arial"/>
+              <w:bCs/>
+              <w:spacing w:val="-1"/>
+              <w:sz w:val="24"/>
+            </w:rPr>
+          </w:pPr>
+          <w:r>
+            <w:rPr>
+              <w:rFonts w:ascii="Arial" w:hAnsi="Arial"/>
+              <w:bCs/>
+              <w:spacing w:val="-1"/>
+              <w:sz w:val="24"/>
+            </w:rPr>
+            <w:t>Manual de Instalação Técnico descreve de forma detalhada todo o procedimento necessario para instalação do sensor Ultrassônico. Tem como objetivo garantir padronização nas equipes tecnicas, trazendo segurança e consistencia, reduzindo erros e facilitando a manutenção</w:t>
+          </w:r>
+          <w:r>
+            <w:rPr>
+              <w:rFonts w:ascii="Arial" w:hAnsi="Arial"/>
+              <w:bCs/>
+              <w:spacing w:val="-1"/>
+              <w:sz w:val="24"/>
+            </w:rPr>
+            <w:t xml:space="preserve"> conforme a figura 6.</w:t>
+          </w:r>
+        </w:p>
+        <w:p>
+          <w:pPr>
+            <w:spacing w:line="360" w:lineRule="auto"/>
+            <w:ind w:right="164" w:firstLine="720"/>
+            <w:jc w:val="center"/>
+            <w:rPr>
+              <w:rFonts w:ascii="Arial" w:hAnsi="Arial"/>
+              <w:bCs/>
+              <w:spacing w:val="-1"/>
+              <w:sz w:val="24"/>
+            </w:rPr>
+          </w:pPr>
+        </w:p>
+        <w:p>
+          <w:pPr>
+            <w:spacing w:line="360" w:lineRule="auto"/>
+            <w:ind w:right="164" w:firstLine="720"/>
+            <w:jc w:val="center"/>
+            <w:rPr>
+              <w:rFonts w:ascii="Arial" w:hAnsi="Arial"/>
+              <w:b/>
+              <w:spacing w:val="-1"/>
+              <w:sz w:val="24"/>
+            </w:rPr>
+          </w:pPr>
+          <w:r>
+            <w:rPr>
+              <w:rFonts w:ascii="Arial" w:hAnsi="Arial"/>
+              <w:b/>
+              <w:spacing w:val="-1"/>
+              <w:sz w:val="24"/>
+            </w:rPr>
+            <w:t xml:space="preserve">Figura </w:t>
+          </w:r>
+          <w:r>
+            <w:rPr>
+              <w:rFonts w:ascii="Arial" w:hAnsi="Arial"/>
+              <w:b/>
+              <w:spacing w:val="-1"/>
+              <w:sz w:val="24"/>
+            </w:rPr>
+            <w:t>6</w:t>
+          </w:r>
+          <w:r>
+            <w:rPr>
+              <w:rFonts w:ascii="Arial" w:hAnsi="Arial"/>
+              <w:b/>
+              <w:spacing w:val="-1"/>
+              <w:sz w:val="24"/>
+            </w:rPr>
+            <w:t xml:space="preserve"> – </w:t>
+          </w:r>
+          <w:r>
+            <w:rPr>
+              <w:rFonts w:ascii="Arial" w:hAnsi="Arial"/>
+              <w:b/>
+              <w:spacing w:val="-1"/>
+              <w:sz w:val="24"/>
+            </w:rPr>
+            <w:t xml:space="preserve"> Manual de instalação</w:t>
+          </w:r>
+          <w:r>
+            <w:rPr>
+              <w:rFonts w:ascii="Arial" w:hAnsi="Arial"/>
+              <w:b/>
+              <w:spacing w:val="-1"/>
+              <w:sz w:val="24"/>
+            </w:rPr>
+            <w:t xml:space="preserve"> </w:t>
+          </w:r>
+          <w:r>
+            <w:rPr>
+              <w:rFonts w:ascii="Arial" w:hAnsi="Arial"/>
+              <w:b/>
+              <w:spacing w:val="-1"/>
+              <w:sz w:val="24"/>
+            </w:rPr>
+            <w:t>técnico</w:t>
+          </w:r>
+        </w:p>
+        <w:p>
+          <w:pPr>
+            <w:spacing w:line="360" w:lineRule="auto"/>
+            <w:ind w:right="164" w:firstLine="720"/>
+            <w:rPr>
+              <w:rFonts w:ascii="Arial" w:hAnsi="Arial"/>
+              <w:bCs/>
+              <w:spacing w:val="-1"/>
+            </w:rPr>
+          </w:pPr>
+        </w:p>
+        <w:p>
+          <w:pPr>
+            <w:spacing w:line="360" w:lineRule="auto"/>
+            <w:ind w:right="164" w:firstLine="720"/>
+            <w:jc w:val="center"/>
+          </w:pPr>
+          <w:r>
+            <w:rPr>
+              <w:rFonts w:ascii="Arial" w:hAnsi="Arial"/>
+              <w:b/>
+              <w:spacing w:val="-1"/>
+              <w:sz w:val="24"/>
+            </w:rPr>
+            <w:drawing>
+              <wp:inline distT="0" distB="0" distL="0" distR="0" wp14:anchorId="53D593BC" wp14:editId="4407D061">
+                <wp:extent cx="2819400" cy="3990121"/>
+                <wp:effectExtent l="76200" t="76200" r="133350" b="125095"/>
+                <wp:docPr id="2132088429" name="Imagem 1" descr="Uma imagem contendo Texto&#10;&#10;O conteúdo gerado por IA pode estar incorreto."/>
+                <wp:cNvGraphicFramePr>
+                  <a:graphicFrameLocks xmlns:a="http://schemas.openxmlformats.org/drawingml/2006/main" noChangeAspect="1"/>
+                </wp:cNvGraphicFramePr>
+                <a:graphic xmlns:a="http://schemas.openxmlformats.org/drawingml/2006/main">
+                  <a:graphicData uri="http://schemas.openxmlformats.org/drawingml/2006/picture">
+                    <pic:pic xmlns:pic="http://schemas.openxmlformats.org/drawingml/2006/picture">
+                      <pic:nvPicPr>
+                        <pic:cNvPr id="2132088429" name="Imagem 1" descr="Uma imagem contendo Texto&#10;&#10;O conteúdo gerado por IA pode estar incorreto."/>
+                        <pic:cNvPicPr/>
+                      </pic:nvPicPr>
+                      <pic:blipFill>
+                        <a:blip r:embed="rId19"/>
+                        <a:stretch>
+                          <a:fillRect/>
+                        </a:stretch>
+                      </pic:blipFill>
+                      <pic:spPr>
+                        <a:xfrm>
+                          <a:off x="0" y="0"/>
+                          <a:ext cx="2841185" cy="4020952"/>
+                        </a:xfrm>
+                        <a:prstGeom prst="rect">
+                          <a:avLst/>
+                        </a:prstGeom>
+                        <a:ln w="38100" cap="sq">
+                          <a:solidFill>
+                            <a:srgbClr val="000000"/>
+                          </a:solidFill>
+                          <a:prstDash val="solid"/>
+                          <a:miter lim="800000"/>
+                        </a:ln>
+                        <a:effectLst>
+                          <a:outerShdw blurRad="50800" dist="38100" dir="2700000" algn="tl" rotWithShape="0">
+                            <a:srgbClr val="000000">
+                              <a:alpha val="43000"/>
+                            </a:srgbClr>
+                          </a:outerShdw>
+                        </a:effectLst>
+                      </pic:spPr>
+                    </pic:pic>
+                  </a:graphicData>
+                </a:graphic>
+              </wp:inline>
+            </w:drawing>
+          </w:r>
+        </w:p>
+        <w:p>
+          <w:pPr>
+            <w:spacing w:line="360" w:lineRule="auto"/>
+            <w:ind w:right="164" w:firstLine="720"/>
+            <w:jc w:val="center"/>
+          </w:pPr>
+          <w:r>
+            <w:t>Acesso ao PDF:</w:t>
+          </w:r>
+        </w:p>
+        <w:p>
+          <w:pPr>
+            <w:spacing w:line="360" w:lineRule="auto"/>
+            <w:ind w:right="164" w:firstLine="720"/>
+            <w:jc w:val="center"/>
+            <w:rPr>
+              <w:rFonts w:ascii="Arial" w:hAnsi="Arial"/>
+              <w:b/>
+              <w:spacing w:val="-1"/>
+              <w:sz w:val="24"/>
+            </w:rPr>
+          </w:pPr>
+          <w:r>
+            <w:t xml:space="preserve"> </w:t>
+          </w:r>
+          <w:r>
+            <w:object w:dxaOrig="1520" w:dyaOrig="987" w14:anchorId="3F5B89BC">
+              <v:shapetype id="_x0000_t75" coordsize="21600,21600" o:spt="75" o:preferrelative="t" path="m@4@5l@4@11@9@11@9@5xe" filled="f" stroked="f">
+                <v:stroke joinstyle="miter"/>
+                <v:formulas>
+                  <v:f eqn="if lineDrawn pixelLineWidth 0"/>
+                  <v:f eqn="sum @0 1 0"/>
+                  <v:f eqn="sum 0 0 @1"/>
+                  <v:f eqn="prod @2 1 2"/>
+                  <v:f eqn="prod @3 21600 pixelWidth"/>
+                  <v:f eqn="prod @3 21600 pixelHeight"/>
+                  <v:f eqn="sum @0 0 1"/>
+                  <v:f eqn="prod @6 1 2"/>
+                  <v:f eqn="prod @7 21600 pixelWidth"/>
+                  <v:f eqn="sum @8 21600 0"/>
+                  <v:f eqn="prod @7 21600 pixelHeight"/>
+                  <v:f eqn="sum @10 21600 0"/>
+                </v:formulas>
+                <v:path o:extrusionok="f" gradientshapeok="t" o:connecttype="rect"/>
+                <o:lock v:ext="edit" aspectratio="t"/>
+              </v:shapetype>
+              <v:shape id="_x0000_i1093" type="#_x0000_t75" style="width:75.8pt;height:49.1pt" o:ole="">
+                <v:imagedata r:id="rId20" o:title=""/>
+              </v:shape>
+              <o:OLEObject Type="Embed" ProgID="Package" ShapeID="_x0000_i1093" DrawAspect="Icon" ObjectID="_1826134187" r:id="rId21"/>
+            </w:object>
+          </w:r>
+        </w:p>
+        <w:p>
+          <w:pPr>
+            <w:spacing w:line="360" w:lineRule="auto"/>
+            <w:ind w:right="164" w:firstLine="720"/>
+            <w:jc w:val="center"/>
+            <w:rPr>
+              <w:rFonts w:ascii="Arial" w:hAnsi="Arial"/>
+              <w:b/>
+              <w:spacing w:val="-1"/>
+              <w:sz w:val="24"/>
+            </w:rPr>
+          </w:pPr>
+        </w:p>
+        <w:p>
+          <w:pPr>
+            <w:spacing w:line="360" w:lineRule="auto"/>
+            <w:ind w:right="164" w:firstLine="720"/>
+            <w:jc w:val="center"/>
+            <w:rPr>
+              <w:rFonts w:ascii="Arial" w:hAnsi="Arial"/>
+              <w:b/>
+              <w:spacing w:val="-1"/>
+              <w:sz w:val="24"/>
+            </w:rPr>
+          </w:pPr>
+        </w:p>
+        <w:p>
+          <w:pPr>
+            <w:spacing w:line="360" w:lineRule="auto"/>
+            <w:ind w:right="164" w:firstLine="720"/>
+            <w:jc w:val="center"/>
+            <w:rPr>
+              <w:rFonts w:ascii="Arial" w:hAnsi="Arial"/>
+              <w:b/>
+              <w:spacing w:val="-1"/>
+              <w:sz w:val="24"/>
+            </w:rPr>
+          </w:pPr>
+        </w:p>
+        <w:p>
+          <w:pPr>
+            <w:spacing w:line="360" w:lineRule="auto"/>
+            <w:ind w:right="164" w:firstLine="720"/>
+            <w:jc w:val="center"/>
+            <w:rPr>
+              <w:rFonts w:ascii="Arial" w:hAnsi="Arial"/>
+              <w:b/>
+              <w:spacing w:val="-1"/>
+              <w:sz w:val="24"/>
+            </w:rPr>
+          </w:pPr>
+        </w:p>
+        <w:p>
+          <w:pPr>
+            <w:spacing w:line="360" w:lineRule="auto"/>
+            <w:ind w:right="164" w:firstLine="720"/>
+            <w:jc w:val="center"/>
+            <w:rPr>
+              <w:rFonts w:ascii="Arial" w:hAnsi="Arial"/>
+              <w:b/>
+              <w:spacing w:val="-1"/>
+              <w:sz w:val="24"/>
+            </w:rPr>
+          </w:pPr>
+        </w:p>
+        <w:p>
+          <w:pPr>
+            <w:spacing w:line="360" w:lineRule="auto"/>
+            <w:ind w:right="164" w:firstLine="720"/>
+            <w:jc w:val="center"/>
+            <w:rPr>
+              <w:rFonts w:ascii="Arial" w:hAnsi="Arial"/>
+              <w:b/>
+              <w:spacing w:val="-1"/>
+              <w:sz w:val="24"/>
+            </w:rPr>
+          </w:pPr>
+        </w:p>
+        <w:p>
+          <w:pPr>
+            <w:spacing w:line="360" w:lineRule="auto"/>
+            <w:ind w:right="164"/>
+            <w:rPr>
+              <w:rFonts w:ascii="Arial" w:hAnsi="Arial"/>
+              <w:b/>
+              <w:spacing w:val="-1"/>
+              <w:sz w:val="24"/>
+            </w:rPr>
+          </w:pPr>
+        </w:p>
+        <w:p>
+          <w:pPr>
+            <w:spacing w:line="360" w:lineRule="auto"/>
+            <w:ind w:right="164" w:firstLine="720"/>
+            <w:jc w:val="center"/>
+            <w:rPr>
+              <w:rFonts w:ascii="Arial" w:hAnsi="Arial"/>
+              <w:bCs/>
+              <w:spacing w:val="-1"/>
+              <w:sz w:val="24"/>
+            </w:rPr>
+          </w:pPr>
+          <w:r>
+            <w:rPr>
+              <w:rFonts w:ascii="Arial" w:hAnsi="Arial"/>
+              <w:bCs/>
+              <w:spacing w:val="-1"/>
+              <w:sz w:val="24"/>
+            </w:rPr>
+            <w:t>Manual de instalação para Usuario apresenta de forma simples e objetiva, todas as etapas necessarias para que o usuario final instale e configure a aplicação em seu dispositivo</w:t>
+          </w:r>
+          <w:r>
+            <w:rPr>
+              <w:rFonts w:ascii="Arial" w:hAnsi="Arial"/>
+              <w:bCs/>
+              <w:spacing w:val="-1"/>
+              <w:sz w:val="24"/>
+            </w:rPr>
+            <w:t>, conforme a figura 7.</w:t>
+          </w:r>
+        </w:p>
+        <w:p>
+          <w:pPr>
+            <w:spacing w:line="360" w:lineRule="auto"/>
+            <w:ind w:right="164" w:firstLine="720"/>
+            <w:jc w:val="center"/>
+            <w:rPr>
+              <w:rFonts w:ascii="Arial" w:hAnsi="Arial"/>
+              <w:b/>
+              <w:spacing w:val="-1"/>
+              <w:sz w:val="24"/>
+            </w:rPr>
+          </w:pPr>
+        </w:p>
+        <w:p>
+          <w:pPr>
+            <w:spacing w:line="360" w:lineRule="auto"/>
+            <w:ind w:right="164" w:firstLine="720"/>
+            <w:jc w:val="center"/>
+            <w:rPr>
+              <w:rFonts w:ascii="Arial" w:hAnsi="Arial"/>
+              <w:b/>
+              <w:spacing w:val="-1"/>
+              <w:sz w:val="24"/>
+            </w:rPr>
+          </w:pPr>
+          <w:r>
+            <w:rPr>
+              <w:rFonts w:ascii="Arial" w:hAnsi="Arial"/>
+              <w:b/>
+              <w:spacing w:val="-1"/>
+              <w:sz w:val="24"/>
+            </w:rPr>
+            <w:t xml:space="preserve">Figura </w:t>
+          </w:r>
+          <w:r>
+            <w:rPr>
+              <w:rFonts w:ascii="Arial" w:hAnsi="Arial"/>
+              <w:b/>
+              <w:spacing w:val="-1"/>
+              <w:sz w:val="24"/>
+            </w:rPr>
+            <w:t>7</w:t>
+          </w:r>
+          <w:r>
+            <w:rPr>
+              <w:rFonts w:ascii="Arial" w:hAnsi="Arial"/>
+              <w:b/>
+              <w:spacing w:val="-1"/>
+              <w:sz w:val="24"/>
+            </w:rPr>
+            <w:t xml:space="preserve"> – </w:t>
+          </w:r>
+          <w:r>
+            <w:rPr>
+              <w:rFonts w:ascii="Arial" w:hAnsi="Arial"/>
+              <w:b/>
+              <w:spacing w:val="-1"/>
+              <w:sz w:val="24"/>
+            </w:rPr>
+            <w:t xml:space="preserve"> Manual de instalação para Usuario.</w:t>
+          </w:r>
+        </w:p>
+        <w:p>
+          <w:pPr>
+            <w:spacing w:line="360" w:lineRule="auto"/>
+            <w:ind w:right="164" w:firstLine="720"/>
+            <w:rPr>
+              <w:rFonts w:ascii="Arial" w:hAnsi="Arial"/>
+              <w:b/>
+              <w:spacing w:val="-1"/>
+              <w:sz w:val="24"/>
+            </w:rPr>
+          </w:pPr>
+        </w:p>
+        <w:p>
+          <w:pPr>
+            <w:spacing w:line="360" w:lineRule="auto"/>
+            <w:ind w:right="164"/>
+            <w:jc w:val="center"/>
+            <w:rPr>
+              <w:rFonts w:ascii="Arial" w:hAnsi="Arial"/>
+              <w:b/>
+              <w:spacing w:val="-1"/>
+              <w:sz w:val="24"/>
+            </w:rPr>
+          </w:pPr>
+          <w:r>
+            <w:rPr>
+              <w:rFonts w:ascii="Arial" w:hAnsi="Arial"/>
+              <w:b/>
+              <w:spacing w:val="-1"/>
+              <w:sz w:val="24"/>
+            </w:rPr>
+            <w:drawing>
+              <wp:inline distT="0" distB="0" distL="0" distR="0" wp14:anchorId="589CF309" wp14:editId="5284CFCD">
+                <wp:extent cx="3870557" cy="4748601"/>
+                <wp:effectExtent l="76200" t="76200" r="130175" b="128270"/>
+                <wp:docPr id="113771352" name="Imagem 1" descr="Interface gráfica do usuário, Site&#10;&#10;O conteúdo gerado por IA pode estar incorreto."/>
+                <wp:cNvGraphicFramePr>
+                  <a:graphicFrameLocks xmlns:a="http://schemas.openxmlformats.org/drawingml/2006/main" noChangeAspect="1"/>
+                </wp:cNvGraphicFramePr>
+                <a:graphic xmlns:a="http://schemas.openxmlformats.org/drawingml/2006/main">
+                  <a:graphicData uri="http://schemas.openxmlformats.org/drawingml/2006/picture">
+                    <pic:pic xmlns:pic="http://schemas.openxmlformats.org/drawingml/2006/picture">
+                      <pic:nvPicPr>
+                        <pic:cNvPr id="113771352" name="Imagem 1" descr="Interface gráfica do usuário, Site&#10;&#10;O conteúdo gerado por IA pode estar incorreto."/>
+                        <pic:cNvPicPr/>
+                      </pic:nvPicPr>
+                      <pic:blipFill>
+                        <a:blip r:embed="rId22"/>
+                        <a:stretch>
+                          <a:fillRect/>
+                        </a:stretch>
+                      </pic:blipFill>
+                      <pic:spPr>
+                        <a:xfrm>
+                          <a:off x="0" y="0"/>
+                          <a:ext cx="3880621" cy="4760948"/>
+                        </a:xfrm>
+                        <a:prstGeom prst="rect">
+                          <a:avLst/>
+                        </a:prstGeom>
+                        <a:ln w="38100" cap="sq">
+                          <a:solidFill>
+                            <a:srgbClr val="000000"/>
+                          </a:solidFill>
+                          <a:prstDash val="solid"/>
+                          <a:miter lim="800000"/>
+                        </a:ln>
+                        <a:effectLst>
+                          <a:outerShdw blurRad="50800" dist="38100" dir="2700000" algn="tl" rotWithShape="0">
+                            <a:srgbClr val="000000">
+                              <a:alpha val="43000"/>
+                            </a:srgbClr>
+                          </a:outerShdw>
+                        </a:effectLst>
+                      </pic:spPr>
+                    </pic:pic>
+                  </a:graphicData>
+                </a:graphic>
+              </wp:inline>
+            </w:drawing>
+          </w:r>
+        </w:p>
+        <w:p>
+          <w:pPr>
+            <w:spacing w:line="360" w:lineRule="auto"/>
+            <w:ind w:right="164"/>
+            <w:jc w:val="center"/>
+            <w:rPr>
+              <w:rFonts w:ascii="Arial" w:hAnsi="Arial"/>
+              <w:b/>
+              <w:spacing w:val="-1"/>
+              <w:sz w:val="24"/>
+            </w:rPr>
+          </w:pPr>
+        </w:p>
+        <w:p>
+          <w:pPr>
+            <w:spacing w:line="360" w:lineRule="auto"/>
+            <w:ind w:right="164"/>
+            <w:jc w:val="center"/>
+            <w:rPr>
+              <w:rFonts w:ascii="Arial" w:hAnsi="Arial"/>
+              <w:b/>
+              <w:spacing w:val="-1"/>
+              <w:sz w:val="24"/>
+            </w:rPr>
+          </w:pPr>
+        </w:p>
+        <w:p>
+          <w:pPr>
+            <w:spacing w:line="360" w:lineRule="auto"/>
+            <w:ind w:right="164"/>
+            <w:jc w:val="center"/>
+            <w:rPr>
+              <w:rFonts w:ascii="Arial" w:hAnsi="Arial"/>
+              <w:b/>
+              <w:spacing w:val="-1"/>
+              <w:sz w:val="24"/>
+            </w:rPr>
+          </w:pPr>
+        </w:p>
+        <w:p>
+          <w:pPr>
+            <w:spacing w:line="360" w:lineRule="auto"/>
+            <w:ind w:right="164"/>
+            <w:jc w:val="center"/>
+            <w:rPr>
+              <w:rFonts w:ascii="Arial" w:hAnsi="Arial"/>
+              <w:b/>
+              <w:spacing w:val="-1"/>
+              <w:sz w:val="24"/>
+            </w:rPr>
+          </w:pPr>
+        </w:p>
+        <w:p>
+          <w:pPr>
+            <w:spacing w:line="360" w:lineRule="auto"/>
+            <w:ind w:right="164"/>
+            <w:jc w:val="center"/>
+            <w:rPr>
+              <w:rFonts w:ascii="Arial" w:hAnsi="Arial"/>
+              <w:b/>
+              <w:spacing w:val="-1"/>
+              <w:sz w:val="24"/>
+            </w:rPr>
+          </w:pPr>
+        </w:p>
+        <w:p>
+          <w:pPr>
+            <w:spacing w:line="360" w:lineRule="auto"/>
+            <w:ind w:right="164"/>
+            <w:jc w:val="center"/>
+            <w:rPr>
+              <w:rFonts w:ascii="Arial" w:hAnsi="Arial"/>
+              <w:b/>
+              <w:spacing w:val="-1"/>
+              <w:sz w:val="24"/>
+            </w:rPr>
+          </w:pPr>
+        </w:p>
+        <w:p>
+          <w:pPr>
+            <w:spacing w:line="360" w:lineRule="auto"/>
+            <w:ind w:right="164"/>
+            <w:jc w:val="center"/>
+            <w:rPr>
+              <w:rFonts w:ascii="Arial" w:hAnsi="Arial"/>
+              <w:b/>
+              <w:spacing w:val="-1"/>
+              <w:sz w:val="24"/>
+            </w:rPr>
+          </w:pPr>
+        </w:p>
+        <w:p>
+          <w:pPr>
+            <w:spacing w:line="360" w:lineRule="auto"/>
+            <w:ind w:right="164"/>
+            <w:jc w:val="center"/>
+            <w:rPr>
+              <w:rFonts w:ascii="Arial" w:hAnsi="Arial"/>
+              <w:b/>
+              <w:spacing w:val="-1"/>
+              <w:sz w:val="24"/>
+            </w:rPr>
+          </w:pPr>
+        </w:p>
+        <w:p>
+          <w:pPr>
+            <w:spacing w:line="360" w:lineRule="auto"/>
+            <w:ind w:right="164"/>
+            <w:jc w:val="center"/>
+            <w:rPr>
+              <w:rFonts w:ascii="Arial" w:hAnsi="Arial"/>
+              <w:b/>
+              <w:spacing w:val="-1"/>
+              <w:sz w:val="24"/>
+            </w:rPr>
+          </w:pPr>
+        </w:p>
+        <w:p>
+          <w:pPr>
+            <w:spacing w:line="360" w:lineRule="auto"/>
+            <w:ind w:right="164"/>
+            <w:jc w:val="center"/>
+            <w:rPr>
+              <w:rFonts w:ascii="Arial" w:hAnsi="Arial"/>
+              <w:b/>
+              <w:spacing w:val="-1"/>
+              <w:sz w:val="24"/>
+            </w:rPr>
+          </w:pPr>
+        </w:p>
+        <w:p>
+          <w:pPr>
+            <w:spacing w:line="360" w:lineRule="auto"/>
+            <w:ind w:right="164" w:firstLine="720"/>
+            <w:jc w:val="center"/>
+            <w:rPr>
+              <w:rFonts w:ascii="Arial" w:hAnsi="Arial"/>
+              <w:bCs/>
+              <w:spacing w:val="-1"/>
+              <w:sz w:val="24"/>
+            </w:rPr>
+          </w:pPr>
+          <w:r>
+            <w:rPr>
+              <w:rFonts w:ascii="Arial" w:hAnsi="Arial"/>
+              <w:bCs/>
+              <w:spacing w:val="-1"/>
+              <w:sz w:val="24"/>
+            </w:rPr>
+            <w:t>O fluxograma de Requisição mostra de forma visual e simplificada, todas as etapas e decisões envolvidas no processo de solicitação dentro do sistema</w:t>
+          </w:r>
+          <w:r>
+            <w:rPr>
+              <w:rFonts w:ascii="Arial" w:hAnsi="Arial"/>
+              <w:bCs/>
+              <w:spacing w:val="-1"/>
+              <w:sz w:val="24"/>
+            </w:rPr>
+            <w:t>, conforme a figura 8.</w:t>
+          </w:r>
+        </w:p>
+        <w:p>
+          <w:pPr>
+            <w:spacing w:line="360" w:lineRule="auto"/>
+            <w:ind w:right="164" w:firstLine="720"/>
+            <w:jc w:val="center"/>
+            <w:rPr>
+              <w:rFonts w:ascii="Arial" w:hAnsi="Arial"/>
+              <w:bCs/>
+              <w:spacing w:val="-1"/>
+              <w:sz w:val="24"/>
+            </w:rPr>
+          </w:pPr>
+        </w:p>
+        <w:p>
+          <w:pPr>
+            <w:spacing w:line="360" w:lineRule="auto"/>
+            <w:ind w:right="164" w:firstLine="720"/>
+            <w:jc w:val="center"/>
+            <w:rPr>
+              <w:rFonts w:ascii="Arial" w:hAnsi="Arial"/>
+              <w:b/>
+              <w:spacing w:val="-1"/>
+              <w:sz w:val="24"/>
+            </w:rPr>
+          </w:pPr>
+          <w:r>
+            <w:rPr>
+              <w:rFonts w:ascii="Arial" w:hAnsi="Arial"/>
+              <w:b/>
+              <w:spacing w:val="-1"/>
+              <w:sz w:val="24"/>
+            </w:rPr>
+            <w:t xml:space="preserve">Figura </w:t>
+          </w:r>
+          <w:r>
+            <w:rPr>
+              <w:rFonts w:ascii="Arial" w:hAnsi="Arial"/>
+              <w:b/>
+              <w:spacing w:val="-1"/>
+              <w:sz w:val="24"/>
+            </w:rPr>
+            <w:t>8</w:t>
+          </w:r>
+          <w:r>
+            <w:rPr>
+              <w:rFonts w:ascii="Arial" w:hAnsi="Arial"/>
+              <w:b/>
+              <w:spacing w:val="-1"/>
+              <w:sz w:val="24"/>
+            </w:rPr>
+            <w:t xml:space="preserve"> – </w:t>
+          </w:r>
+          <w:r>
+            <w:rPr>
+              <w:rFonts w:ascii="Arial" w:hAnsi="Arial"/>
+              <w:b/>
+              <w:spacing w:val="-1"/>
+              <w:sz w:val="24"/>
+            </w:rPr>
+            <w:t>Fluxograma de Requisição</w:t>
+          </w:r>
+        </w:p>
+        <w:p>
+          <w:pPr>
+            <w:spacing w:line="360" w:lineRule="auto"/>
+            <w:ind w:right="164" w:firstLine="720"/>
+            <w:rPr>
+              <w:rFonts w:ascii="Arial" w:hAnsi="Arial"/>
+              <w:b/>
+              <w:spacing w:val="-1"/>
+              <w:sz w:val="24"/>
+            </w:rPr>
+          </w:pPr>
+        </w:p>
+        <w:p>
+          <w:pPr>
+            <w:spacing w:line="360" w:lineRule="auto"/>
+            <w:ind w:right="164"/>
+            <w:jc w:val="center"/>
+            <w:rPr>
+              <w:rFonts w:ascii="Arial" w:hAnsi="Arial"/>
+              <w:b/>
+              <w:spacing w:val="-1"/>
+              <w:sz w:val="24"/>
+            </w:rPr>
+          </w:pPr>
+          <w:r>
+            <w:rPr>
+              <w:noProof/>
+            </w:rPr>
+            <w:drawing>
+              <wp:inline distT="0" distB="0" distL="0" distR="0" wp14:anchorId="4487B1A0" wp14:editId="08A94833">
+                <wp:extent cx="5881255" cy="4116295"/>
+                <wp:effectExtent l="76200" t="76200" r="139065" b="132080"/>
+                <wp:docPr id="1039312037" name="Imagem 1" descr="Diagrama&#10;&#10;O conteúdo gerado por IA pode estar incorreto."/>
+                <wp:cNvGraphicFramePr>
+                  <a:graphicFrameLocks xmlns:a="http://schemas.openxmlformats.org/drawingml/2006/main" noChangeAspect="1"/>
+                </wp:cNvGraphicFramePr>
+                <a:graphic xmlns:a="http://schemas.openxmlformats.org/drawingml/2006/main">
+                  <a:graphicData uri="http://schemas.openxmlformats.org/drawingml/2006/picture">
+                    <pic:pic xmlns:pic="http://schemas.openxmlformats.org/drawingml/2006/picture">
+                      <pic:nvPicPr>
+                        <pic:cNvPr id="1039312037" name="Imagem 1" descr="Diagrama&#10;&#10;O conteúdo gerado por IA pode estar incorreto."/>
+                        <pic:cNvPicPr/>
+                      </pic:nvPicPr>
+                      <pic:blipFill>
+                        <a:blip r:embed="rId23"/>
+                        <a:stretch>
+                          <a:fillRect/>
+                        </a:stretch>
+                      </pic:blipFill>
+                      <pic:spPr>
+                        <a:xfrm>
+                          <a:off x="0" y="0"/>
+                          <a:ext cx="5886352" cy="4119863"/>
+                        </a:xfrm>
+                        <a:prstGeom prst="rect">
+                          <a:avLst/>
+                        </a:prstGeom>
+                        <a:ln w="38100" cap="sq">
+                          <a:solidFill>
+                            <a:srgbClr val="000000"/>
+                          </a:solidFill>
+                          <a:prstDash val="solid"/>
+                          <a:miter lim="800000"/>
+                        </a:ln>
+                        <a:effectLst>
+                          <a:outerShdw blurRad="50800" dist="38100" dir="2700000" algn="tl" rotWithShape="0">
+                            <a:srgbClr val="000000">
+                              <a:alpha val="43000"/>
+                            </a:srgbClr>
+                          </a:outerShdw>
+                        </a:effectLst>
+                      </pic:spPr>
+                    </pic:pic>
+                  </a:graphicData>
+                </a:graphic>
+              </wp:inline>
+            </w:drawing>
+          </w:r>
+        </w:p>
+        <w:p>
+          <w:pPr>
+            <w:spacing w:line="360" w:lineRule="auto"/>
+            <w:ind w:right="164"/>
+            <w:jc w:val="center"/>
+            <w:rPr>
+              <w:rFonts w:ascii="Arial" w:hAnsi="Arial"/>
+              <w:b/>
+              <w:spacing w:val="-1"/>
+              <w:sz w:val="24"/>
+            </w:rPr>
+          </w:pPr>
+        </w:p>
+        <w:p>
+          <w:pPr>
+            <w:spacing w:line="360" w:lineRule="auto"/>
+            <w:ind w:right="164"/>
+            <w:jc w:val="center"/>
+            <w:rPr>
+              <w:rFonts w:ascii="Arial" w:hAnsi="Arial"/>
+              <w:b/>
+              <w:spacing w:val="-1"/>
+              <w:sz w:val="24"/>
+            </w:rPr>
+          </w:pPr>
+        </w:p>
+        <w:p>
+          <w:pPr>
+            <w:spacing w:line="360" w:lineRule="auto"/>
+            <w:ind w:right="164"/>
+            <w:jc w:val="center"/>
+            <w:rPr>
+              <w:rFonts w:ascii="Arial" w:hAnsi="Arial"/>
+              <w:b/>
+              <w:spacing w:val="-1"/>
+              <w:sz w:val="24"/>
+            </w:rPr>
+          </w:pPr>
+        </w:p>
+        <w:p>
+          <w:pPr>
+            <w:spacing w:line="360" w:lineRule="auto"/>
+            <w:ind w:right="164"/>
+            <w:jc w:val="center"/>
+            <w:rPr>
+              <w:rFonts w:ascii="Arial" w:hAnsi="Arial"/>
+              <w:b/>
+              <w:spacing w:val="-1"/>
+              <w:sz w:val="24"/>
+            </w:rPr>
+          </w:pPr>
+        </w:p>
+        <w:p>
+          <w:pPr>
+            <w:spacing w:line="360" w:lineRule="auto"/>
+            <w:ind w:right="164"/>
+            <w:jc w:val="center"/>
+            <w:rPr>
+              <w:rFonts w:ascii="Arial" w:hAnsi="Arial"/>
+              <w:b/>
+              <w:spacing w:val="-1"/>
+              <w:sz w:val="24"/>
+            </w:rPr>
+          </w:pPr>
+        </w:p>
+        <w:p>
+          <w:pPr>
+            <w:spacing w:line="360" w:lineRule="auto"/>
+            <w:ind w:right="164"/>
+            <w:jc w:val="center"/>
+            <w:rPr>
+              <w:rFonts w:ascii="Arial" w:hAnsi="Arial"/>
+              <w:b/>
+              <w:spacing w:val="-1"/>
+              <w:sz w:val="24"/>
+            </w:rPr>
+          </w:pPr>
+        </w:p>
+        <w:p>
+          <w:pPr>
+            <w:spacing w:line="360" w:lineRule="auto"/>
+            <w:ind w:right="164"/>
+            <w:jc w:val="center"/>
+            <w:rPr>
+              <w:rFonts w:ascii="Arial" w:hAnsi="Arial"/>
+              <w:b/>
+              <w:spacing w:val="-1"/>
+              <w:sz w:val="24"/>
+            </w:rPr>
+          </w:pPr>
+        </w:p>
+        <w:p>
+          <w:pPr>
+            <w:spacing w:line="360" w:lineRule="auto"/>
+            <w:ind w:right="164"/>
+            <w:jc w:val="center"/>
+            <w:rPr>
+              <w:rFonts w:ascii="Arial" w:hAnsi="Arial"/>
+              <w:b/>
+              <w:spacing w:val="-1"/>
+              <w:sz w:val="24"/>
+            </w:rPr>
+          </w:pPr>
+        </w:p>
+        <w:p>
+          <w:pPr>
+            <w:spacing w:line="360" w:lineRule="auto"/>
+            <w:ind w:right="164"/>
+            <w:jc w:val="center"/>
+            <w:rPr>
+              <w:rFonts w:ascii="Arial" w:hAnsi="Arial"/>
+              <w:b/>
+              <w:spacing w:val="-1"/>
+              <w:sz w:val="24"/>
+            </w:rPr>
+          </w:pPr>
+        </w:p>
+        <w:p>
+          <w:pPr>
+            <w:spacing w:line="360" w:lineRule="auto"/>
+            <w:ind w:right="164"/>
+            <w:rPr>
+              <w:rFonts w:ascii="Arial" w:hAnsi="Arial"/>
+              <w:b/>
+              <w:spacing w:val="-1"/>
+              <w:sz w:val="24"/>
+            </w:rPr>
+          </w:pPr>
+        </w:p>
+        <w:p>
+          <w:pPr>
+            <w:spacing w:line="360" w:lineRule="auto"/>
+            <w:ind w:right="164"/>
+            <w:rPr>
+              <w:rFonts w:ascii="Arial" w:hAnsi="Arial"/>
+              <w:b/>
+              <w:spacing w:val="-1"/>
+              <w:sz w:val="24"/>
+            </w:rPr>
+          </w:pPr>
+        </w:p>
+        <w:p>
+          <w:pPr>
+            <w:spacing w:line="360" w:lineRule="auto"/>
+            <w:ind w:right="164" w:firstLine="720"/>
+            <w:jc w:val="center"/>
+            <w:rPr>
+              <w:rFonts w:ascii="Arial" w:hAnsi="Arial"/>
+              <w:bCs/>
+              <w:spacing w:val="-1"/>
+              <w:sz w:val="24"/>
+            </w:rPr>
+          </w:pPr>
+          <w:r>
+            <w:rPr>
+              <w:rFonts w:ascii="Arial" w:hAnsi="Arial"/>
+              <w:bCs/>
+              <w:spacing w:val="-1"/>
+              <w:sz w:val="24"/>
+            </w:rPr>
+            <w:t>Documentação de Gestão de mudanças, que tem como o</w:t>
+          </w:r>
+          <w:r>
+            <w:rPr>
+              <w:rFonts w:ascii="Arial" w:hAnsi="Arial"/>
+              <w:bCs/>
+              <w:spacing w:val="-1"/>
+              <w:sz w:val="24"/>
+            </w:rPr>
+            <w:t>bjetivo planejar, solicitar, aprovar, implementar e acompanhar mudanças para minimizar riscos e impactos negativos no</w:t>
+          </w:r>
+          <w:r>
+            <w:rPr>
+              <w:rFonts w:ascii="Arial" w:hAnsi="Arial"/>
+              <w:bCs/>
+              <w:spacing w:val="-1"/>
+              <w:sz w:val="24"/>
+            </w:rPr>
+            <w:t xml:space="preserve">s negócio </w:t>
+          </w:r>
+          <w:r>
+            <w:rPr>
+              <w:rFonts w:ascii="Arial" w:hAnsi="Arial"/>
+              <w:bCs/>
+              <w:spacing w:val="-1"/>
+              <w:sz w:val="24"/>
+            </w:rPr>
+            <w:t>, como falhas ou interrupções</w:t>
+          </w:r>
+          <w:r>
+            <w:rPr>
+              <w:rFonts w:ascii="Arial" w:hAnsi="Arial"/>
+              <w:bCs/>
+              <w:spacing w:val="-1"/>
+              <w:sz w:val="24"/>
+            </w:rPr>
+            <w:t>.</w:t>
+          </w:r>
+        </w:p>
+        <w:p>
+          <w:pPr>
+            <w:spacing w:line="360" w:lineRule="auto"/>
+            <w:ind w:right="164"/>
+            <w:jc w:val="center"/>
+            <w:rPr>
+              <w:rFonts w:ascii="Arial" w:hAnsi="Arial"/>
+              <w:bCs/>
+              <w:spacing w:val="-1"/>
+              <w:sz w:val="24"/>
+            </w:rPr>
+          </w:pPr>
+        </w:p>
+        <w:p>
+          <w:pPr>
+            <w:spacing w:line="360" w:lineRule="auto"/>
+            <w:ind w:right="164" w:firstLine="720"/>
+            <w:jc w:val="center"/>
+            <w:rPr>
+              <w:rFonts w:ascii="Arial" w:hAnsi="Arial"/>
+              <w:b/>
+              <w:spacing w:val="-1"/>
+              <w:sz w:val="24"/>
+            </w:rPr>
+          </w:pPr>
+          <w:r>
+            <w:rPr>
+              <w:rFonts w:ascii="Arial" w:hAnsi="Arial"/>
+              <w:b/>
+              <w:spacing w:val="-1"/>
+              <w:sz w:val="24"/>
+            </w:rPr>
+            <w:t xml:space="preserve">Figura </w:t>
+          </w:r>
+          <w:r>
+            <w:rPr>
+              <w:rFonts w:ascii="Arial" w:hAnsi="Arial"/>
+              <w:b/>
+              <w:spacing w:val="-1"/>
+              <w:sz w:val="24"/>
+            </w:rPr>
+            <w:t>9</w:t>
+          </w:r>
+          <w:r>
+            <w:rPr>
+              <w:rFonts w:ascii="Arial" w:hAnsi="Arial"/>
+              <w:b/>
+              <w:spacing w:val="-1"/>
+              <w:sz w:val="24"/>
+            </w:rPr>
+            <w:t xml:space="preserve"> –</w:t>
+          </w:r>
+          <w:r>
+            <w:rPr>
+              <w:rFonts w:ascii="Arial" w:hAnsi="Arial"/>
+              <w:b/>
+              <w:spacing w:val="-1"/>
+              <w:sz w:val="24"/>
+            </w:rPr>
+            <w:t xml:space="preserve"> GMUD </w:t>
+          </w:r>
+          <w:r>
+            <w:rPr>
+              <w:rFonts w:ascii="Arial" w:hAnsi="Arial"/>
+              <w:b/>
+              <w:spacing w:val="-1"/>
+              <w:sz w:val="24"/>
+            </w:rPr>
+            <w:t>Documento de Gestão de mudanças</w:t>
+          </w:r>
+        </w:p>
+        <w:p>
+          <w:pPr>
+            <w:spacing w:line="360" w:lineRule="auto"/>
+            <w:ind w:right="164"/>
+            <w:jc w:val="center"/>
+            <w:rPr>
+              <w:rFonts w:ascii="Arial" w:hAnsi="Arial"/>
+              <w:b/>
+              <w:spacing w:val="-1"/>
+              <w:sz w:val="24"/>
+            </w:rPr>
+          </w:pPr>
+          <w:r>
+            <w:rPr>
+              <w:noProof/>
+            </w:rPr>
+            <w:drawing>
+              <wp:inline distT="0" distB="0" distL="0" distR="0" wp14:anchorId="127A7EDF" wp14:editId="65CBD335">
+                <wp:extent cx="3969327" cy="5543131"/>
+                <wp:effectExtent l="76200" t="76200" r="127000" b="133985"/>
+                <wp:docPr id="1216199281" name="Imagem 1" descr="Tabela&#10;&#10;O conteúdo gerado por IA pode estar incorreto."/>
+                <wp:cNvGraphicFramePr>
+                  <a:graphicFrameLocks xmlns:a="http://schemas.openxmlformats.org/drawingml/2006/main" noChangeAspect="1"/>
+                </wp:cNvGraphicFramePr>
+                <a:graphic xmlns:a="http://schemas.openxmlformats.org/drawingml/2006/main">
+                  <a:graphicData uri="http://schemas.openxmlformats.org/drawingml/2006/picture">
+                    <pic:pic xmlns:pic="http://schemas.openxmlformats.org/drawingml/2006/picture">
+                      <pic:nvPicPr>
+                        <pic:cNvPr id="1216199281" name="Imagem 1" descr="Tabela&#10;&#10;O conteúdo gerado por IA pode estar incorreto."/>
+                        <pic:cNvPicPr/>
+                      </pic:nvPicPr>
+                      <pic:blipFill rotWithShape="1">
+                        <a:blip r:embed="rId24"/>
+                        <a:srcRect l="349" t="1010" r="-349" b="-2020"/>
+                        <a:stretch>
+                          <a:fillRect/>
+                        </a:stretch>
+                      </pic:blipFill>
+                      <pic:spPr>
+                        <a:xfrm>
+                          <a:off x="0" y="0"/>
+                          <a:ext cx="3975743" cy="5552091"/>
+                        </a:xfrm>
+                        <a:prstGeom prst="rect">
+                          <a:avLst/>
+                        </a:prstGeom>
+                        <a:ln w="38100" cap="sq">
+                          <a:solidFill>
+                            <a:srgbClr val="000000"/>
+                          </a:solidFill>
+                          <a:prstDash val="solid"/>
+                          <a:miter lim="800000"/>
+                        </a:ln>
+                        <a:effectLst>
+                          <a:outerShdw blurRad="50800" dist="38100" dir="2700000" algn="tl" rotWithShape="0">
+                            <a:srgbClr val="000000">
+                              <a:alpha val="43000"/>
+                            </a:srgbClr>
+                          </a:outerShdw>
+                        </a:effectLst>
+                      </pic:spPr>
+                    </pic:pic>
+                  </a:graphicData>
+                </a:graphic>
+              </wp:inline>
+            </w:drawing>
+          </w:r>
+        </w:p>
+        <w:p>
+          <w:pPr>
+            <w:spacing w:line="360" w:lineRule="auto"/>
+            <w:ind w:right="164"/>
+            <w:jc w:val="center"/>
+          </w:pPr>
+          <w:r>
+            <w:t>Acesso ao PDF:</w:t>
+          </w:r>
+        </w:p>
+        <w:p>
+          <w:pPr>
+            <w:spacing w:line="360" w:lineRule="auto"/>
+            <w:ind w:right="164"/>
+            <w:jc w:val="center"/>
+          </w:pPr>
+          <w:r>
+            <w:object w:dxaOrig="1520" w:dyaOrig="987" w14:anchorId="46DC03BB">
+              <v:shape id="_x0000_i1065" type="#_x0000_t75" style="width:75.8pt;height:49.1pt" o:ole="">
+                <v:imagedata r:id="rId25" o:title=""/>
+              </v:shape>
+              <o:OLEObject Type="Embed" ProgID="Package" ShapeID="_x0000_i1065" DrawAspect="Icon" ObjectID="_1826134188" r:id="rId26"/>
+            </w:object>
+          </w:r>
+        </w:p>
+        <w:p>
+          <w:pPr>
+            <w:spacing w:line="360" w:lineRule="auto"/>
+            <w:ind w:right="164"/>
+            <w:jc w:val="center"/>
+          </w:pPr>
+        </w:p>
+        <w:p>
+          <w:pPr>
+            <w:spacing w:line="360" w:lineRule="auto"/>
+            <w:ind w:right="164"/>
+            <w:jc w:val="center"/>
+          </w:pPr>
+        </w:p>
+        <w:p>
+          <w:pPr>
+            <w:spacing w:line="360" w:lineRule="auto"/>
+            <w:ind w:right="164"/>
+            <w:jc w:val="center"/>
+          </w:pPr>
+        </w:p>
+        <w:p>
+          <w:pPr>
+            <w:spacing w:line="360" w:lineRule="auto"/>
+            <w:ind w:right="164"/>
+          </w:pPr>
+        </w:p>
+        <w:p>
+          <w:pPr>
+            <w:spacing w:line="360" w:lineRule="auto"/>
+            <w:ind w:right="164" w:firstLine="720"/>
+            <w:jc w:val="center"/>
+          </w:pPr>
+          <w:r>
+            <w:t>Ferramenta Jira utilizada para nossa Central de Atendimento ao cliente, disponibilizada</w:t>
+          </w:r>
+        </w:p>
+        <w:p>
+          <w:pPr>
+            <w:spacing w:line="360" w:lineRule="auto"/>
+            <w:ind w:left="720" w:right="164"/>
+          </w:pPr>
+          <w:r>
+            <w:t>para o cliente entrar em contato conosco e escolher o serviço desejado, Suporte de TI ou Reportar problema. Conforme as Figuras 10, 11 e 12.</w:t>
+          </w:r>
+        </w:p>
+        <w:p>
+          <w:pPr>
+            <w:spacing w:line="360" w:lineRule="auto"/>
+            <w:ind w:left="720" w:right="164"/>
+          </w:pPr>
+        </w:p>
+        <w:p>
+          <w:pPr>
+            <w:spacing w:line="360" w:lineRule="auto"/>
+            <w:ind w:right="164" w:firstLine="720"/>
+            <w:rPr>
+              <w:rFonts w:ascii="Arial" w:hAnsi="Arial"/>
+              <w:b/>
+              <w:spacing w:val="-1"/>
+              <w:sz w:val="24"/>
+            </w:rPr>
+          </w:pPr>
+          <w:r>
+            <w:rPr>
+              <w:rFonts w:ascii="Arial" w:hAnsi="Arial"/>
+              <w:b/>
+              <w:spacing w:val="-1"/>
+              <w:sz w:val="24"/>
+            </w:rPr>
+            <w:t xml:space="preserve">Figura </w:t>
+          </w:r>
+          <w:r>
+            <w:rPr>
+              <w:rFonts w:ascii="Arial" w:hAnsi="Arial"/>
+              <w:b/>
+              <w:spacing w:val="-1"/>
+              <w:sz w:val="24"/>
+            </w:rPr>
+            <w:t>10</w:t>
+          </w:r>
+          <w:r>
+            <w:rPr>
+              <w:rFonts w:ascii="Arial" w:hAnsi="Arial"/>
+              <w:b/>
+              <w:spacing w:val="-1"/>
+              <w:sz w:val="24"/>
+            </w:rPr>
+            <w:t xml:space="preserve"> – </w:t>
+          </w:r>
+          <w:r>
+            <w:rPr>
+              <w:rFonts w:ascii="Arial" w:hAnsi="Arial"/>
+              <w:b/>
+              <w:spacing w:val="-1"/>
+              <w:sz w:val="24"/>
+            </w:rPr>
+            <w:t>Jira Central de Atendimento ao cliente, página inicial.</w:t>
+          </w:r>
+        </w:p>
+        <w:p>
+          <w:pPr>
+            <w:spacing w:line="360" w:lineRule="auto"/>
+            <w:ind w:right="164"/>
+            <w:rPr>
+              <w:rFonts w:ascii="Arial" w:hAnsi="Arial"/>
+              <w:b/>
+              <w:spacing w:val="-1"/>
+              <w:sz w:val="24"/>
+            </w:rPr>
+          </w:pPr>
+        </w:p>
+        <w:p>
+          <w:pPr>
+            <w:spacing w:line="360" w:lineRule="auto"/>
+            <w:ind w:right="164"/>
+            <w:jc w:val="center"/>
+            <w:rPr>
+              <w:rFonts w:ascii="Arial" w:hAnsi="Arial"/>
+              <w:b/>
+              <w:spacing w:val="-1"/>
+              <w:sz w:val="24"/>
+            </w:rPr>
+          </w:pPr>
+          <w:r>
+            <w:rPr>
+              <w:rFonts w:ascii="Arial" w:hAnsi="Arial"/>
+              <w:b/>
+              <w:spacing w:val="-1"/>
+              <w:sz w:val="24"/>
+            </w:rPr>
+            <w:drawing>
+              <wp:inline distT="0" distB="0" distL="0" distR="0" wp14:anchorId="5C1E037E" wp14:editId="426AD011">
+                <wp:extent cx="6030251" cy="2548717"/>
+                <wp:effectExtent l="76200" t="76200" r="123190" b="137795"/>
+                <wp:docPr id="1708249700" name="Imagem 1" descr="Interface gráfica do usuário, Aplicativo&#10;&#10;O conteúdo gerado por IA pode estar incorreto."/>
+                <wp:cNvGraphicFramePr>
+                  <a:graphicFrameLocks xmlns:a="http://schemas.openxmlformats.org/drawingml/2006/main" noChangeAspect="1"/>
+                </wp:cNvGraphicFramePr>
+                <a:graphic xmlns:a="http://schemas.openxmlformats.org/drawingml/2006/main">
+                  <a:graphicData uri="http://schemas.openxmlformats.org/drawingml/2006/picture">
+                    <pic:pic xmlns:pic="http://schemas.openxmlformats.org/drawingml/2006/picture">
+                      <pic:nvPicPr>
+                        <pic:cNvPr id="1708249700" name="Imagem 1" descr="Interface gráfica do usuário, Aplicativo&#10;&#10;O conteúdo gerado por IA pode estar incorreto."/>
+                        <pic:cNvPicPr/>
+                      </pic:nvPicPr>
+                      <pic:blipFill rotWithShape="1">
+                        <a:blip r:embed="rId27"/>
+                        <a:srcRect t="2128"/>
+                        <a:stretch>
+                          <a:fillRect/>
+                        </a:stretch>
+                      </pic:blipFill>
+                      <pic:spPr bwMode="auto">
+                        <a:xfrm>
+                          <a:off x="0" y="0"/>
+                          <a:ext cx="6045655" cy="2555227"/>
+                        </a:xfrm>
+                        <a:prstGeom prst="rect">
+                          <a:avLst/>
+                        </a:prstGeom>
+                        <a:ln w="38100" cap="sq">
+                          <a:solidFill>
+                            <a:srgbClr val="000000"/>
+                          </a:solidFill>
+                          <a:prstDash val="solid"/>
+                          <a:miter lim="800000"/>
+                        </a:ln>
+                        <a:effectLst>
+                          <a:outerShdw blurRad="50800" dist="38100" dir="2700000" algn="tl" rotWithShape="0">
+                            <a:srgbClr val="000000">
+                              <a:alpha val="43000"/>
+                            </a:srgbClr>
+                          </a:outerShdw>
+                        </a:effectLst>
+                        <a:extLst>
+                          <a:ext uri="{53640926-AAD7-44D8-BBD7-CCE9431645EC}">
+                            <a14:shadowObscured xmlns:a14="http://schemas.microsoft.com/office/drawing/2010/main"/>
+                          </a:ext>
+                        </a:extLst>
+                      </pic:spPr>
+                    </pic:pic>
+                  </a:graphicData>
+                </a:graphic>
+              </wp:inline>
+            </w:drawing>
+          </w:r>
+          <w:r>
+            <w:rPr>
+              <w:noProof/>
+            </w:rPr>
+            <mc:AlternateContent>
+              <mc:Choice Requires="wps">
+                <w:drawing>
+                  <wp:inline distT="0" distB="0" distL="0" distR="0" wp14:anchorId="7C26D75F" wp14:editId="79215683">
+                    <wp:extent cx="304800" cy="304800"/>
+                    <wp:effectExtent l="0" t="0" r="0" b="0"/>
+                    <wp:docPr id="528923205" name="AutoShape 9" descr="Visualização da imagem"/>
+                    <wp:cNvGraphicFramePr>
+                      <a:graphicFrameLocks xmlns:a="http://schemas.openxmlformats.org/drawingml/2006/main" noChangeAspect="1"/>
+                    </wp:cNvGraphicFramePr>
+                    <a:graphic xmlns:a="http://schemas.openxmlformats.org/drawingml/2006/main">
+                      <a:graphicData uri="http://schemas.microsoft.com/office/word/2010/wordprocessingShape">
+                        <wps:wsp>
+                          <wps:cNvSpPr>
+                            <a:spLocks noChangeAspect="1" noChangeArrowheads="1"/>
+                          </wps:cNvSpPr>
+                          <wps:spPr bwMode="auto">
+                            <a:xfrm>
+                              <a:off x="0" y="0"/>
+                              <a:ext cx="304800" cy="304800"/>
+                            </a:xfrm>
+                            <a:prstGeom prst="rect">
+                              <a:avLst/>
+                            </a:prstGeom>
+                            <a:noFill/>
+                            <a:ln>
+                              <a:noFill/>
+                            </a:ln>
+                            <a:extLst>
+                              <a:ext uri="{909E8E84-426E-40DD-AFC4-6F175D3DCCD1}">
+                                <a14:hiddenFill xmlns:a14="http://schemas.microsoft.com/office/drawing/2010/main">
+                                  <a:solidFill>
+                                    <a:srgbClr val="FFFFFF"/>
+                                  </a:solidFill>
+                                </a14:hiddenFill>
+                              </a:ext>
+                              <a:ext uri="{91240B29-F687-4F45-9708-019B960494DF}">
+                                <a14:hiddenLine xmlns:a14="http://schemas.microsoft.com/office/drawing/2010/main" w="9525">
+                                  <a:solidFill>
+                                    <a:srgbClr val="000000"/>
+                                  </a:solidFill>
+                                  <a:miter lim="800000"/>
+                                  <a:headEnd/>
+                                  <a:tailEnd/>
+                                </a14:hiddenLine>
+                              </a:ext>
+                            </a:extLst>
+                          </wps:spPr>
+                          <wps:bodyPr rot="0" vert="horz" wrap="square" lIns="91440" tIns="45720" rIns="91440" bIns="45720" anchor="t" anchorCtr="0" upright="1">
+                            <a:noAutofit/>
+                          </wps:bodyPr>
+                        </wps:wsp>
+                      </a:graphicData>
+                    </a:graphic>
+                  </wp:inline>
+                </w:drawing>
+              </mc:Choice>
+              <mc:Fallback>
+                <w:pict>
+                  <v:rect w14:anchorId="0E6012ED" id="AutoShape 9" o:spid="_x0000_s1026" alt="Visualização da imagem" style="width:24pt;height:24pt;visibility:visible;mso-wrap-style:square;mso-left-percent:-10001;mso-top-percent:-10001;mso-position-horizontal:absolute;mso-position-horizontal-relative:char;mso-position-vertical:absolute;mso-position-vertical-relative:line;mso-left-percent:-10001;mso-top-percent:-10001;v-text-anchor:top" o:gfxdata="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" filled="f" stroked="f">
+                    <o:lock v:ext="edit" aspectratio="t"/>
+                    <w10:anchorlock/>
+                  </v:rect>
+                </w:pict>
+              </mc:Fallback>
+            </mc:AlternateContent>
+          </w:r>
+        </w:p>
+        <w:p>
+          <w:pPr>
+            <w:spacing w:line="360" w:lineRule="auto"/>
+            <w:ind w:left="720" w:right="164"/>
+            <w:rPr>
+              <w:rFonts w:ascii="Arial" w:hAnsi="Arial"/>
+              <w:b/>
+              <w:spacing w:val="-1"/>
+              <w:sz w:val="24"/>
+            </w:rPr>
+          </w:pPr>
+          <w:r>
+            <w:rPr>
+              <w:rFonts w:ascii="Arial" w:hAnsi="Arial"/>
+              <w:b/>
+              <w:spacing w:val="-1"/>
+              <w:sz w:val="24"/>
+            </w:rPr>
+            <w:t xml:space="preserve">Figura </w:t>
+          </w:r>
+          <w:r>
+            <w:rPr>
+              <w:rFonts w:ascii="Arial" w:hAnsi="Arial"/>
+              <w:b/>
+              <w:spacing w:val="-1"/>
+              <w:sz w:val="24"/>
+            </w:rPr>
+            <w:t>1</w:t>
+          </w:r>
+          <w:r>
+            <w:rPr>
+              <w:rFonts w:ascii="Arial" w:hAnsi="Arial"/>
+              <w:b/>
+              <w:spacing w:val="-1"/>
+              <w:sz w:val="24"/>
+            </w:rPr>
+            <w:t>1</w:t>
+          </w:r>
+          <w:r>
+            <w:rPr>
+              <w:rFonts w:ascii="Arial" w:hAnsi="Arial"/>
+              <w:b/>
+              <w:spacing w:val="-1"/>
+              <w:sz w:val="24"/>
+            </w:rPr>
+            <w:t xml:space="preserve"> – </w:t>
+          </w:r>
+          <w:r>
+            <w:rPr>
+              <w:rFonts w:ascii="Arial" w:hAnsi="Arial"/>
+              <w:b/>
+              <w:spacing w:val="-1"/>
+              <w:sz w:val="24"/>
+            </w:rPr>
+            <w:t xml:space="preserve">Jira Central de Atendimento ao cliente, página </w:t>
+          </w:r>
+          <w:r>
+            <w:rPr>
+              <w:rFonts w:ascii="Arial" w:hAnsi="Arial"/>
+              <w:b/>
+              <w:spacing w:val="-1"/>
+              <w:sz w:val="24"/>
+            </w:rPr>
+            <w:t>de chamados recebidos</w:t>
+          </w:r>
+          <w:r>
+            <w:rPr>
+              <w:rFonts w:ascii="Arial" w:hAnsi="Arial"/>
+              <w:b/>
+              <w:spacing w:val="-1"/>
+              <w:sz w:val="24"/>
+            </w:rPr>
+            <w:t>.</w:t>
+          </w:r>
+        </w:p>
+        <w:p>
+          <w:pPr>
+            <w:spacing w:line="360" w:lineRule="auto"/>
+            <w:ind w:right="164" w:firstLine="720"/>
+            <w:rPr>
+              <w:rFonts w:ascii="Arial" w:hAnsi="Arial"/>
+              <w:b/>
+              <w:spacing w:val="-1"/>
+              <w:sz w:val="24"/>
+            </w:rPr>
+          </w:pPr>
+        </w:p>
+        <w:p>
+          <w:pPr>
+            <w:spacing w:line="360" w:lineRule="auto"/>
+            <w:ind w:right="164"/>
+            <w:jc w:val="center"/>
+            <w:rPr>
+              <w:rFonts w:ascii="Arial" w:hAnsi="Arial"/>
+              <w:b/>
+              <w:spacing w:val="-1"/>
+              <w:sz w:val="24"/>
+            </w:rPr>
+          </w:pPr>
+          <w:r>
+            <w:rPr>
+              <w:rFonts w:ascii="Arial" w:hAnsi="Arial"/>
+              <w:b/>
+              <w:spacing w:val="-1"/>
+              <w:sz w:val="24"/>
+            </w:rPr>
+            <w:drawing>
+              <wp:inline distT="0" distB="0" distL="0" distR="0" wp14:anchorId="4C5A941F" wp14:editId="2CC0F76D">
+                <wp:extent cx="6021770" cy="2604654"/>
+                <wp:effectExtent l="76200" t="76200" r="131445" b="139065"/>
+                <wp:docPr id="65996934" name="Imagem 1" descr="Interface gráfica do usuário, Texto, Aplicativo, Email&#10;&#10;O conteúdo gerado por IA pode estar incorreto."/>
+                <wp:cNvGraphicFramePr>
+                  <a:graphicFrameLocks xmlns:a="http://schemas.openxmlformats.org/drawingml/2006/main" noChangeAspect="1"/>
+                </wp:cNvGraphicFramePr>
+                <a:graphic xmlns:a="http://schemas.openxmlformats.org/drawingml/2006/main">
+                  <a:graphicData uri="http://schemas.openxmlformats.org/drawingml/2006/picture">
+                    <pic:pic xmlns:pic="http://schemas.openxmlformats.org/drawingml/2006/picture">
+                      <pic:nvPicPr>
+                        <pic:cNvPr id="65996934" name="Imagem 1" descr="Interface gráfica do usuário, Texto, Aplicativo, Email&#10;&#10;O conteúdo gerado por IA pode estar incorreto."/>
+                        <pic:cNvPicPr/>
+                      </pic:nvPicPr>
+                      <pic:blipFill>
+                        <a:blip r:embed="rId28"/>
+                        <a:stretch>
+                          <a:fillRect/>
+                        </a:stretch>
+                      </pic:blipFill>
+                      <pic:spPr>
+                        <a:xfrm>
+                          <a:off x="0" y="0"/>
+                          <a:ext cx="6125279" cy="2649426"/>
+                        </a:xfrm>
+                        <a:prstGeom prst="rect">
+                          <a:avLst/>
+                        </a:prstGeom>
+                        <a:ln w="38100" cap="sq">
+                          <a:solidFill>
+                            <a:srgbClr val="000000"/>
+                          </a:solidFill>
+                          <a:prstDash val="solid"/>
+                          <a:miter lim="800000"/>
+                        </a:ln>
+                        <a:effectLst>
+                          <a:outerShdw blurRad="50800" dist="38100" dir="2700000" algn="tl" rotWithShape="0">
+                            <a:srgbClr val="000000">
+                              <a:alpha val="43000"/>
+                            </a:srgbClr>
+                          </a:outerShdw>
+                        </a:effectLst>
+                      </pic:spPr>
+                    </pic:pic>
+                  </a:graphicData>
+                </a:graphic>
+              </wp:inline>
+            </w:drawing>
+          </w:r>
+        </w:p>
+        <w:p>
+          <w:pPr>
+            <w:spacing w:line="360" w:lineRule="auto"/>
+            <w:ind w:right="164"/>
+            <w:rPr>
+              <w:rFonts w:ascii="Arial" w:hAnsi="Arial"/>
+              <w:b/>
+              <w:spacing w:val="-1"/>
+              <w:sz w:val="24"/>
+            </w:rPr>
+          </w:pPr>
+        </w:p>
+        <w:p>
+          <w:pPr>
+            <w:spacing w:line="360" w:lineRule="auto"/>
+            <w:ind w:left="720" w:right="164"/>
+            <w:rPr>
+              <w:rFonts w:ascii="Arial" w:hAnsi="Arial"/>
+              <w:b/>
+              <w:spacing w:val="-1"/>
+              <w:sz w:val="24"/>
+            </w:rPr>
+          </w:pPr>
+          <w:r>
+            <w:rPr>
+              <w:rFonts w:ascii="Arial" w:hAnsi="Arial"/>
+              <w:b/>
+              <w:spacing w:val="-1"/>
+              <w:sz w:val="24"/>
+            </w:rPr>
+            <w:t xml:space="preserve">Figura </w:t>
+          </w:r>
+          <w:r>
+            <w:rPr>
+              <w:rFonts w:ascii="Arial" w:hAnsi="Arial"/>
+              <w:b/>
+              <w:spacing w:val="-1"/>
+              <w:sz w:val="24"/>
+            </w:rPr>
+            <w:t>1</w:t>
+          </w:r>
+          <w:r>
+            <w:rPr>
+              <w:rFonts w:ascii="Arial" w:hAnsi="Arial"/>
+              <w:b/>
+              <w:spacing w:val="-1"/>
+              <w:sz w:val="24"/>
+            </w:rPr>
+            <w:t>2</w:t>
+          </w:r>
+          <w:r>
+            <w:rPr>
+              <w:rFonts w:ascii="Arial" w:hAnsi="Arial"/>
+              <w:b/>
+              <w:spacing w:val="-1"/>
+              <w:sz w:val="24"/>
+            </w:rPr>
+            <w:t xml:space="preserve"> – </w:t>
+          </w:r>
+          <w:r>
+            <w:rPr>
+              <w:rFonts w:ascii="Arial" w:hAnsi="Arial"/>
+              <w:b/>
+              <w:spacing w:val="-1"/>
+              <w:sz w:val="24"/>
+            </w:rPr>
+            <w:t xml:space="preserve">Jira Central de Atendimento ao cliente, </w:t>
+          </w:r>
+          <w:r>
+            <w:rPr>
+              <w:rFonts w:ascii="Arial" w:hAnsi="Arial"/>
+              <w:b/>
+              <w:spacing w:val="-1"/>
+              <w:sz w:val="24"/>
+            </w:rPr>
+            <w:t>e</w:t>
+          </w:r>
+          <w:r>
+            <w:rPr>
+              <w:rFonts w:ascii="Arial" w:hAnsi="Arial"/>
+              <w:b/>
+              <w:spacing w:val="-1"/>
+              <w:sz w:val="24"/>
+            </w:rPr>
+            <w:t>xemplo de um chamado recebido.</w:t>
+          </w:r>
+        </w:p>
+        <w:p>
+          <w:pPr>
+            <w:spacing w:line="360" w:lineRule="auto"/>
+            <w:ind w:right="164" w:firstLine="720"/>
+            <w:rPr>
+              <w:rFonts w:ascii="Arial" w:hAnsi="Arial"/>
+              <w:b/>
+              <w:spacing w:val="-1"/>
+              <w:sz w:val="24"/>
+            </w:rPr>
+          </w:pPr>
+        </w:p>
+        <w:p>
+          <w:pPr>
+            <w:spacing w:line="360" w:lineRule="auto"/>
+            <w:ind w:right="164"/>
+            <w:jc w:val="center"/>
+            <w:rPr>
+              <w:rFonts w:ascii="Arial" w:hAnsi="Arial"/>
+              <w:b/>
+              <w:spacing w:val="-1"/>
+              <w:sz w:val="24"/>
+            </w:rPr>
+          </w:pPr>
+          <w:r>
+            <w:rPr>
+              <w:noProof/>
+            </w:rPr>
+            <w:drawing>
+              <wp:inline distT="0" distB="0" distL="0" distR="0" wp14:anchorId="597D7655" wp14:editId="00D860DB">
+                <wp:extent cx="6040582" cy="2606040"/>
+                <wp:effectExtent l="76200" t="76200" r="132080" b="137160"/>
+                <wp:docPr id="229726338" name="Imagem 1" descr="Tela de computador com texto preto sobre fundo branco&#10;&#10;O conteúdo gerado por IA pode estar incorreto."/>
+                <wp:cNvGraphicFramePr>
+                  <a:graphicFrameLocks xmlns:a="http://schemas.openxmlformats.org/drawingml/2006/main" noChangeAspect="1"/>
+                </wp:cNvGraphicFramePr>
+                <a:graphic xmlns:a="http://schemas.openxmlformats.org/drawingml/2006/main">
+                  <a:graphicData uri="http://schemas.openxmlformats.org/drawingml/2006/picture">
+                    <pic:pic xmlns:pic="http://schemas.openxmlformats.org/drawingml/2006/picture">
+                      <pic:nvPicPr>
+                        <pic:cNvPr id="229726338" name="Imagem 1" descr="Tela de computador com texto preto sobre fundo branco&#10;&#10;O conteúdo gerado por IA pode estar incorreto."/>
+                        <pic:cNvPicPr/>
+                      </pic:nvPicPr>
+                      <pic:blipFill rotWithShape="1">
+                        <a:blip r:embed="rId29"/>
+                        <a:srcRect t="1311" r="557"/>
+                        <a:stretch>
+                          <a:fillRect/>
+                        </a:stretch>
+                      </pic:blipFill>
+                      <pic:spPr bwMode="auto">
+                        <a:xfrm>
+                          <a:off x="0" y="0"/>
+                          <a:ext cx="6045410" cy="2608123"/>
+                        </a:xfrm>
+                        <a:prstGeom prst="rect">
+                          <a:avLst/>
+                        </a:prstGeom>
+                        <a:ln w="38100" cap="sq">
+                          <a:solidFill>
+                            <a:srgbClr val="000000"/>
+                          </a:solidFill>
+                          <a:prstDash val="solid"/>
+                          <a:miter lim="800000"/>
+                        </a:ln>
+                        <a:effectLst>
+                          <a:outerShdw blurRad="50800" dist="38100" dir="2700000" algn="tl" rotWithShape="0">
+                            <a:srgbClr val="000000">
+                              <a:alpha val="43000"/>
+                            </a:srgbClr>
+                          </a:outerShdw>
+                        </a:effectLst>
+                        <a:extLst>
+                          <a:ext uri="{53640926-AAD7-44D8-BBD7-CCE9431645EC}">
+                            <a14:shadowObscured xmlns:a14="http://schemas.microsoft.com/office/drawing/2010/main"/>
+                          </a:ext>
+                        </a:extLst>
+                      </pic:spPr>
+                    </pic:pic>
+                  </a:graphicData>
+                </a:graphic>
+              </wp:inline>
+            </w:drawing>
+          </w:r>
+        </w:p>
+        <w:p>
+          <w:pPr>
+            <w:tabs>
+              <w:tab w:val="left" w:pos="1025"/>
+            </w:tabs>
+            <w:spacing w:line="360" w:lineRule="auto"/>
+            <w:ind w:right="164"/>
+            <w:rPr>
+              <w:rFonts w:ascii="Arial" w:hAnsi="Arial"/>
+              <w:b/>
+              <w:spacing w:val="-1"/>
+              <w:sz w:val="24"/>
+            </w:rPr>
+          </w:pPr>
+        </w:p>
+        <w:p>
+          <w:pPr>
+            <w:spacing w:line="360" w:lineRule="auto"/>
+            <w:ind w:right="164"/>
+            <w:rPr>
+              <w:rFonts w:ascii="Arial" w:hAnsi="Arial"/>
+              <w:b/>
+              <w:spacing w:val="-1"/>
+              <w:sz w:val="24"/>
+            </w:rPr>
+          </w:pPr>
+          <w:r>
+            <w:rPr>
+              <w:noProof/>
+            </w:rPr>
+            <mc:AlternateContent>
+              <mc:Choice Requires="wps">
+                <w:drawing>
+                  <wp:inline distT="0" distB="0" distL="0" distR="0" wp14:anchorId="25DFD18B" wp14:editId="54237B34">
+                    <wp:extent cx="304800" cy="304800"/>
+                    <wp:effectExtent l="0" t="0" r="0" b="0"/>
+                    <wp:docPr id="920419497" name="Retângulo 21" descr="Visualização da imagem"/>
+                    <wp:cNvGraphicFramePr>
+                      <a:graphicFrameLocks xmlns:a="http://schemas.openxmlformats.org/drawingml/2006/main" noChangeAspect="1"/>
+                    </wp:cNvGraphicFramePr>
+                    <a:graphic xmlns:a="http://schemas.openxmlformats.org/drawingml/2006/main">
+                      <a:graphicData uri="http://schemas.microsoft.com/office/word/2010/wordprocessingShape">
+                        <wps:wsp>
+                          <wps:cNvSpPr>
+                            <a:spLocks noChangeAspect="1" noChangeArrowheads="1"/>
+                          </wps:cNvSpPr>
+                          <wps:spPr bwMode="auto">
+                            <a:xfrm>
+                              <a:off x="0" y="0"/>
+                              <a:ext cx="304800" cy="304800"/>
+                            </a:xfrm>
+                            <a:prstGeom prst="rect">
+                              <a:avLst/>
+                            </a:prstGeom>
+                            <a:noFill/>
+                            <a:ln>
+                              <a:noFill/>
+                            </a:ln>
+                            <a:extLst>
+                              <a:ext uri="{909E8E84-426E-40DD-AFC4-6F175D3DCCD1}">
+                                <a14:hiddenFill xmlns:a14="http://schemas.microsoft.com/office/drawing/2010/main">
+                                  <a:solidFill>
+                                    <a:srgbClr val="FFFFFF"/>
+                                  </a:solidFill>
+                                </a14:hiddenFill>
+                              </a:ext>
+                              <a:ext uri="{91240B29-F687-4F45-9708-019B960494DF}">
+                                <a14:hiddenLine xmlns:a14="http://schemas.microsoft.com/office/drawing/2010/main" w="9525">
+                                  <a:solidFill>
+                                    <a:srgbClr val="000000"/>
+                                  </a:solidFill>
+                                  <a:miter lim="800000"/>
+                                  <a:headEnd/>
+                                  <a:tailEnd/>
+                                </a14:hiddenLine>
+                              </a:ext>
+                            </a:extLst>
+                          </wps:spPr>
+                          <wps:bodyPr rot="0" vert="horz" wrap="square" lIns="91440" tIns="45720" rIns="91440" bIns="45720" anchor="t" anchorCtr="0" upright="1">
+                            <a:noAutofit/>
+                          </wps:bodyPr>
+                        </wps:wsp>
+                      </a:graphicData>
+                    </a:graphic>
+                  </wp:inline>
+                </w:drawing>
+              </mc:Choice>
+              <mc:Fallback>
+                <w:pict>
+                  <v:rect w14:anchorId="0C9BB703" id="Retângulo 21" o:spid="_x0000_s1026" alt="Visualização da imagem" style="width:24pt;height:24pt;visibility:visible;mso-wrap-style:square;mso-left-percent:-10001;mso-top-percent:-10001;mso-position-horizontal:absolute;mso-position-horizontal-relative:char;mso-position-vertical:absolute;mso-position-vertical-relative:line;mso-left-percent:-10001;mso-top-percent:-10001;v-text-anchor:top" o:gfxdata="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" filled="f" stroked="f">
+                    <o:lock v:ext="edit" aspectratio="t"/>
+                    <w10:anchorlock/>
+                  </v:rect>
+                </w:pict>
+              </mc:Fallback>
+            </mc:AlternateContent>
+          </w:r>
+        </w:p>
+        <w:p>
+          <w:pPr>
+            <w:spacing w:line="360" w:lineRule="auto"/>
+            <w:ind w:right="164"/>
+            <w:rPr>
+              <w:rFonts w:ascii="Arial" w:hAnsi="Arial"/>
+              <w:b/>
+              <w:spacing w:val="-1"/>
+              <w:sz w:val="24"/>
+            </w:rPr>
+          </w:pPr>
+        </w:p>
+        <w:p>
+          <w:pPr>
+            <w:spacing w:line="360" w:lineRule="auto"/>
+            <w:ind w:right="164"/>
+            <w:jc w:val="center"/>
+            <w:rPr>
+              <w:rFonts w:ascii="Arial" w:hAnsi="Arial"/>
+              <w:b/>
+              <w:spacing w:val="-1"/>
+              <w:sz w:val="24"/>
+            </w:rPr>
+          </w:pPr>
+        </w:p>
+        <w:p>
+          <w:pPr>
+            <w:spacing w:line="360" w:lineRule="auto"/>
+            <w:ind w:right="164"/>
+            <w:rPr>
+              <w:rFonts w:ascii="Arial" w:hAnsi="Arial"/>
+              <w:b/>
+              <w:spacing w:val="-1"/>
+              <w:sz w:val="24"/>
+            </w:rPr>
+          </w:pPr>
+        </w:p>
+        <w:p>
+          <w:pPr>
+            <w:spacing w:line="360" w:lineRule="auto"/>
+            <w:ind w:right="164"/>
+            <w:jc w:val="both"/>
+            <w:rPr>
+              <w:rFonts w:ascii="Arial" w:hAnsi="Arial"/>
+              <w:b/>
+              <w:sz w:val="24"/>
+            </w:rPr>
+          </w:pPr>
+        </w:p>
+        <w:p>
+          <w:pPr>
+            <w:spacing w:line="360" w:lineRule="auto"/>
+            <w:ind w:left="2657" w:right="164" w:hanging="1527"/>
+            <w:rPr>
+              <w:rFonts w:ascii="Arial" w:hAnsi="Arial"/>
+              <w:b/>
+              <w:sz w:val="24"/>
+            </w:rPr>
+          </w:pPr>
+        </w:p>
+        <w:p>
+          <w:pPr>
+            <w:spacing w:line="360" w:lineRule="auto"/>
+            <w:ind w:left="2657" w:right="164" w:hanging="1527"/>
+            <w:sectPr>
+              <w:headerReference w:type="default" r:id="rId30"/>
+              <w:pgSz w:w="12240" w:h="15840"/>
+              <w:pgMar w:top="1320" w:right="720" w:bottom="280" w:left="1440" w:header="535" w:footer="0" w:gutter="0"/>
+              <w:cols w:space="720"/>
+              <w:formProt w:val="0"/>
+              <w:docGrid w:linePitch="100" w:charSpace="4096"/>
+            </w:sectPr>
+          </w:pPr>
         </w:p>
         <w:p>
           <w:pPr>
@@ -6647,7 +9568,7 @@
               <w:rFonts w:ascii="Symbol" w:hAnsi="Symbol"/>
             </w:rPr>
             <w:sectPr>
-              <w:headerReference w:type="default" r:id="rId17"/>
+              <w:headerReference w:type="default" r:id="rId31"/>
               <w:pgSz w:w="12240" w:h="15840"/>
               <w:pgMar w:top="1320" w:right="720" w:bottom="280" w:left="1440" w:header="535" w:footer="0" w:gutter="0"/>
               <w:cols w:space="720"/>
@@ -7495,7 +10416,7 @@
     <w:p>
       <w:pPr>
         <w:sectPr>
-          <w:headerReference w:type="default" r:id="rId18"/>
+          <w:headerReference w:type="default" r:id="rId32"/>
           <w:pgSz w:w="12240" w:h="15840"/>
           <w:pgMar w:top="1320" w:right="720" w:bottom="280" w:left="1440" w:header="535" w:footer="0" w:gutter="0"/>
           <w:cols w:space="720"/>
@@ -7518,7 +10439,6 @@
         <w:ind w:left="969" w:hanging="707"/>
         <w:rPr>
           <w:sz w:val="24"/>
-          <w:highlight w:val="red"/>
         </w:rPr>
       </w:pPr>
       <w:bookmarkStart w:id="10" w:name="_bookmark10"/>
@@ -7526,7 +10446,6 @@
       <w:r>
         <w:rPr>
           <w:sz w:val="24"/>
-          <w:highlight w:val="red"/>
         </w:rPr>
         <w:lastRenderedPageBreak/>
         <w:t>Recursos</w:t>
@@ -7535,10 +10454,21 @@
         <w:rPr>
           <w:spacing w:val="-2"/>
           <w:sz w:val="24"/>
+        </w:rPr>
+        <w:t xml:space="preserve"> Necessários</w:t>
+      </w:r>
+    </w:p>
+    <w:p>
+      <w:pPr>
+        <w:tabs>
+          <w:tab w:val="left" w:pos="969"/>
+        </w:tabs>
+        <w:spacing w:before="82"/>
+        <w:rPr>
+          <w:sz w:val="24"/>
           <w:highlight w:val="red"/>
         </w:rPr>
-        <w:t xml:space="preserve"> Necessários</w:t>
-      </w:r>
+      </w:pPr>
     </w:p>
     <w:p>
       <w:pPr>
@@ -9292,7 +12222,7 @@
     <w:p>
       <w:pPr>
         <w:sectPr>
-          <w:headerReference w:type="default" r:id="rId19"/>
+          <w:headerReference w:type="default" r:id="rId33"/>
           <w:pgSz w:w="12240" w:h="15840"/>
           <w:pgMar w:top="1320" w:right="720" w:bottom="280" w:left="1440" w:header="535" w:footer="0" w:gutter="0"/>
           <w:cols w:space="720"/>
@@ -10052,7 +12982,7 @@
           <w:rFonts w:ascii="Symbol" w:hAnsi="Symbol"/>
         </w:rPr>
         <w:sectPr>
-          <w:headerReference w:type="default" r:id="rId20"/>
+          <w:headerReference w:type="default" r:id="rId34"/>
           <w:pgSz w:w="12240" w:h="15840"/>
           <w:pgMar w:top="1320" w:right="720" w:bottom="280" w:left="1440" w:header="535" w:footer="0" w:gutter="0"/>
           <w:cols w:space="720"/>
@@ -12443,7 +15373,7 @@
     <w:p>
       <w:pPr>
         <w:sectPr>
-          <w:headerReference w:type="default" r:id="rId21"/>
+          <w:headerReference w:type="default" r:id="rId35"/>
           <w:pgSz w:w="12240" w:h="15840"/>
           <w:pgMar w:top="1320" w:right="720" w:bottom="280" w:left="1440" w:header="535" w:footer="0" w:gutter="0"/>
           <w:cols w:space="720"/>
@@ -14190,7 +17120,7 @@
           <w:sz w:val="24"/>
         </w:rPr>
         <w:sectPr>
-          <w:headerReference w:type="default" r:id="rId22"/>
+          <w:headerReference w:type="default" r:id="rId36"/>
           <w:pgSz w:w="12240" w:h="15840"/>
           <w:pgMar w:top="1320" w:right="720" w:bottom="280" w:left="1440" w:header="535" w:footer="0" w:gutter="0"/>
           <w:cols w:space="720"/>
@@ -14536,7 +17466,7 @@
           <w:sz w:val="20"/>
         </w:rPr>
       </w:pPr>
-      <w:hyperlink r:id="rId23">
+      <w:hyperlink r:id="rId37">
         <w:r>
           <w:rPr>
             <w:spacing w:val="-2"/>
@@ -14671,7 +17601,7 @@
         </w:rPr>
         <w:t>2022. Disponível em: https:/</w:t>
       </w:r>
-      <w:hyperlink r:id="rId24">
+      <w:hyperlink r:id="rId38">
         <w:r>
           <w:rPr>
             <w:sz w:val="24"/>
@@ -14848,7 +17778,7 @@
         </w:rPr>
         <w:t>https://</w:t>
       </w:r>
-      <w:hyperlink r:id="rId25">
+      <w:hyperlink r:id="rId39">
         <w:r>
           <w:rPr>
             <w:spacing w:val="-2"/>
@@ -14900,7 +17830,7 @@
       <w:r>
         <w:t>: eficiência e economia. eficiência e economia. 2025. Disponível em: https://</w:t>
       </w:r>
-      <w:hyperlink r:id="rId26">
+      <w:hyperlink r:id="rId40">
         <w:r>
           <w:t>www.datasystem.com.br/blog/beneficios-da-</w:t>
         </w:r>
@@ -14943,7 +17873,7 @@
       <w:r>
         <w:t>como evitá-las?. como evitá-las?. 2025. Disponível em: https:/</w:t>
       </w:r>
-      <w:hyperlink r:id="rId27">
+      <w:hyperlink r:id="rId41">
         <w:r>
           <w:t>/www.paripassu.com.br/blog/principais-tipos-de-</w:t>
         </w:r>
@@ -14953,7 +17883,7 @@
       </w:r>
     </w:p>
     <w:sectPr>
-      <w:headerReference w:type="default" r:id="rId28"/>
+      <w:headerReference w:type="default" r:id="rId42"/>
       <w:pgSz w:w="12240" w:h="15840"/>
       <w:pgMar w:top="1320" w:right="720" w:bottom="280" w:left="1440" w:header="535" w:footer="0" w:gutter="0"/>
       <w:cols w:space="720"/>
@@ -15293,15 +18223,7 @@
                               <w:color w:val="000000"/>
                               <w:spacing w:val="-5"/>
                             </w:rPr>
-                            <w:t>1</w:t>
-                          </w:r>
-                          <w:r>
-                            <w:rPr>
-                              <w:rFonts w:ascii="Calibri" w:hAnsi="Calibri"/>
-                              <w:color w:val="000000"/>
-                              <w:spacing w:val="-5"/>
-                            </w:rPr>
-                            <w:t>4</w:t>
+                            <w:t>14</w:t>
                           </w:r>
                           <w:r>
                             <w:rPr>
@@ -15367,15 +18289,7 @@
                         <w:color w:val="000000"/>
                         <w:spacing w:val="-5"/>
                       </w:rPr>
-                      <w:t>1</w:t>
-                    </w:r>
-                    <w:r>
-                      <w:rPr>
-                        <w:rFonts w:ascii="Calibri" w:hAnsi="Calibri"/>
-                        <w:color w:val="000000"/>
-                        <w:spacing w:val="-5"/>
-                      </w:rPr>
-                      <w:t>4</w:t>
+                      <w:t>14</w:t>
                     </w:r>
                     <w:r>
                       <w:rPr>
@@ -15550,15 +18464,7 @@
                               <w:color w:val="000000"/>
                               <w:spacing w:val="-5"/>
                             </w:rPr>
-                            <w:t>1</w:t>
-                          </w:r>
-                          <w:r>
-                            <w:rPr>
-                              <w:rFonts w:ascii="Calibri" w:hAnsi="Calibri"/>
-                              <w:color w:val="000000"/>
-                              <w:spacing w:val="-5"/>
-                            </w:rPr>
-                            <w:t>5</w:t>
+                            <w:t>15</w:t>
                           </w:r>
                           <w:r>
                             <w:rPr>
@@ -15624,15 +18530,7 @@
                         <w:color w:val="000000"/>
                         <w:spacing w:val="-5"/>
                       </w:rPr>
-                      <w:t>1</w:t>
-                    </w:r>
-                    <w:r>
-                      <w:rPr>
-                        <w:rFonts w:ascii="Calibri" w:hAnsi="Calibri"/>
-                        <w:color w:val="000000"/>
-                        <w:spacing w:val="-5"/>
-                      </w:rPr>
-                      <w:t>5</w:t>
+                      <w:t>15</w:t>
                     </w:r>
                     <w:r>
                       <w:rPr>
@@ -15807,15 +18705,7 @@
                               <w:color w:val="000000"/>
                               <w:spacing w:val="-5"/>
                             </w:rPr>
-                            <w:t>1</w:t>
-                          </w:r>
-                          <w:r>
-                            <w:rPr>
-                              <w:rFonts w:ascii="Calibri" w:hAnsi="Calibri"/>
-                              <w:color w:val="000000"/>
-                              <w:spacing w:val="-5"/>
-                            </w:rPr>
-                            <w:t>7</w:t>
+                            <w:t>17</w:t>
                           </w:r>
                           <w:r>
                             <w:rPr>
@@ -15881,15 +18771,7 @@
                         <w:color w:val="000000"/>
                         <w:spacing w:val="-5"/>
                       </w:rPr>
-                      <w:t>1</w:t>
-                    </w:r>
-                    <w:r>
-                      <w:rPr>
-                        <w:rFonts w:ascii="Calibri" w:hAnsi="Calibri"/>
-                        <w:color w:val="000000"/>
-                        <w:spacing w:val="-5"/>
-                      </w:rPr>
-                      <w:t>7</w:t>
+                      <w:t>17</w:t>
                     </w:r>
                     <w:r>
                       <w:rPr>
@@ -16064,15 +18946,7 @@
                               <w:color w:val="000000"/>
                               <w:spacing w:val="-5"/>
                             </w:rPr>
-                            <w:t>1</w:t>
-                          </w:r>
-                          <w:r>
-                            <w:rPr>
-                              <w:rFonts w:ascii="Calibri" w:hAnsi="Calibri"/>
-                              <w:color w:val="000000"/>
-                              <w:spacing w:val="-5"/>
-                            </w:rPr>
-                            <w:t>8</w:t>
+                            <w:t>18</w:t>
                           </w:r>
                           <w:r>
                             <w:rPr>
@@ -16138,15 +19012,7 @@
                         <w:color w:val="000000"/>
                         <w:spacing w:val="-5"/>
                       </w:rPr>
-                      <w:t>1</w:t>
-                    </w:r>
-                    <w:r>
-                      <w:rPr>
-                        <w:rFonts w:ascii="Calibri" w:hAnsi="Calibri"/>
-                        <w:color w:val="000000"/>
-                        <w:spacing w:val="-5"/>
-                      </w:rPr>
-                      <w:t>8</w:t>
+                      <w:t>18</w:t>
                     </w:r>
                     <w:r>
                       <w:rPr>
@@ -16321,15 +19187,7 @@
                               <w:color w:val="000000"/>
                               <w:spacing w:val="-5"/>
                             </w:rPr>
-                            <w:t>1</w:t>
-                          </w:r>
-                          <w:r>
-                            <w:rPr>
-                              <w:rFonts w:ascii="Calibri" w:hAnsi="Calibri"/>
-                              <w:color w:val="000000"/>
-                              <w:spacing w:val="-5"/>
-                            </w:rPr>
-                            <w:t>9</w:t>
+                            <w:t>19</w:t>
                           </w:r>
                           <w:r>
                             <w:rPr>
@@ -16395,15 +19253,7 @@
                         <w:color w:val="000000"/>
                         <w:spacing w:val="-5"/>
                       </w:rPr>
-                      <w:t>1</w:t>
-                    </w:r>
-                    <w:r>
-                      <w:rPr>
-                        <w:rFonts w:ascii="Calibri" w:hAnsi="Calibri"/>
-                        <w:color w:val="000000"/>
-                        <w:spacing w:val="-5"/>
-                      </w:rPr>
-                      <w:t>9</w:t>
+                      <w:t>19</w:t>
                     </w:r>
                     <w:r>
                       <w:rPr>
@@ -17783,15 +20633,7 @@
                               <w:color w:val="000000"/>
                               <w:spacing w:val="-5"/>
                             </w:rPr>
-                            <w:t>1</w:t>
-                          </w:r>
-                          <w:r>
-                            <w:rPr>
-                              <w:rFonts w:ascii="Calibri" w:hAnsi="Calibri"/>
-                              <w:color w:val="000000"/>
-                              <w:spacing w:val="-5"/>
-                            </w:rPr>
-                            <w:t>0</w:t>
+                            <w:t>10</w:t>
                           </w:r>
                           <w:r>
                             <w:rPr>
@@ -17857,15 +20699,7 @@
                         <w:color w:val="000000"/>
                         <w:spacing w:val="-5"/>
                       </w:rPr>
-                      <w:t>1</w:t>
-                    </w:r>
-                    <w:r>
-                      <w:rPr>
-                        <w:rFonts w:ascii="Calibri" w:hAnsi="Calibri"/>
-                        <w:color w:val="000000"/>
-                        <w:spacing w:val="-5"/>
-                      </w:rPr>
-                      <w:t>0</w:t>
+                      <w:t>10</w:t>
                     </w:r>
                     <w:r>
                       <w:rPr>
@@ -18040,15 +20874,7 @@
                               <w:color w:val="000000"/>
                               <w:spacing w:val="-5"/>
                             </w:rPr>
-                            <w:t>1</w:t>
-                          </w:r>
-                          <w:r>
-                            <w:rPr>
-                              <w:rFonts w:ascii="Calibri" w:hAnsi="Calibri"/>
-                              <w:color w:val="000000"/>
-                              <w:spacing w:val="-5"/>
-                            </w:rPr>
-                            <w:t>2</w:t>
+                            <w:t>12</w:t>
                           </w:r>
                           <w:r>
                             <w:rPr>
@@ -18114,15 +20940,7 @@
                         <w:color w:val="000000"/>
                         <w:spacing w:val="-5"/>
                       </w:rPr>
-                      <w:t>1</w:t>
-                    </w:r>
-                    <w:r>
-                      <w:rPr>
-                        <w:rFonts w:ascii="Calibri" w:hAnsi="Calibri"/>
-                        <w:color w:val="000000"/>
-                        <w:spacing w:val="-5"/>
-                      </w:rPr>
-                      <w:t>2</w:t>
+                      <w:t>12</w:t>
                     </w:r>
                     <w:r>
                       <w:rPr>
@@ -18297,15 +21115,7 @@
                               <w:color w:val="000000"/>
                               <w:spacing w:val="-5"/>
                             </w:rPr>
-                            <w:t>1</w:t>
-                          </w:r>
-                          <w:r>
-                            <w:rPr>
-                              <w:rFonts w:ascii="Calibri" w:hAnsi="Calibri"/>
-                              <w:color w:val="000000"/>
-                              <w:spacing w:val="-5"/>
-                            </w:rPr>
-                            <w:t>3</w:t>
+                            <w:t>13</w:t>
                           </w:r>
                           <w:r>
                             <w:rPr>
@@ -18371,15 +21181,7 @@
                         <w:color w:val="000000"/>
                         <w:spacing w:val="-5"/>
                       </w:rPr>
-                      <w:t>1</w:t>
-                    </w:r>
-                    <w:r>
-                      <w:rPr>
-                        <w:rFonts w:ascii="Calibri" w:hAnsi="Calibri"/>
-                        <w:color w:val="000000"/>
-                        <w:spacing w:val="-5"/>
-                      </w:rPr>
-                      <w:t>3</w:t>
+                      <w:t>13</w:t>
                     </w:r>
                     <w:r>
                       <w:rPr>
@@ -19556,6 +22358,7 @@
   <w:style w:type="paragraph" w:default="1" w:styleId="Normal">
     <w:name w:val="Normal"/>
     <w:qFormat/>
+    <w:rsid w:val="00E83A09"/>
     <w:pPr>
       <w:widowControl w:val="0"/>
     </w:pPr>
@@ -19586,7 +22389,6 @@
   <w:style w:type="character" w:default="1" w:styleId="Fontepargpadro">
     <w:name w:val="Default Paragraph Font"/>
     <w:uiPriority w:val="1"/>
-    <w:semiHidden/>
     <w:unhideWhenUsed/>
   </w:style>
   <w:style w:type="table" w:default="1" w:styleId="Tabelanormal">
@@ -19665,6 +22467,7 @@
   <w:style w:type="paragraph" w:styleId="Corpodetexto">
     <w:name w:val="Body Text"/>
     <w:basedOn w:val="Normal"/>
+    <w:link w:val="CorpodetextoChar"/>
     <w:uiPriority w:val="1"/>
     <w:qFormat/>
     <w:rPr>
@@ -19799,6 +22602,19 @@
     <w:name w:val="Cabeçalho à esquerda"/>
     <w:basedOn w:val="Cabealho"/>
     <w:qFormat/>
+  </w:style>
+  <w:style w:type="character" w:customStyle="1" w:styleId="CorpodetextoChar">
+    <w:name w:val="Corpo de texto Char"/>
+    <w:basedOn w:val="Fontepargpadro"/>
+    <w:link w:val="Corpodetexto"/>
+    <w:uiPriority w:val="1"/>
+    <w:rsid w:val="008D5B07"/>
+    <w:rPr>
+      <w:rFonts w:ascii="Arial MT" w:eastAsia="Arial MT" w:hAnsi="Arial MT" w:cs="Arial MT"/>
+      <w:sz w:val="24"/>
+      <w:szCs w:val="24"/>
+      <w:lang w:val="pt-PT"/>
+    </w:rPr>
   </w:style>
 </w:styles>
 </file>
@@ -19978,4 +22794,16 @@
   <a:objectDefaults/>
   <a:extraClrSchemeLst/>
 </a:theme>
+</file>
+
+<file path=customXml/item1.xml><?xml version="1.0" encoding="utf-8"?>
+<b:Sources xmlns:b="http://schemas.openxmlformats.org/officeDocument/2006/bibliography" xmlns="http://schemas.openxmlformats.org/officeDocument/2006/bibliography" SelectedStyle="\APASixthEditionOfficeOnline.xsl" StyleName="APA" Version="6"/>
+</file>
+
+<file path=customXml/itemProps1.xml><?xml version="1.0" encoding="utf-8"?>
+<ds:datastoreItem xmlns:ds="http://schemas.openxmlformats.org/officeDocument/2006/customXml" ds:itemID="{2DEBB363-A890-4EEA-B729-62B0B34C93CB}">
+  <ds:schemaRefs>
+    <ds:schemaRef ds:uri="http://schemas.openxmlformats.org/officeDocument/2006/bibliography"/>
+  </ds:schemaRefs>
+</ds:datastoreItem>
 </file>
--- a/private/documentacao/TI-Documentacao-InvTracker-Grupo1.docx
+++ b/private/documentacao/TI-Documentacao-InvTracker-Grupo1.docx
@@ -507,7 +507,7 @@
     <w:sdt>
       <w:sdtPr>
         <w:rPr>
-          <w:rFonts w:ascii="Arial MT" w:eastAsia="Arial MT" w:hAnsi="Arial MT"/>
+          <w:rFonts w:ascii="Arial MT" w:eastAsia="Arial MT" w:hAnsi="Arial MT" w:cs="Arial MT"/>
           <w:b w:val="0"/>
           <w:bCs w:val="0"/>
           <w:sz w:val="24"/>
@@ -836,7 +836,15 @@
                 <w:sz w:val="24"/>
                 <w:szCs w:val="24"/>
               </w:rPr>
-              <w:t>Do</w:t>
+              <w:t>d</w:t>
+            </w:r>
+            <w:r>
+              <w:rPr>
+                <w:rFonts w:cs="Arial"/>
+                <w:sz w:val="24"/>
+                <w:szCs w:val="24"/>
+              </w:rPr>
+              <w:t>o</w:t>
             </w:r>
             <w:r>
               <w:rPr>
@@ -981,7 +989,15 @@
                 <w:sz w:val="24"/>
                 <w:szCs w:val="24"/>
               </w:rPr>
-              <w:t>Do</w:t>
+              <w:t>d</w:t>
+            </w:r>
+            <w:r>
+              <w:rPr>
+                <w:rFonts w:cs="Arial"/>
+                <w:sz w:val="24"/>
+                <w:szCs w:val="24"/>
+              </w:rPr>
+              <w:t>o</w:t>
             </w:r>
             <w:r>
               <w:rPr>
@@ -1019,6 +1035,49 @@
               <w:t>7</w:t>
             </w:r>
           </w:hyperlink>
+        </w:p>
+        <w:p>
+          <w:pPr>
+            <w:pStyle w:val="Sumrio2"/>
+            <w:numPr>
+              <w:ilvl w:val="1"/>
+              <w:numId w:val="4"/>
+            </w:numPr>
+            <w:tabs>
+              <w:tab w:val="left" w:pos="1941"/>
+              <w:tab w:val="right" w:leader="dot" w:pos="9661"/>
+            </w:tabs>
+            <w:ind w:left="1941" w:hanging="751"/>
+            <w:rPr>
+              <w:rFonts w:cs="Arial"/>
+              <w:sz w:val="24"/>
+              <w:szCs w:val="24"/>
+            </w:rPr>
+          </w:pPr>
+          <w:r>
+            <w:rPr>
+              <w:rFonts w:cs="Arial"/>
+              <w:sz w:val="24"/>
+              <w:szCs w:val="24"/>
+            </w:rPr>
+            <w:t>Ferramentas do Projeto</w:t>
+          </w:r>
+          <w:r>
+            <w:rPr>
+              <w:rFonts w:cs="Arial"/>
+              <w:sz w:val="24"/>
+              <w:szCs w:val="24"/>
+            </w:rPr>
+            <w:tab/>
+          </w:r>
+          <w:r>
+            <w:rPr>
+              <w:rFonts w:cs="Arial"/>
+              <w:sz w:val="24"/>
+              <w:szCs w:val="24"/>
+            </w:rPr>
+            <w:t>8</w:t>
+          </w:r>
         </w:p>
         <w:p>
           <w:pPr>
@@ -1098,7 +1157,7 @@
                 <w:sz w:val="24"/>
                 <w:szCs w:val="24"/>
               </w:rPr>
-              <w:t>9</w:t>
+              <w:t>17</w:t>
             </w:r>
           </w:hyperlink>
         </w:p>
@@ -1163,7 +1222,7 @@
                 <w:sz w:val="24"/>
                 <w:szCs w:val="24"/>
               </w:rPr>
-              <w:t>10</w:t>
+              <w:t>18</w:t>
             </w:r>
           </w:hyperlink>
         </w:p>
@@ -1227,7 +1286,7 @@
                 <w:sz w:val="24"/>
                 <w:szCs w:val="24"/>
               </w:rPr>
-              <w:t>11</w:t>
+              <w:t>19</w:t>
             </w:r>
           </w:hyperlink>
         </w:p>
@@ -1299,9 +1358,18 @@
                 <w:sz w:val="24"/>
                 <w:szCs w:val="24"/>
               </w:rPr>
-              <w:t>12</w:t>
+              <w:t>2</w:t>
             </w:r>
           </w:hyperlink>
+          <w:r>
+            <w:rPr>
+              <w:rFonts w:cs="Arial"/>
+              <w:spacing w:val="-5"/>
+              <w:sz w:val="24"/>
+              <w:szCs w:val="24"/>
+            </w:rPr>
+            <w:t>0</w:t>
+          </w:r>
         </w:p>
         <w:p>
           <w:pPr>
@@ -1347,7 +1415,7 @@
                 <w:sz w:val="24"/>
                 <w:szCs w:val="24"/>
               </w:rPr>
-              <w:t>13</w:t>
+              <w:t>21</w:t>
             </w:r>
           </w:hyperlink>
         </w:p>
@@ -1429,7 +1497,7 @@
                 <w:sz w:val="24"/>
                 <w:szCs w:val="24"/>
               </w:rPr>
-              <w:t>14</w:t>
+              <w:t>22</w:t>
             </w:r>
           </w:hyperlink>
         </w:p>
@@ -1510,7 +1578,7 @@
                 <w:sz w:val="24"/>
                 <w:szCs w:val="24"/>
               </w:rPr>
-              <w:t>14</w:t>
+              <w:t>22</w:t>
             </w:r>
           </w:hyperlink>
         </w:p>
@@ -1548,20 +1616,10 @@
             <w:r>
               <w:rPr>
                 <w:rFonts w:ascii="Arial MT" w:hAnsi="Arial MT"/>
-                <w:spacing w:val="-10"/>
-                <w:sz w:val="24"/>
-                <w:szCs w:val="24"/>
-              </w:rPr>
-              <w:t xml:space="preserve"> </w:t>
-            </w:r>
-            <w:r>
-              <w:rPr>
-                <w:rFonts w:ascii="Arial MT" w:hAnsi="Arial MT"/>
-                <w:spacing w:val="-2"/>
-                <w:sz w:val="24"/>
-                <w:szCs w:val="24"/>
-              </w:rPr>
-              <w:t>BIBLIOGRÁFICA</w:t>
+                <w:sz w:val="24"/>
+                <w:szCs w:val="24"/>
+              </w:rPr>
+              <w:t>S</w:t>
             </w:r>
             <w:r>
               <w:rPr>
@@ -1578,7 +1636,7 @@
                 <w:sz w:val="24"/>
                 <w:szCs w:val="24"/>
               </w:rPr>
-              <w:t>15</w:t>
+              <w:t>23</w:t>
             </w:r>
           </w:hyperlink>
         </w:p>
@@ -1650,13 +1708,7 @@
             <w:rPr>
               <w:rFonts w:cs="Arial"/>
             </w:rPr>
-            <w:t xml:space="preserve">Criado na Alemanha no começo da segunda metade do século XX, o </w:t>
-          </w:r>
-          <w:r>
-            <w:rPr>
-              <w:rFonts w:cs="Arial"/>
-            </w:rPr>
-            <w:t>modelo híbrido de comércio, que une características tanto do atacado, quanto do varejo,</w:t>
+            <w:t>Criado na Alemanha no começo da segunda metade do século XX, o modelo híbrido de comércio, que une características tanto do atacado, quanto do varejo,</w:t>
           </w:r>
           <w:r>
             <w:rPr>
@@ -1682,13 +1734,7 @@
             <w:rPr>
               <w:rFonts w:cs="Arial"/>
             </w:rPr>
-            <w:t>. Com o intuito de acabar com a necessidade de um revendedor, essa modalida</w:t>
-          </w:r>
-          <w:r>
-            <w:rPr>
-              <w:rFonts w:cs="Arial"/>
-            </w:rPr>
-            <w:t>de, comumente chamada de atacarejo, consegue, além de apresentar preços menores, atender um público maior, seja vendendo para o consumidor final ou para pequenos comércios (</w:t>
+            <w:t>. Com o intuito de acabar com a necessidade de um revendedor, essa modalidade, comumente chamada de atacarejo, consegue, além de apresentar preços menores, atender um público maior, seja vendendo para o consumidor final ou para pequenos comércios (</w:t>
           </w:r>
           <w:r>
             <w:rPr>
@@ -1718,13 +1764,7 @@
             <w:rPr>
               <w:rFonts w:cs="Arial"/>
             </w:rPr>
-            <w:t>Dessa forma, o crescimento desse setor tem se intensificado ca</w:t>
-          </w:r>
-          <w:r>
-            <w:rPr>
-              <w:rFonts w:cs="Arial"/>
-            </w:rPr>
-            <w:t>da vez mais, se colocando, atualmente, como o maior canal de varejo alimentar do país (</w:t>
+            <w:t>Dessa forma, o crescimento desse setor tem se intensificado cada vez mais, se colocando, atualmente, como o maior canal de varejo alimentar do país (</w:t>
           </w:r>
           <w:r>
             <w:rPr>
@@ -1750,13 +1790,7 @@
             <w:rPr>
               <w:rFonts w:cs="Arial"/>
             </w:rPr>
-            <w:t>em 20</w:t>
-          </w:r>
-          <w:r>
-            <w:rPr>
-              <w:rFonts w:cs="Arial"/>
-            </w:rPr>
-            <w:t>24, o atacarejo foi responsável por R$ 340 bilhões de faturamento (</w:t>
+            <w:t>em 2024, o atacarejo foi responsável por R$ 340 bilhões de faturamento (</w:t>
           </w:r>
           <w:r>
             <w:rPr>
@@ -1936,14 +1970,7 @@
               <w:rFonts w:cs="Arial"/>
               <w:color w:val="212121"/>
             </w:rPr>
-            <w:t>NIEL</w:t>
-          </w:r>
-          <w:r>
-            <w:rPr>
-              <w:rFonts w:cs="Arial"/>
-              <w:color w:val="212121"/>
-            </w:rPr>
-            <w:t>SEN CONSUMER LLC, 2025)</w:t>
+            <w:t>NIELSEN CONSUMER LLC, 2025)</w:t>
           </w:r>
           <w:r>
             <w:rPr>
@@ -2353,13 +2380,7 @@
               <w:rFonts w:cs="Arial"/>
             </w:rPr>
             <w:lastRenderedPageBreak/>
-            <w:t xml:space="preserve">Entretanto, mesmo com a melhora na receita, as empresas vêm encontrando dificuldade na manutenção e </w:t>
-          </w:r>
-          <w:r>
-            <w:rPr>
-              <w:rFonts w:cs="Arial"/>
-            </w:rPr>
-            <w:t>gestão dos seus produtos, apresentando uma crescente nas perdas de estoque (</w:t>
+            <w:t>Entretanto, mesmo com a melhora na receita, as empresas vêm encontrando dificuldade na manutenção e gestão dos seus produtos, apresentando uma crescente nas perdas de estoque (</w:t>
           </w:r>
           <w:r>
             <w:rPr>
@@ -2372,13 +2393,7 @@
             <w:rPr>
               <w:rFonts w:cs="Arial"/>
             </w:rPr>
-            <w:t>. De acordo com levantamento realizado pela Associação Brasileira de Prevenção de Perdas (Abrappe), houve, também em 2024, um aumento de 10% nos prejuízos em relaçã</w:t>
-          </w:r>
-          <w:r>
-            <w:rPr>
-              <w:rFonts w:cs="Arial"/>
-            </w:rPr>
-            <w:t>o à situação do ano anterior no</w:t>
+            <w:t>. De acordo com levantamento realizado pela Associação Brasileira de Prevenção de Perdas (Abrappe), houve, também em 2024, um aumento de 10% nos prejuízos em relação à situação do ano anterior no</w:t>
           </w:r>
           <w:r>
             <w:rPr>
@@ -2444,19 +2459,7 @@
             <w:rPr>
               <w:rFonts w:cs="Arial"/>
             </w:rPr>
-            <w:t>Nesse cenário, medidas para minimizar esse problema vêm send</w:t>
-          </w:r>
-          <w:r>
-            <w:rPr>
-              <w:rFonts w:cs="Arial"/>
-            </w:rPr>
-            <w:t>o amplamente requisitadas e implementadas por inúmeras empresas. Nos últimos anos, uma das soluções mais utilizadas por atacadistas de autosserviço são os sistemas ERP, uma ferramenta que centraliza e integra diversos processos de gestão financeira e opera</w:t>
-          </w:r>
-          <w:r>
-            <w:rPr>
-              <w:rFonts w:cs="Arial"/>
-            </w:rPr>
-            <w:t>cional (</w:t>
+            <w:t>Nesse cenário, medidas para minimizar esse problema vêm sendo amplamente requisitadas e implementadas por inúmeras empresas. Nos últimos anos, uma das soluções mais utilizadas por atacadistas de autosserviço são os sistemas ERP, uma ferramenta que centraliza e integra diversos processos de gestão financeira e operacional (</w:t>
           </w:r>
           <w:r>
             <w:rPr>
@@ -2482,13 +2485,7 @@
             <w:rPr>
               <w:rFonts w:cs="Arial"/>
             </w:rPr>
-            <w:t>, ou, traduzido para o português, Planejamento de Recursos Empresariais, permite uma visualização mais completa e unificada do negócio, possibilitando uma maior eficiência e assertividade na tomada de deci</w:t>
-          </w:r>
-          <w:r>
-            <w:rPr>
-              <w:rFonts w:cs="Arial"/>
-            </w:rPr>
-            <w:t>sões (</w:t>
+            <w:t>, ou, traduzido para o português, Planejamento de Recursos Empresariais, permite uma visualização mais completa e unificada do negócio, possibilitando uma maior eficiência e assertividade na tomada de decisões (</w:t>
           </w:r>
           <w:r>
             <w:rPr>
@@ -2677,19 +2674,7 @@
             <w:rPr>
               <w:rFonts w:cs="Arial"/>
             </w:rPr>
-            <w:t>. Essa junção de fatores faz com que o mínimo equívoco influencie expressivamen</w:t>
-          </w:r>
-          <w:r>
-            <w:rPr>
-              <w:rFonts w:cs="Arial"/>
-            </w:rPr>
-            <w:t>te na margem de ganho da empresa, de forma que, de acordo com o Sincovaga</w:t>
-          </w:r>
-          <w:r>
-            <w:rPr>
-              <w:rFonts w:cs="Arial"/>
-            </w:rPr>
-            <w:t>, a redução de perdas pela metade pode significar o triplo de lucro (</w:t>
+            <w:t>. Essa junção de fatores faz com que o mínimo equívoco influencie expressivamente na margem de ganho da empresa, de forma que, de acordo com o Sincovaga, a redução de perdas pela metade pode significar o triplo de lucro (</w:t>
           </w:r>
           <w:r>
             <w:rPr>
@@ -2728,13 +2713,7 @@
             <w:rPr>
               <w:rFonts w:cs="Arial"/>
             </w:rPr>
-            <w:t xml:space="preserve">Tendo isso em vista, é possível observar que existe uma lacuna na gestão de estoque em atacarejos, o que representa prejuízos financeiros significativos. Por conta disso, há espaço para que novas tecnologias e soluções surjam para auxiliar os processos já </w:t>
-          </w:r>
-          <w:r>
-            <w:rPr>
-              <w:rFonts w:cs="Arial"/>
-            </w:rPr>
-            <w:t xml:space="preserve">existentes e minimizar os desperdícios, potencializando o faturamento das </w:t>
+            <w:t xml:space="preserve">Tendo isso em vista, é possível observar que existe uma lacuna na gestão de estoque em atacarejos, o que representa prejuízos financeiros significativos. Por conta disso, há espaço para que novas tecnologias e soluções surjam para auxiliar os processos já existentes e minimizar os desperdícios, potencializando o faturamento das </w:t>
           </w:r>
           <w:r>
             <w:rPr>
@@ -2809,13 +2788,7 @@
             <w:rPr>
               <w:rFonts w:cs="Arial"/>
             </w:rPr>
-            <w:t>web, possibilitando a visualização da necessidade de reposição dos pr</w:t>
-          </w:r>
-          <w:r>
-            <w:rPr>
-              <w:rFonts w:cs="Arial"/>
-            </w:rPr>
-            <w:t>odutos e, assim, reduzir perdas e rupturas no setor atacadista de autosserviço, estimando elevar em 10% a eficiência de gestão de estoque.</w:t>
+            <w:t>web, possibilitando a visualização da necessidade de reposição dos produtos e, assim, reduzir perdas e rupturas no setor atacadista de autosserviço, estimando elevar em 10% a eficiência de gestão de estoque.</w:t>
           </w:r>
         </w:p>
         <w:p>
@@ -2899,15 +2872,7 @@
               <w:sz w:val="24"/>
               <w:szCs w:val="24"/>
             </w:rPr>
-            <w:t>web responsivo que apresente, de forma clara e em tem</w:t>
-          </w:r>
-          <w:r>
-            <w:rPr>
-              <w:rFonts w:cs="Arial"/>
-              <w:sz w:val="24"/>
-              <w:szCs w:val="24"/>
-            </w:rPr>
-            <w:t>po real,</w:t>
+            <w:t>web responsivo que apresente, de forma clara e em tempo real,</w:t>
           </w:r>
           <w:r>
             <w:rPr>
@@ -3113,15 +3078,7 @@
               <w:sz w:val="24"/>
               <w:szCs w:val="24"/>
             </w:rPr>
-            <w:t xml:space="preserve">Instalar sensores de forma individual em cada lote de produto, os sensores serão </w:t>
-          </w:r>
-          <w:r>
-            <w:rPr>
-              <w:rFonts w:eastAsia="Arial Nova" w:cs="Arial"/>
-              <w:sz w:val="24"/>
-              <w:szCs w:val="24"/>
-            </w:rPr>
-            <w:t>responsáveis por realizar a medição da distância e a partir dessas informações, informando a necessidade de repor ou não cada estoque.</w:t>
+            <w:t>Instalar sensores de forma individual em cada lote de produto, os sensores serão responsáveis por realizar a medição da distância e a partir dessas informações, informando a necessidade de repor ou não cada estoque.</w:t>
           </w:r>
         </w:p>
         <w:p>
@@ -3185,13 +3142,7 @@
             <w:rPr>
               <w:rFonts w:cs="Arial"/>
             </w:rPr>
-            <w:t xml:space="preserve">A gestão de estoque permite criar um ambiente com maior eficiência, além de permitir aumento do fluxo de </w:t>
-          </w:r>
-          <w:r>
-            <w:rPr>
-              <w:rFonts w:cs="Arial"/>
-            </w:rPr>
-            <w:t>caixa, redução de desperdício e melhora na tomada de decisão (</w:t>
+            <w:t>A gestão de estoque permite criar um ambiente com maior eficiência, além de permitir aumento do fluxo de caixa, redução de desperdício e melhora na tomada de decisão (</w:t>
           </w:r>
           <w:r>
             <w:rPr>
@@ -3275,13 +3226,7 @@
             <w:rPr>
               <w:rFonts w:cs="Arial"/>
             </w:rPr>
-            <w:t>impl</w:t>
-          </w:r>
-          <w:r>
-            <w:rPr>
-              <w:rFonts w:cs="Arial"/>
-            </w:rPr>
-            <w:t>ementação</w:t>
+            <w:t>implementação</w:t>
           </w:r>
           <w:r>
             <w:rPr>
@@ -3385,13 +3330,7 @@
             <w:rPr>
               <w:rFonts w:cs="Arial"/>
             </w:rPr>
-            <w:t xml:space="preserve">Dessa forma, há necessidade de otimizar o espaço de forma a obter </w:t>
-          </w:r>
-          <w:r>
-            <w:rPr>
-              <w:rFonts w:cs="Arial"/>
-            </w:rPr>
-            <w:t>eficiência na gestão de estoque dentro da organização, com base nas demandas do mercado e a visualização dos principais produtos a serem estocados.</w:t>
+            <w:t>Dessa forma, há necessidade de otimizar o espaço de forma a obter eficiência na gestão de estoque dentro da organização, com base nas demandas do mercado e a visualização dos principais produtos a serem estocados.</w:t>
           </w:r>
         </w:p>
         <w:p>
@@ -3537,13 +3476,7 @@
             <w:rPr>
               <w:rFonts w:cs="Arial"/>
             </w:rPr>
-            <w:t>Será desenvolvido um sistema web responsivo integrado a um Arduino Uno R3 com sensor ultrassônico (HC-SR04) com o objetivo de monitorar o nível de estoque em atacadistas de autosserviço. O sistema permitirá que usuários (gerentes, supervisores ou responsáv</w:t>
-          </w:r>
-          <w:r>
-            <w:rPr>
-              <w:rFonts w:cs="Arial"/>
-            </w:rPr>
-            <w:t xml:space="preserve">eis pelo estoque) acessem um </w:t>
+            <w:t xml:space="preserve">Será desenvolvido um sistema web responsivo integrado a um Arduino Uno R3 com sensor ultrassônico (HC-SR04) com o objetivo de monitorar o nível de estoque em atacadistas de autosserviço. O sistema permitirá que usuários (gerentes, supervisores ou responsáveis pelo estoque) acessem um </w:t>
           </w:r>
           <w:r>
             <w:rPr>
@@ -3693,15 +3626,7 @@
               <w:sz w:val="24"/>
               <w:szCs w:val="24"/>
             </w:rPr>
-            <w:t>Se</w:t>
-          </w:r>
-          <w:r>
-            <w:rPr>
-              <w:rFonts w:cs="Arial"/>
-              <w:sz w:val="24"/>
-              <w:szCs w:val="24"/>
-            </w:rPr>
-            <w:t>nsor</w:t>
+            <w:t>Sensor</w:t>
           </w:r>
           <w:r>
             <w:rPr>
@@ -4012,15 +3937,7 @@
               <w:sz w:val="24"/>
               <w:szCs w:val="24"/>
             </w:rPr>
-            <w:t xml:space="preserve">Banco de dados estruturado (MySQL): Armazenamento de dados </w:t>
-          </w:r>
-          <w:r>
-            <w:rPr>
-              <w:rFonts w:cs="Arial"/>
-              <w:sz w:val="24"/>
-              <w:szCs w:val="24"/>
-            </w:rPr>
-            <w:t>históricos das medições associados a produtos e horários.</w:t>
+            <w:t>Banco de dados estruturado (MySQL): Armazenamento de dados históricos das medições associados a produtos e horários.</w:t>
           </w:r>
         </w:p>
         <w:p>
@@ -4915,13 +4832,7 @@
             <w:rPr>
               <w:rFonts w:cs="Arial"/>
             </w:rPr>
-            <w:t xml:space="preserve">Os requisitos se </w:t>
-          </w:r>
-          <w:r>
-            <w:rPr>
-              <w:rFonts w:cs="Arial"/>
-            </w:rPr>
-            <w:t>referem aos pontos</w:t>
+            <w:t>Os requisitos se referem aos pontos</w:t>
           </w:r>
           <w:r>
             <w:rPr>
@@ -5231,16 +5142,7 @@
               <w:sz w:val="24"/>
               <w:szCs w:val="24"/>
             </w:rPr>
-            <w:t xml:space="preserve">do </w:t>
-          </w:r>
-          <w:r>
-            <w:rPr>
-              <w:rFonts w:cs="Arial"/>
-              <w:b/>
-              <w:sz w:val="24"/>
-              <w:szCs w:val="24"/>
-            </w:rPr>
-            <w:t>Projeto classificados em essencial, importante e desejável</w:t>
+            <w:t>do Projeto classificados em essencial, importante e desejável</w:t>
           </w:r>
           <w:r>
             <w:rPr>
@@ -5681,17 +5583,7 @@
               <w:sz w:val="24"/>
               <w:szCs w:val="24"/>
             </w:rPr>
-            <w:t xml:space="preserve"> Atas de dai</w:t>
-          </w:r>
-          <w:r>
-            <w:rPr>
-              <w:rFonts w:cs="Arial"/>
-              <w:b/>
-              <w:spacing w:val="-7"/>
-              <w:sz w:val="24"/>
-              <w:szCs w:val="24"/>
-            </w:rPr>
-            <w:t xml:space="preserve">ly, </w:t>
+            <w:t xml:space="preserve"> Atas de daily, </w:t>
           </w:r>
           <w:r>
             <w:rPr>
@@ -7124,7 +7016,7 @@
               <v:shape id="_x0000_i1025" type="#_x0000_t75" style="width:75.75pt;height:48.75pt" o:ole="">
                 <v:imagedata r:id="rId20" o:title=""/>
               </v:shape>
-              <o:OLEObject Type="Embed" ProgID="Package" ShapeID="_x0000_i1025" DrawAspect="Icon" ObjectID="_1826279134" r:id="rId21"/>
+              <o:OLEObject Type="Embed" ProgID="Package" ShapeID="_x0000_i1025" DrawAspect="Icon" ObjectID="_1826279672" r:id="rId21"/>
             </w:object>
           </w:r>
         </w:p>
@@ -7986,7 +7878,7 @@
               <v:shape id="_x0000_i1026" type="#_x0000_t75" style="width:75.75pt;height:48.75pt" o:ole="">
                 <v:imagedata r:id="rId25" o:title=""/>
               </v:shape>
-              <o:OLEObject Type="Embed" ProgID="Package" ShapeID="_x0000_i1026" DrawAspect="Icon" ObjectID="_1826279135" r:id="rId26"/>
+              <o:OLEObject Type="Embed" ProgID="Package" ShapeID="_x0000_i1026" DrawAspect="Icon" ObjectID="_1826279673" r:id="rId26"/>
             </w:object>
           </w:r>
         </w:p>
@@ -8287,7 +8179,7 @@
                   </wp:inline>
                 </w:drawing>
               </mc:Choice>
-              <mc:Fallback xmlns:w16sdtfl="http://schemas.microsoft.com/office/word/2024/wordml/sdtformatlock" xmlns:w16du="http://schemas.microsoft.com/office/word/2023/wordml/word16du" xmlns:oel="http://schemas.microsoft.com/office/2019/extlst">
+              <mc:Fallback xmlns:oel="http://schemas.microsoft.com/office/2019/extlst" xmlns:w16du="http://schemas.microsoft.com/office/word/2023/wordml/word16du" xmlns:w16sdtfl="http://schemas.microsoft.com/office/word/2024/wordml/sdtformatlock">
                 <w:pict>
                   <v:rect w14:anchorId="0E6012ED" id="AutoShape 9" o:spid="_x0000_s1026" alt="Visualização da imagem" style="width:24pt;height:24pt;visibility:visible;mso-wrap-style:square;mso-left-percent:-10001;mso-top-percent:-10001;mso-position-horizontal:absolute;mso-position-horizontal-relative:char;mso-position-vertical:absolute;mso-position-vertical-relative:line;mso-left-percent:-10001;mso-top-percent:-10001;v-text-anchor:top" o:gfxdata="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" filled="f" stroked="f">
                     <o:lock v:ext="edit" aspectratio="t"/>
@@ -8681,7 +8573,7 @@
                   </wp:inline>
                 </w:drawing>
               </mc:Choice>
-              <mc:Fallback xmlns:w16sdtfl="http://schemas.microsoft.com/office/word/2024/wordml/sdtformatlock" xmlns:w16du="http://schemas.microsoft.com/office/word/2023/wordml/word16du" xmlns:oel="http://schemas.microsoft.com/office/2019/extlst">
+              <mc:Fallback xmlns:oel="http://schemas.microsoft.com/office/2019/extlst" xmlns:w16du="http://schemas.microsoft.com/office/word/2023/wordml/word16du" xmlns:w16sdtfl="http://schemas.microsoft.com/office/word/2024/wordml/sdtformatlock">
                 <w:pict>
                   <v:rect w14:anchorId="0C9BB703" id="Retângulo 21" o:spid="_x0000_s1026" alt="Visualização da imagem" style="width:24pt;height:24pt;visibility:visible;mso-wrap-style:square;mso-left-percent:-10001;mso-top-percent:-10001;mso-position-horizontal:absolute;mso-position-horizontal-relative:char;mso-position-vertical:absolute;mso-position-vertical-relative:line;mso-left-percent:-10001;mso-top-percent:-10001;v-text-anchor:top" o:gfxdata="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" filled="f" stroked="f">
                     <o:lock v:ext="edit" aspectratio="t"/>
@@ -8878,13 +8770,7 @@
             <w:rPr>
               <w:rFonts w:cs="Arial"/>
             </w:rPr>
-            <w:t xml:space="preserve">Para delimitar os processos e atividades que serão </w:t>
-          </w:r>
-          <w:r>
-            <w:rPr>
-              <w:rFonts w:cs="Arial"/>
-            </w:rPr>
-            <w:t>realizadas e fornecidas no presente projeto, está descrito abaixo todos os itens a serem incluídos, tal como aqueles que não irão estar presentes no desenvolvimento e entrega do mesmo.</w:t>
+            <w:t>Para delimitar os processos e atividades que serão realizadas e fornecidas no presente projeto, está descrito abaixo todos os itens a serem incluídos, tal como aqueles que não irão estar presentes no desenvolvimento e entrega do mesmo.</w:t>
           </w:r>
         </w:p>
         <w:p>
@@ -9082,16 +8968,7 @@
               <w:sz w:val="24"/>
               <w:szCs w:val="24"/>
             </w:rPr>
-            <w:t>autosse</w:t>
-          </w:r>
-          <w:r>
-            <w:rPr>
-              <w:rFonts w:cs="Arial"/>
-              <w:spacing w:val="-2"/>
-              <w:sz w:val="24"/>
-              <w:szCs w:val="24"/>
-            </w:rPr>
-            <w:t>rviço.</w:t>
+            <w:t>autosserviço.</w:t>
           </w:r>
         </w:p>
         <w:p>
@@ -11676,13 +11553,7 @@
             <w:rPr>
               <w:rFonts w:cs="Arial"/>
             </w:rPr>
-            <w:t xml:space="preserve">O </w:t>
-          </w:r>
-          <w:r>
-            <w:rPr>
-              <w:rFonts w:cs="Arial"/>
-            </w:rPr>
-            <w:t>cronograma para o projeto está previsto conforme consta na Tabela 1, o qual indica os recursos a serem realizados e o tempo necessário para realizar as atividades.</w:t>
+            <w:t>O cronograma para o projeto está previsto conforme consta na Tabela 1, o qual indica os recursos a serem realizados e o tempo necessário para realizar as atividades.</w:t>
           </w:r>
         </w:p>
         <w:p>
@@ -12595,13 +12466,7 @@
         <w:rPr>
           <w:rFonts w:cs="Arial"/>
         </w:rPr>
-        <w:t xml:space="preserve">Os recursos necessários para que seja </w:t>
-      </w:r>
-      <w:r>
-        <w:rPr>
-          <w:rFonts w:cs="Arial"/>
-        </w:rPr>
-        <w:t>realizado o atual projeto estão inclusos</w:t>
+        <w:t>Os recursos necessários para que seja realizado o atual projeto estão inclusos</w:t>
       </w:r>
       <w:r>
         <w:rPr>
@@ -17886,15 +17751,7 @@
                 <w:sz w:val="24"/>
                 <w:szCs w:val="24"/>
               </w:rPr>
-              <w:t xml:space="preserve">e experiência do </w:t>
-            </w:r>
-            <w:r>
-              <w:rPr>
-                <w:rFonts w:cs="Arial"/>
-                <w:sz w:val="24"/>
-                <w:szCs w:val="24"/>
-              </w:rPr>
-              <w:t>usuário.</w:t>
+              <w:t>e experiência do usuário.</w:t>
             </w:r>
           </w:p>
         </w:tc>
@@ -19012,15 +18869,7 @@
           <w:sz w:val="24"/>
           <w:szCs w:val="24"/>
         </w:rPr>
-        <w:t>u</w:t>
-      </w:r>
-      <w:r>
-        <w:rPr>
-          <w:rFonts w:cs="Arial"/>
-          <w:sz w:val="24"/>
-          <w:szCs w:val="24"/>
-        </w:rPr>
-        <w:t>so</w:t>
+        <w:t>uso</w:t>
       </w:r>
       <w:r>
         <w:rPr>
@@ -19653,13 +19502,7 @@
         <w:rPr>
           <w:rFonts w:cs="Arial"/>
         </w:rPr>
-        <w:t xml:space="preserve">do </w:t>
-      </w:r>
-      <w:r>
-        <w:rPr>
-          <w:rFonts w:cs="Arial"/>
-        </w:rPr>
-        <w:t>projeto. Diante disso, as principais restrições do presente projeto são:</w:t>
+        <w:t>do projeto. Diante disso, as principais restrições do presente projeto são:</w:t>
       </w:r>
     </w:p>
     <w:p>
@@ -20072,15 +19915,7 @@
           <w:sz w:val="24"/>
           <w:szCs w:val="24"/>
         </w:rPr>
-        <w:t xml:space="preserve">por exemplo água, fontes de calor, </w:t>
-      </w:r>
-      <w:r>
-        <w:rPr>
-          <w:rFonts w:cs="Arial"/>
-          <w:sz w:val="24"/>
-          <w:szCs w:val="24"/>
-        </w:rPr>
-        <w:t>inflamáveis etc.</w:t>
+        <w:t>por exemplo água, fontes de calor, inflamáveis etc.</w:t>
       </w:r>
     </w:p>
     <w:p>
@@ -20912,14 +20747,7 @@
           <w:rFonts w:ascii="Arial MT" w:hAnsi="Arial MT"/>
           <w:spacing w:val="-5"/>
         </w:rPr>
-        <w:t xml:space="preserve"> </w:t>
-      </w:r>
-      <w:r>
-        <w:rPr>
-          <w:rFonts w:ascii="Arial MT" w:hAnsi="Arial MT"/>
-          <w:spacing w:val="-2"/>
-        </w:rPr>
-        <w:t>BIBLIOGRÁFICA</w:t>
+        <w:t>S</w:t>
       </w:r>
     </w:p>
     <w:p>
@@ -20985,15 +20813,7 @@
           <w:sz w:val="24"/>
           <w:szCs w:val="24"/>
         </w:rPr>
-        <w:t xml:space="preserve">. [S.I.]: Niq, 2025. Color. Disponível em: https://abaas.com.br/wp- </w:t>
-      </w:r>
-      <w:r>
-        <w:rPr>
-          <w:rFonts w:cs="Arial"/>
-          <w:sz w:val="24"/>
-          <w:szCs w:val="24"/>
-        </w:rPr>
-        <w:t>content/uploads/2025/04/Apresentacao-NielsenIQ_ABAAS_Marco-2025.pdf. Acesso</w:t>
+        <w:t>. [S.I.]: Niq, 2025. Color. Disponível em: https://abaas.com.br/wp- content/uploads/2025/04/Apresentacao-NielsenIQ_ABAAS_Marco-2025.pdf. Acesso</w:t>
       </w:r>
       <w:r>
         <w:rPr>
@@ -21089,14 +20909,7 @@
           <w:rFonts w:cs="Arial"/>
           <w:b/>
         </w:rPr>
-        <w:t>Z</w:t>
-      </w:r>
-      <w:r>
-        <w:rPr>
-          <w:rFonts w:cs="Arial"/>
-          <w:b/>
-        </w:rPr>
-        <w:t>enodo</w:t>
+        <w:t>Zenodo</w:t>
       </w:r>
       <w:r>
         <w:rPr>
@@ -21233,15 +21046,7 @@
           <w:sz w:val="24"/>
           <w:szCs w:val="24"/>
         </w:rPr>
-        <w:t>2025. Disponível em: https://cndl.org.br/varejosa</w:t>
-      </w:r>
-      <w:r>
-        <w:rPr>
-          <w:rFonts w:cs="Arial"/>
-          <w:sz w:val="24"/>
-          <w:szCs w:val="24"/>
-        </w:rPr>
-        <w:t>/por-que-os-sistemas-erp-estao-crescendo-no-brasil/. Acesso em: 05 set. 2025.</w:t>
+        <w:t>2025. Disponível em: https://cndl.org.br/varejosa/por-que-os-sistemas-erp-estao-crescendo-no-brasil/. Acesso em: 05 set. 2025.</w:t>
       </w:r>
     </w:p>
     <w:p>
@@ -21287,15 +21092,7 @@
           <w:sz w:val="24"/>
           <w:szCs w:val="24"/>
         </w:rPr>
-        <w:t>. 2024. Disponível em: https://dcomercio.com.br/publicacao/s/perdas- levam-para-o-lixo</w:t>
-      </w:r>
-      <w:r>
-        <w:rPr>
-          <w:rFonts w:cs="Arial"/>
-          <w:sz w:val="24"/>
-          <w:szCs w:val="24"/>
-        </w:rPr>
-        <w:t xml:space="preserve">-em-media-8-das-receitas-do-varejo-alimentar. Acesso em: 05 set. </w:t>
+        <w:t xml:space="preserve">. 2024. Disponível em: https://dcomercio.com.br/publicacao/s/perdas- levam-para-o-lixo-em-media-8-das-receitas-do-varejo-alimentar. Acesso em: 05 set. </w:t>
       </w:r>
       <w:r>
         <w:rPr>
@@ -21611,13 +21408,7 @@
         <w:rPr>
           <w:rFonts w:cs="Arial"/>
         </w:rPr>
-        <w:t>: eficiência e eco</w:t>
-      </w:r>
-      <w:r>
-        <w:rPr>
-          <w:rFonts w:cs="Arial"/>
-        </w:rPr>
-        <w:t>nomia. eficiência e economia. 2025. Disponível em: https://</w:t>
+        <w:t>: eficiência e economia. eficiência e economia. 2025. Disponível em: https://</w:t>
       </w:r>
       <w:hyperlink r:id="rId40">
         <w:r>
@@ -21664,14 +21455,7 @@
           <w:rFonts w:cs="Arial"/>
           <w:b/>
         </w:rPr>
-        <w:t xml:space="preserve">Principais tipos de perdas em </w:t>
-      </w:r>
-      <w:r>
-        <w:rPr>
-          <w:rFonts w:cs="Arial"/>
-          <w:b/>
-        </w:rPr>
-        <w:t xml:space="preserve">supermercados: </w:t>
+        <w:t xml:space="preserve">Principais tipos de perdas em supermercados: </w:t>
       </w:r>
       <w:r>
         <w:rPr>
@@ -21691,13 +21475,7 @@
         <w:rPr>
           <w:rFonts w:cs="Arial"/>
         </w:rPr>
-        <w:t xml:space="preserve"> perdas-em-supermercados-como-evitar. Acesso em: 05 set. 20</w:t>
-      </w:r>
-      <w:r>
-        <w:rPr>
-          <w:rFonts w:cs="Arial"/>
-        </w:rPr>
-        <w:t>25.</w:t>
+        <w:t xml:space="preserve"> perdas-em-supermercados-como-evitar. Acesso em: 05 set. 2025.</w:t>
       </w:r>
     </w:p>
     <w:sectPr>
@@ -21873,7 +21651,7 @@
             </wp:anchor>
           </w:drawing>
         </mc:Choice>
-        <mc:Fallback xmlns:w16sdtfl="http://schemas.microsoft.com/office/word/2024/wordml/sdtformatlock" xmlns:w16du="http://schemas.microsoft.com/office/word/2023/wordml/word16du" xmlns:oel="http://schemas.microsoft.com/office/2019/extlst">
+        <mc:Fallback xmlns:oel="http://schemas.microsoft.com/office/2019/extlst" xmlns:w16du="http://schemas.microsoft.com/office/word/2023/wordml/word16du" xmlns:w16sdtfl="http://schemas.microsoft.com/office/word/2024/wordml/sdtformatlock">
           <w:pict>
             <v:rect w14:anchorId="53BDF64C" id="Textbox 1" o:spid="_x0000_s1026" style="position:absolute;margin-left:546.95pt;margin-top:36.55pt;width:12.65pt;height:13.1pt;z-index:-251689472;visibility:visible;mso-wrap-style:square;mso-wrap-distance-left:0;mso-wrap-distance-top:0;mso-wrap-distance-right:0;mso-wrap-distance-bottom:0;mso-position-horizontal:absolute;mso-position-horizontal-relative:page;mso-position-vertical:absolute;mso-position-vertical-relative:page;v-text-anchor:top" o:gfxdata="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" filled="f" stroked="f">
               <v:textbox inset="0,0,0,0">
@@ -22063,7 +21841,7 @@
             </wp:anchor>
           </w:drawing>
         </mc:Choice>
-        <mc:Fallback xmlns:w16sdtfl="http://schemas.microsoft.com/office/word/2024/wordml/sdtformatlock" xmlns:w16du="http://schemas.microsoft.com/office/word/2023/wordml/word16du" xmlns:oel="http://schemas.microsoft.com/office/2019/extlst">
+        <mc:Fallback xmlns:oel="http://schemas.microsoft.com/office/2019/extlst" xmlns:w16du="http://schemas.microsoft.com/office/word/2023/wordml/word16du" xmlns:w16sdtfl="http://schemas.microsoft.com/office/word/2024/wordml/sdtformatlock">
           <w:pict>
             <v:rect w14:anchorId="467ECFC6" id="Textbox 10" o:spid="_x0000_s1035" style="position:absolute;margin-left:543.15pt;margin-top:36.55pt;width:16.35pt;height:13.1pt;z-index:-251633152;visibility:visible;mso-wrap-style:square;mso-wrap-distance-left:0;mso-wrap-distance-top:0;mso-wrap-distance-right:0;mso-wrap-distance-bottom:0;mso-position-horizontal:absolute;mso-position-horizontal-relative:page;mso-position-vertical:absolute;mso-position-vertical-relative:page;v-text-anchor:top" o:gfxdata="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" filled="f" stroked="f">
               <v:textbox inset="0,0,0,0">
@@ -22304,7 +22082,7 @@
             </wp:anchor>
           </w:drawing>
         </mc:Choice>
-        <mc:Fallback xmlns:w16sdtfl="http://schemas.microsoft.com/office/word/2024/wordml/sdtformatlock" xmlns:w16du="http://schemas.microsoft.com/office/word/2023/wordml/word16du" xmlns:oel="http://schemas.microsoft.com/office/2019/extlst">
+        <mc:Fallback xmlns:oel="http://schemas.microsoft.com/office/2019/extlst" xmlns:w16du="http://schemas.microsoft.com/office/word/2023/wordml/word16du" xmlns:w16sdtfl="http://schemas.microsoft.com/office/word/2024/wordml/sdtformatlock">
           <w:pict>
             <v:rect w14:anchorId="3A0C1A37" id="Textbox 11" o:spid="_x0000_s1036" style="position:absolute;margin-left:543.15pt;margin-top:36.55pt;width:16.35pt;height:13.1pt;z-index:-251632128;visibility:visible;mso-wrap-style:square;mso-wrap-distance-left:0;mso-wrap-distance-top:0;mso-wrap-distance-right:0;mso-wrap-distance-bottom:0;mso-position-horizontal:absolute;mso-position-horizontal-relative:page;mso-position-vertical:absolute;mso-position-vertical-relative:page;v-text-anchor:top" o:gfxdata="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" filled="f" stroked="f">
               <v:textbox inset="0,0,0,0">
@@ -22545,7 +22323,7 @@
             </wp:anchor>
           </w:drawing>
         </mc:Choice>
-        <mc:Fallback xmlns:w16sdtfl="http://schemas.microsoft.com/office/word/2024/wordml/sdtformatlock" xmlns:w16du="http://schemas.microsoft.com/office/word/2023/wordml/word16du" xmlns:oel="http://schemas.microsoft.com/office/2019/extlst">
+        <mc:Fallback xmlns:oel="http://schemas.microsoft.com/office/2019/extlst" xmlns:w16du="http://schemas.microsoft.com/office/word/2023/wordml/word16du" xmlns:w16sdtfl="http://schemas.microsoft.com/office/word/2024/wordml/sdtformatlock">
           <w:pict>
             <v:rect w14:anchorId="22B80A3C" id="Textbox 12" o:spid="_x0000_s1037" style="position:absolute;margin-left:543.15pt;margin-top:36.55pt;width:16.35pt;height:13.1pt;z-index:-251631104;visibility:visible;mso-wrap-style:square;mso-wrap-distance-left:0;mso-wrap-distance-top:0;mso-wrap-distance-right:0;mso-wrap-distance-bottom:0;mso-position-horizontal:absolute;mso-position-horizontal-relative:page;mso-position-vertical:absolute;mso-position-vertical-relative:page;v-text-anchor:top" o:gfxdata="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" filled="f" stroked="f">
               <v:textbox inset="0,0,0,0">
@@ -22786,7 +22564,7 @@
             </wp:anchor>
           </w:drawing>
         </mc:Choice>
-        <mc:Fallback xmlns:w16sdtfl="http://schemas.microsoft.com/office/word/2024/wordml/sdtformatlock" xmlns:w16du="http://schemas.microsoft.com/office/word/2023/wordml/word16du" xmlns:oel="http://schemas.microsoft.com/office/2019/extlst">
+        <mc:Fallback xmlns:oel="http://schemas.microsoft.com/office/2019/extlst" xmlns:w16du="http://schemas.microsoft.com/office/word/2023/wordml/word16du" xmlns:w16sdtfl="http://schemas.microsoft.com/office/word/2024/wordml/sdtformatlock">
           <w:pict>
             <v:rect w14:anchorId="41CF21E3" id="Textbox 13" o:spid="_x0000_s1038" style="position:absolute;margin-left:543.15pt;margin-top:36.55pt;width:16.35pt;height:13.1pt;z-index:-503316444;visibility:visible;mso-wrap-style:square;mso-wrap-distance-left:0;mso-wrap-distance-top:0;mso-wrap-distance-right:0;mso-wrap-distance-bottom:0;mso-position-horizontal:absolute;mso-position-horizontal-relative:page;mso-position-vertical:absolute;mso-position-vertical-relative:page;v-text-anchor:top" o:gfxdata="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" filled="f" stroked="f">
               <v:textbox inset="0,0,0,0">
@@ -23027,7 +22805,7 @@
             </wp:anchor>
           </w:drawing>
         </mc:Choice>
-        <mc:Fallback xmlns:w16sdtfl="http://schemas.microsoft.com/office/word/2024/wordml/sdtformatlock" xmlns:w16du="http://schemas.microsoft.com/office/word/2023/wordml/word16du" xmlns:oel="http://schemas.microsoft.com/office/2019/extlst">
+        <mc:Fallback xmlns:oel="http://schemas.microsoft.com/office/2019/extlst" xmlns:w16du="http://schemas.microsoft.com/office/word/2023/wordml/word16du" xmlns:w16sdtfl="http://schemas.microsoft.com/office/word/2024/wordml/sdtformatlock">
           <w:pict>
             <v:rect w14:anchorId="0D5A3CF9" id="Textbox 14" o:spid="_x0000_s1039" style="position:absolute;margin-left:543.15pt;margin-top:36.55pt;width:16.35pt;height:13.1pt;z-index:-503316443;visibility:visible;mso-wrap-style:square;mso-wrap-distance-left:0;mso-wrap-distance-top:0;mso-wrap-distance-right:0;mso-wrap-distance-bottom:0;mso-position-horizontal:absolute;mso-position-horizontal-relative:page;mso-position-vertical:absolute;mso-position-vertical-relative:page;v-text-anchor:top" o:gfxdata="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" filled="f" stroked="f">
               <v:textbox inset="0,0,0,0">
@@ -23268,7 +23046,7 @@
             </wp:anchor>
           </w:drawing>
         </mc:Choice>
-        <mc:Fallback xmlns:w16sdtfl="http://schemas.microsoft.com/office/word/2024/wordml/sdtformatlock" xmlns:w16du="http://schemas.microsoft.com/office/word/2023/wordml/word16du" xmlns:oel="http://schemas.microsoft.com/office/2019/extlst">
+        <mc:Fallback xmlns:oel="http://schemas.microsoft.com/office/2019/extlst" xmlns:w16du="http://schemas.microsoft.com/office/word/2023/wordml/word16du" xmlns:w16sdtfl="http://schemas.microsoft.com/office/word/2024/wordml/sdtformatlock">
           <w:pict>
             <v:rect w14:anchorId="172860A6" id="Textbox 3" o:spid="_x0000_s1027" style="position:absolute;margin-left:543.15pt;margin-top:36.55pt;width:16.35pt;height:13.1pt;z-index:-251686400;visibility:visible;mso-wrap-style:square;mso-wrap-distance-left:0;mso-wrap-distance-top:0;mso-wrap-distance-right:0;mso-wrap-distance-bottom:0;mso-position-horizontal:absolute;mso-position-horizontal-relative:page;mso-position-vertical:absolute;mso-position-vertical-relative:page;v-text-anchor:top" o:gfxdata="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" filled="f" stroked="f">
               <v:textbox inset="0,0,0,0">
@@ -23509,7 +23287,7 @@
             </wp:anchor>
           </w:drawing>
         </mc:Choice>
-        <mc:Fallback xmlns:w16sdtfl="http://schemas.microsoft.com/office/word/2024/wordml/sdtformatlock" xmlns:w16du="http://schemas.microsoft.com/office/word/2023/wordml/word16du" xmlns:oel="http://schemas.microsoft.com/office/2019/extlst">
+        <mc:Fallback xmlns:oel="http://schemas.microsoft.com/office/2019/extlst" xmlns:w16du="http://schemas.microsoft.com/office/word/2023/wordml/word16du" xmlns:w16sdtfl="http://schemas.microsoft.com/office/word/2024/wordml/sdtformatlock">
           <w:pict>
             <v:rect w14:anchorId="58669A5B" id="Textbox 2" o:spid="_x0000_s1028" style="position:absolute;margin-left:543.15pt;margin-top:36.55pt;width:16.35pt;height:13.1pt;z-index:-251685376;visibility:visible;mso-wrap-style:square;mso-wrap-distance-left:0;mso-wrap-distance-top:0;mso-wrap-distance-right:0;mso-wrap-distance-bottom:0;mso-position-horizontal:absolute;mso-position-horizontal-relative:page;mso-position-vertical:absolute;mso-position-vertical-relative:page;v-text-anchor:top" o:gfxdata="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" filled="f" stroked="f">
               <v:textbox inset="0,0,0,0">
@@ -23750,7 +23528,7 @@
             </wp:anchor>
           </w:drawing>
         </mc:Choice>
-        <mc:Fallback xmlns:w16sdtfl="http://schemas.microsoft.com/office/word/2024/wordml/sdtformatlock" xmlns:w16du="http://schemas.microsoft.com/office/word/2023/wordml/word16du" xmlns:oel="http://schemas.microsoft.com/office/2019/extlst">
+        <mc:Fallback xmlns:oel="http://schemas.microsoft.com/office/2019/extlst" xmlns:w16du="http://schemas.microsoft.com/office/word/2023/wordml/word16du" xmlns:w16sdtfl="http://schemas.microsoft.com/office/word/2024/wordml/sdtformatlock">
           <w:pict>
             <v:rect w14:anchorId="6C8E4423" id="Textbox 4" o:spid="_x0000_s1029" style="position:absolute;margin-left:543.15pt;margin-top:36.55pt;width:16.35pt;height:13.1pt;z-index:-251683328;visibility:visible;mso-wrap-style:square;mso-wrap-distance-left:0;mso-wrap-distance-top:0;mso-wrap-distance-right:0;mso-wrap-distance-bottom:0;mso-position-horizontal:absolute;mso-position-horizontal-relative:page;mso-position-vertical:absolute;mso-position-vertical-relative:page;v-text-anchor:top" o:gfxdata="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" filled="f" stroked="f">
               <v:textbox inset="0,0,0,0">
@@ -23991,7 +23769,7 @@
             </wp:anchor>
           </w:drawing>
         </mc:Choice>
-        <mc:Fallback xmlns:w16sdtfl="http://schemas.microsoft.com/office/word/2024/wordml/sdtformatlock" xmlns:w16du="http://schemas.microsoft.com/office/word/2023/wordml/word16du" xmlns:oel="http://schemas.microsoft.com/office/2019/extlst">
+        <mc:Fallback xmlns:oel="http://schemas.microsoft.com/office/2019/extlst" xmlns:w16du="http://schemas.microsoft.com/office/word/2023/wordml/word16du" xmlns:w16sdtfl="http://schemas.microsoft.com/office/word/2024/wordml/sdtformatlock">
           <w:pict>
             <v:rect w14:anchorId="0B0E73B5" id="Textbox 5" o:spid="_x0000_s1030" style="position:absolute;margin-left:543.15pt;margin-top:36.55pt;width:16.35pt;height:13.1pt;z-index:-251673088;visibility:visible;mso-wrap-style:square;mso-wrap-distance-left:0;mso-wrap-distance-top:0;mso-wrap-distance-right:0;mso-wrap-distance-bottom:0;mso-position-horizontal:absolute;mso-position-horizontal-relative:page;mso-position-vertical:absolute;mso-position-vertical-relative:page;v-text-anchor:top" o:gfxdata="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" filled="f" stroked="f">
               <v:textbox inset="0,0,0,0">
@@ -24232,7 +24010,7 @@
             </wp:anchor>
           </w:drawing>
         </mc:Choice>
-        <mc:Fallback xmlns:w16sdtfl="http://schemas.microsoft.com/office/word/2024/wordml/sdtformatlock" xmlns:w16du="http://schemas.microsoft.com/office/word/2023/wordml/word16du" xmlns:oel="http://schemas.microsoft.com/office/2019/extlst">
+        <mc:Fallback xmlns:oel="http://schemas.microsoft.com/office/2019/extlst" xmlns:w16du="http://schemas.microsoft.com/office/word/2023/wordml/word16du" xmlns:w16sdtfl="http://schemas.microsoft.com/office/word/2024/wordml/sdtformatlock">
           <w:pict>
             <v:rect w14:anchorId="2802F7FD" id="Textbox 6" o:spid="_x0000_s1031" style="position:absolute;margin-left:543.15pt;margin-top:36.55pt;width:16.35pt;height:13.1pt;z-index:-251652608;visibility:visible;mso-wrap-style:square;mso-wrap-distance-left:0;mso-wrap-distance-top:0;mso-wrap-distance-right:0;mso-wrap-distance-bottom:0;mso-position-horizontal:absolute;mso-position-horizontal-relative:page;mso-position-vertical:absolute;mso-position-vertical-relative:page;v-text-anchor:top" o:gfxdata="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" filled="f" stroked="f">
               <v:textbox inset="0,0,0,0">
@@ -24473,7 +24251,7 @@
             </wp:anchor>
           </w:drawing>
         </mc:Choice>
-        <mc:Fallback xmlns:w16sdtfl="http://schemas.microsoft.com/office/word/2024/wordml/sdtformatlock" xmlns:w16du="http://schemas.microsoft.com/office/word/2023/wordml/word16du" xmlns:oel="http://schemas.microsoft.com/office/2019/extlst">
+        <mc:Fallback xmlns:oel="http://schemas.microsoft.com/office/2019/extlst" xmlns:w16du="http://schemas.microsoft.com/office/word/2023/wordml/word16du" xmlns:w16sdtfl="http://schemas.microsoft.com/office/word/2024/wordml/sdtformatlock">
           <w:pict>
             <v:rect w14:anchorId="7B3673B5" id="Textbox 7" o:spid="_x0000_s1032" style="position:absolute;margin-left:543.15pt;margin-top:36.55pt;width:16.35pt;height:13.1pt;z-index:-251638272;visibility:visible;mso-wrap-style:square;mso-wrap-distance-left:0;mso-wrap-distance-top:0;mso-wrap-distance-right:0;mso-wrap-distance-bottom:0;mso-position-horizontal:absolute;mso-position-horizontal-relative:page;mso-position-vertical:absolute;mso-position-vertical-relative:page;v-text-anchor:top" o:gfxdata="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" filled="f" stroked="f">
               <v:textbox inset="0,0,0,0">
@@ -24714,7 +24492,7 @@
             </wp:anchor>
           </w:drawing>
         </mc:Choice>
-        <mc:Fallback xmlns:w16sdtfl="http://schemas.microsoft.com/office/word/2024/wordml/sdtformatlock" xmlns:w16du="http://schemas.microsoft.com/office/word/2023/wordml/word16du" xmlns:oel="http://schemas.microsoft.com/office/2019/extlst">
+        <mc:Fallback xmlns:oel="http://schemas.microsoft.com/office/2019/extlst" xmlns:w16du="http://schemas.microsoft.com/office/word/2023/wordml/word16du" xmlns:w16sdtfl="http://schemas.microsoft.com/office/word/2024/wordml/sdtformatlock">
           <w:pict>
             <v:rect w14:anchorId="6676EEB7" id="Textbox 8" o:spid="_x0000_s1033" style="position:absolute;margin-left:543.15pt;margin-top:36.55pt;width:16.35pt;height:13.1pt;z-index:-251636224;visibility:visible;mso-wrap-style:square;mso-wrap-distance-left:0;mso-wrap-distance-top:0;mso-wrap-distance-right:0;mso-wrap-distance-bottom:0;mso-position-horizontal:absolute;mso-position-horizontal-relative:page;mso-position-vertical:absolute;mso-position-vertical-relative:page;v-text-anchor:top" o:gfxdata="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" filled="f" stroked="f">
               <v:textbox inset="0,0,0,0">
@@ -24955,7 +24733,7 @@
             </wp:anchor>
           </w:drawing>
         </mc:Choice>
-        <mc:Fallback xmlns:w16sdtfl="http://schemas.microsoft.com/office/word/2024/wordml/sdtformatlock" xmlns:w16du="http://schemas.microsoft.com/office/word/2023/wordml/word16du" xmlns:oel="http://schemas.microsoft.com/office/2019/extlst">
+        <mc:Fallback xmlns:oel="http://schemas.microsoft.com/office/2019/extlst" xmlns:w16du="http://schemas.microsoft.com/office/word/2023/wordml/word16du" xmlns:w16sdtfl="http://schemas.microsoft.com/office/word/2024/wordml/sdtformatlock">
           <w:pict>
             <v:rect w14:anchorId="32534568" id="Textbox 9" o:spid="_x0000_s1034" style="position:absolute;margin-left:543.15pt;margin-top:36.55pt;width:16.35pt;height:13.1pt;z-index:-251634176;visibility:visible;mso-wrap-style:square;mso-wrap-distance-left:0;mso-wrap-distance-top:0;mso-wrap-distance-right:0;mso-wrap-distance-bottom:0;mso-position-horizontal:absolute;mso-position-horizontal-relative:page;mso-position-vertical:absolute;mso-position-vertical-relative:page;v-text-anchor:top" o:gfxdata="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" filled="f" stroked="f">
               <v:textbox inset="0,0,0,0">
@@ -26207,7 +25985,6 @@
   <w:style w:type="character" w:default="1" w:styleId="Fontepargpadro">
     <w:name w:val="Default Paragraph Font"/>
     <w:uiPriority w:val="1"/>
-    <w:semiHidden/>
     <w:unhideWhenUsed/>
   </w:style>
   <w:style w:type="table" w:default="1" w:styleId="Tabelanormal">
